--- a/Docs/references/GameDocument_2_0.docx
+++ b/Docs/references/GameDocument_2_0.docx
@@ -53,7 +53,7 @@
         <w:widowControl w:val="1"/>
         <w:numPr>
           <w:ilvl w:val="0"/>
-          <w:numId w:val="3"/>
+          <w:numId w:val="11"/>
         </w:numPr>
         <w:pBdr>
           <w:top w:space="0" w:sz="0" w:val="nil"/>
@@ -110,7 +110,7 @@
         <w:widowControl w:val="1"/>
         <w:numPr>
           <w:ilvl w:val="1"/>
-          <w:numId w:val="1"/>
+          <w:numId w:val="9"/>
         </w:numPr>
         <w:pBdr>
           <w:top w:space="0" w:sz="0" w:val="nil"/>
@@ -188,7 +188,7 @@
         <w:widowControl w:val="1"/>
         <w:numPr>
           <w:ilvl w:val="0"/>
-          <w:numId w:val="3"/>
+          <w:numId w:val="11"/>
         </w:numPr>
         <w:pBdr>
           <w:top w:space="0" w:sz="0" w:val="nil"/>
@@ -245,7 +245,7 @@
         <w:widowControl w:val="1"/>
         <w:numPr>
           <w:ilvl w:val="1"/>
-          <w:numId w:val="4"/>
+          <w:numId w:val="12"/>
         </w:numPr>
         <w:pBdr>
           <w:top w:space="0" w:sz="0" w:val="nil"/>
@@ -318,7 +318,7 @@
         <w:widowControl w:val="1"/>
         <w:numPr>
           <w:ilvl w:val="1"/>
-          <w:numId w:val="4"/>
+          <w:numId w:val="12"/>
         </w:numPr>
         <w:pBdr>
           <w:top w:space="0" w:sz="0" w:val="nil"/>
@@ -423,7 +423,7 @@
         <w:widowControl w:val="1"/>
         <w:numPr>
           <w:ilvl w:val="1"/>
-          <w:numId w:val="4"/>
+          <w:numId w:val="12"/>
         </w:numPr>
         <w:pBdr>
           <w:top w:space="0" w:sz="0" w:val="nil"/>
@@ -692,7 +692,7 @@
       </w:r>
       <w:sdt>
         <w:sdtPr>
-          <w:id w:val="-2010545846"/>
+          <w:id w:val="1516172109"/>
           <w:tag w:val="goog_rdk_0"/>
         </w:sdtPr>
         <w:sdtContent>
@@ -701,7 +701,7 @@
       </w:sdt>
       <w:sdt>
         <w:sdtPr>
-          <w:id w:val="-1295962051"/>
+          <w:id w:val="-930204663"/>
           <w:tag w:val="goog_rdk_1"/>
         </w:sdtPr>
         <w:sdtContent>
@@ -886,7 +886,7 @@
         <w:widowControl w:val="1"/>
         <w:numPr>
           <w:ilvl w:val="1"/>
-          <w:numId w:val="4"/>
+          <w:numId w:val="12"/>
         </w:numPr>
         <w:pBdr>
           <w:top w:space="0" w:sz="0" w:val="nil"/>
@@ -943,7 +943,7 @@
         <w:widowControl w:val="1"/>
         <w:numPr>
           <w:ilvl w:val="0"/>
-          <w:numId w:val="5"/>
+          <w:numId w:val="13"/>
         </w:numPr>
         <w:pBdr>
           <w:top w:space="0" w:sz="0" w:val="nil"/>
@@ -974,7 +974,7 @@
       </w:pPr>
       <w:sdt>
         <w:sdtPr>
-          <w:id w:val="-703491016"/>
+          <w:id w:val="-1619113440"/>
           <w:tag w:val="goog_rdk_2"/>
         </w:sdtPr>
         <w:sdtContent>
@@ -983,7 +983,7 @@
       </w:sdt>
       <w:sdt>
         <w:sdtPr>
-          <w:id w:val="-1944857143"/>
+          <w:id w:val="-1354649121"/>
           <w:tag w:val="goog_rdk_3"/>
         </w:sdtPr>
         <w:sdtContent>
@@ -992,7 +992,7 @@
       </w:sdt>
       <w:sdt>
         <w:sdtPr>
-          <w:id w:val="1792445307"/>
+          <w:id w:val="-1593503947"/>
           <w:tag w:val="goog_rdk_4"/>
         </w:sdtPr>
         <w:sdtContent>
@@ -1044,7 +1044,7 @@
         <w:widowControl w:val="1"/>
         <w:numPr>
           <w:ilvl w:val="0"/>
-          <w:numId w:val="5"/>
+          <w:numId w:val="13"/>
         </w:numPr>
         <w:pBdr>
           <w:top w:space="0" w:sz="0" w:val="nil"/>
@@ -1075,7 +1075,7 @@
       </w:pPr>
       <w:sdt>
         <w:sdtPr>
-          <w:id w:val="-2061118339"/>
+          <w:id w:val="-1654667859"/>
           <w:tag w:val="goog_rdk_5"/>
         </w:sdtPr>
         <w:sdtContent>
@@ -1084,7 +1084,7 @@
       </w:sdt>
       <w:sdt>
         <w:sdtPr>
-          <w:id w:val="-592398562"/>
+          <w:id w:val="-1242956454"/>
           <w:tag w:val="goog_rdk_6"/>
         </w:sdtPr>
         <w:sdtContent>
@@ -1093,7 +1093,7 @@
       </w:sdt>
       <w:sdt>
         <w:sdtPr>
-          <w:id w:val="-78951779"/>
+          <w:id w:val="1408153925"/>
           <w:tag w:val="goog_rdk_7"/>
         </w:sdtPr>
         <w:sdtContent>
@@ -1102,7 +1102,7 @@
       </w:sdt>
       <w:sdt>
         <w:sdtPr>
-          <w:id w:val="-999057659"/>
+          <w:id w:val="1320977356"/>
           <w:tag w:val="goog_rdk_8"/>
         </w:sdtPr>
         <w:sdtContent>
@@ -1158,7 +1158,7 @@
         <w:widowControl w:val="1"/>
         <w:numPr>
           <w:ilvl w:val="0"/>
-          <w:numId w:val="5"/>
+          <w:numId w:val="13"/>
         </w:numPr>
         <w:pBdr>
           <w:top w:space="0" w:sz="0" w:val="nil"/>
@@ -1220,7 +1220,7 @@
         <w:widowControl w:val="1"/>
         <w:numPr>
           <w:ilvl w:val="0"/>
-          <w:numId w:val="5"/>
+          <w:numId w:val="13"/>
         </w:numPr>
         <w:pBdr>
           <w:top w:space="0" w:sz="0" w:val="nil"/>
@@ -1282,7 +1282,7 @@
         <w:widowControl w:val="1"/>
         <w:numPr>
           <w:ilvl w:val="0"/>
-          <w:numId w:val="5"/>
+          <w:numId w:val="13"/>
         </w:numPr>
         <w:pBdr>
           <w:top w:space="0" w:sz="0" w:val="nil"/>
@@ -1313,7 +1313,7 @@
       </w:pPr>
       <w:sdt>
         <w:sdtPr>
-          <w:id w:val="834074171"/>
+          <w:id w:val="1093601110"/>
           <w:tag w:val="goog_rdk_9"/>
         </w:sdtPr>
         <w:sdtContent>
@@ -1322,7 +1322,7 @@
       </w:sdt>
       <w:sdt>
         <w:sdtPr>
-          <w:id w:val="-1383910185"/>
+          <w:id w:val="-2093921189"/>
           <w:tag w:val="goog_rdk_10"/>
         </w:sdtPr>
         <w:sdtContent>
@@ -1505,7 +1505,7 @@
         <w:widowControl w:val="1"/>
         <w:numPr>
           <w:ilvl w:val="0"/>
-          <w:numId w:val="5"/>
+          <w:numId w:val="13"/>
         </w:numPr>
         <w:pBdr>
           <w:top w:space="0" w:sz="0" w:val="nil"/>
@@ -1567,7 +1567,7 @@
         <w:widowControl w:val="1"/>
         <w:numPr>
           <w:ilvl w:val="0"/>
-          <w:numId w:val="5"/>
+          <w:numId w:val="13"/>
         </w:numPr>
         <w:pBdr>
           <w:top w:space="0" w:sz="0" w:val="nil"/>
@@ -1629,7 +1629,7 @@
         <w:widowControl w:val="1"/>
         <w:numPr>
           <w:ilvl w:val="0"/>
-          <w:numId w:val="5"/>
+          <w:numId w:val="13"/>
         </w:numPr>
         <w:pBdr>
           <w:top w:space="0" w:sz="0" w:val="nil"/>
@@ -1691,7 +1691,7 @@
         <w:widowControl w:val="1"/>
         <w:numPr>
           <w:ilvl w:val="0"/>
-          <w:numId w:val="5"/>
+          <w:numId w:val="13"/>
         </w:numPr>
         <w:pBdr>
           <w:top w:space="0" w:sz="0" w:val="nil"/>
@@ -1753,7 +1753,7 @@
         <w:widowControl w:val="1"/>
         <w:numPr>
           <w:ilvl w:val="0"/>
-          <w:numId w:val="5"/>
+          <w:numId w:val="13"/>
         </w:numPr>
         <w:pBdr>
           <w:top w:space="0" w:sz="0" w:val="nil"/>
@@ -1815,7 +1815,7 @@
         <w:widowControl w:val="1"/>
         <w:numPr>
           <w:ilvl w:val="0"/>
-          <w:numId w:val="5"/>
+          <w:numId w:val="13"/>
         </w:numPr>
         <w:pBdr>
           <w:top w:space="0" w:sz="0" w:val="nil"/>
@@ -1877,7 +1877,7 @@
         <w:widowControl w:val="1"/>
         <w:numPr>
           <w:ilvl w:val="0"/>
-          <w:numId w:val="5"/>
+          <w:numId w:val="13"/>
         </w:numPr>
         <w:pBdr>
           <w:top w:space="0" w:sz="0" w:val="nil"/>
@@ -1908,7 +1908,7 @@
       </w:pPr>
       <w:sdt>
         <w:sdtPr>
-          <w:id w:val="1075600833"/>
+          <w:id w:val="-569422303"/>
           <w:tag w:val="goog_rdk_11"/>
         </w:sdtPr>
         <w:sdtContent>
@@ -1917,7 +1917,7 @@
       </w:sdt>
       <w:sdt>
         <w:sdtPr>
-          <w:id w:val="-1248660757"/>
+          <w:id w:val="-610221907"/>
           <w:tag w:val="goog_rdk_12"/>
         </w:sdtPr>
         <w:sdtContent>
@@ -1965,7 +1965,7 @@
         <w:widowControl w:val="1"/>
         <w:numPr>
           <w:ilvl w:val="0"/>
-          <w:numId w:val="5"/>
+          <w:numId w:val="13"/>
         </w:numPr>
         <w:pBdr>
           <w:top w:space="0" w:sz="0" w:val="nil"/>
@@ -2027,7 +2027,7 @@
         <w:widowControl w:val="1"/>
         <w:numPr>
           <w:ilvl w:val="0"/>
-          <w:numId w:val="5"/>
+          <w:numId w:val="13"/>
         </w:numPr>
         <w:pBdr>
           <w:top w:space="0" w:sz="0" w:val="nil"/>
@@ -2089,7 +2089,7 @@
         <w:widowControl w:val="1"/>
         <w:numPr>
           <w:ilvl w:val="1"/>
-          <w:numId w:val="4"/>
+          <w:numId w:val="12"/>
         </w:numPr>
         <w:pBdr>
           <w:top w:space="0" w:sz="0" w:val="nil"/>
@@ -2194,7 +2194,7 @@
       </w:r>
       <w:sdt>
         <w:sdtPr>
-          <w:id w:val="1368522633"/>
+          <w:id w:val="-1380239703"/>
           <w:tag w:val="goog_rdk_13"/>
         </w:sdtPr>
         <w:sdtContent>
@@ -2203,7 +2203,7 @@
       </w:sdt>
       <w:sdt>
         <w:sdtPr>
-          <w:id w:val="-1364789120"/>
+          <w:id w:val="-46985806"/>
           <w:tag w:val="goog_rdk_14"/>
         </w:sdtPr>
         <w:sdtContent>
@@ -2317,7 +2317,7 @@
         <w:widowControl w:val="1"/>
         <w:numPr>
           <w:ilvl w:val="1"/>
-          <w:numId w:val="4"/>
+          <w:numId w:val="12"/>
         </w:numPr>
         <w:pBdr>
           <w:top w:space="0" w:sz="0" w:val="nil"/>
@@ -2497,7 +2497,7 @@
       <w:pPr>
         <w:numPr>
           <w:ilvl w:val="2"/>
-          <w:numId w:val="6"/>
+          <w:numId w:val="14"/>
         </w:numPr>
         <w:spacing w:after="0" w:line="240" w:lineRule="auto"/>
         <w:ind w:left="0" w:firstLine="0"/>
@@ -2519,7 +2519,7 @@
       <w:pPr>
         <w:numPr>
           <w:ilvl w:val="2"/>
-          <w:numId w:val="6"/>
+          <w:numId w:val="14"/>
         </w:numPr>
         <w:spacing w:after="0" w:line="240" w:lineRule="auto"/>
         <w:ind w:left="0" w:firstLine="0"/>
@@ -2541,7 +2541,7 @@
       <w:pPr>
         <w:numPr>
           <w:ilvl w:val="2"/>
-          <w:numId w:val="6"/>
+          <w:numId w:val="14"/>
         </w:numPr>
         <w:spacing w:after="0" w:line="240" w:lineRule="auto"/>
         <w:ind w:left="0" w:firstLine="0"/>
@@ -2563,7 +2563,7 @@
       <w:pPr>
         <w:numPr>
           <w:ilvl w:val="2"/>
-          <w:numId w:val="6"/>
+          <w:numId w:val="14"/>
         </w:numPr>
         <w:spacing w:after="0" w:line="240" w:lineRule="auto"/>
         <w:ind w:left="0" w:firstLine="0"/>
@@ -2585,7 +2585,7 @@
       <w:pPr>
         <w:numPr>
           <w:ilvl w:val="2"/>
-          <w:numId w:val="6"/>
+          <w:numId w:val="14"/>
         </w:numPr>
         <w:spacing w:after="0" w:line="240" w:lineRule="auto"/>
         <w:ind w:left="0" w:firstLine="0"/>
@@ -2607,7 +2607,7 @@
       <w:pPr>
         <w:numPr>
           <w:ilvl w:val="2"/>
-          <w:numId w:val="6"/>
+          <w:numId w:val="14"/>
         </w:numPr>
         <w:spacing w:after="0" w:line="240" w:lineRule="auto"/>
         <w:ind w:left="709" w:hanging="709"/>
@@ -2629,7 +2629,7 @@
       <w:pPr>
         <w:numPr>
           <w:ilvl w:val="2"/>
-          <w:numId w:val="6"/>
+          <w:numId w:val="14"/>
         </w:numPr>
         <w:spacing w:after="0" w:line="240" w:lineRule="auto"/>
         <w:ind w:left="0" w:firstLine="0"/>
@@ -2651,7 +2651,7 @@
       <w:pPr>
         <w:numPr>
           <w:ilvl w:val="2"/>
-          <w:numId w:val="6"/>
+          <w:numId w:val="14"/>
         </w:numPr>
         <w:spacing w:after="0" w:line="240" w:lineRule="auto"/>
         <w:ind w:left="709" w:hanging="709"/>
@@ -2673,7 +2673,7 @@
       <w:pPr>
         <w:numPr>
           <w:ilvl w:val="2"/>
-          <w:numId w:val="6"/>
+          <w:numId w:val="14"/>
         </w:numPr>
         <w:spacing w:after="0" w:line="240" w:lineRule="auto"/>
         <w:ind w:left="709" w:hanging="709"/>
@@ -2699,7 +2699,7 @@
         <w:widowControl w:val="1"/>
         <w:numPr>
           <w:ilvl w:val="2"/>
-          <w:numId w:val="7"/>
+          <w:numId w:val="15"/>
         </w:numPr>
         <w:pBdr>
           <w:top w:space="0" w:sz="0" w:val="nil"/>
@@ -2838,7 +2838,7 @@
         <w:widowControl w:val="1"/>
         <w:numPr>
           <w:ilvl w:val="2"/>
-          <w:numId w:val="7"/>
+          <w:numId w:val="15"/>
         </w:numPr>
         <w:pBdr>
           <w:top w:space="0" w:sz="0" w:val="nil"/>
@@ -2911,7 +2911,7 @@
         <w:widowControl w:val="1"/>
         <w:numPr>
           <w:ilvl w:val="2"/>
-          <w:numId w:val="7"/>
+          <w:numId w:val="15"/>
         </w:numPr>
         <w:pBdr>
           <w:top w:space="0" w:sz="0" w:val="nil"/>
@@ -2984,7 +2984,7 @@
         <w:widowControl w:val="1"/>
         <w:numPr>
           <w:ilvl w:val="2"/>
-          <w:numId w:val="7"/>
+          <w:numId w:val="15"/>
         </w:numPr>
         <w:pBdr>
           <w:top w:space="0" w:sz="0" w:val="nil"/>
@@ -3068,7 +3068,7 @@
       </w:pPr>
       <w:sdt>
         <w:sdtPr>
-          <w:id w:val="-1026867175"/>
+          <w:id w:val="357988088"/>
           <w:tag w:val="goog_rdk_15"/>
         </w:sdtPr>
         <w:sdtContent>
@@ -3077,7 +3077,7 @@
       </w:sdt>
       <w:sdt>
         <w:sdtPr>
-          <w:id w:val="-507537551"/>
+          <w:id w:val="-1859555727"/>
           <w:tag w:val="goog_rdk_16"/>
         </w:sdtPr>
         <w:sdtContent>
@@ -3086,7 +3086,7 @@
       </w:sdt>
       <w:sdt>
         <w:sdtPr>
-          <w:id w:val="570041616"/>
+          <w:id w:val="795038381"/>
           <w:tag w:val="goog_rdk_17"/>
         </w:sdtPr>
         <w:sdtContent>
@@ -3095,7 +3095,7 @@
       </w:sdt>
       <w:sdt>
         <w:sdtPr>
-          <w:id w:val="86530544"/>
+          <w:id w:val="1886173944"/>
           <w:tag w:val="goog_rdk_18"/>
         </w:sdtPr>
         <w:sdtContent>
@@ -3139,7 +3139,7 @@
           <wp:inline distB="0" distT="0" distL="0" distR="0">
             <wp:extent cx="6137333" cy="2164443"/>
             <wp:effectExtent b="0" l="0" r="0" t="0"/>
-            <wp:docPr id="3" name="image1.png"/>
+            <wp:docPr id="4" name="image1.png"/>
             <a:graphic>
               <a:graphicData uri="http://schemas.openxmlformats.org/drawingml/2006/picture">
                 <pic:pic>
@@ -3195,7 +3195,7 @@
         <w:widowControl w:val="1"/>
         <w:numPr>
           <w:ilvl w:val="0"/>
-          <w:numId w:val="3"/>
+          <w:numId w:val="11"/>
         </w:numPr>
         <w:pBdr>
           <w:top w:space="0" w:sz="0" w:val="nil"/>
@@ -3437,7 +3437,7 @@
       </w:r>
       <w:sdt>
         <w:sdtPr>
-          <w:id w:val="-1725621830"/>
+          <w:id w:val="948274812"/>
           <w:tag w:val="goog_rdk_19"/>
         </w:sdtPr>
         <w:sdtContent>
@@ -3446,7 +3446,7 @@
       </w:sdt>
       <w:sdt>
         <w:sdtPr>
-          <w:id w:val="-52785095"/>
+          <w:id w:val="659457517"/>
           <w:tag w:val="goog_rdk_20"/>
         </w:sdtPr>
         <w:sdtContent>
@@ -3638,7 +3638,7 @@
         <w:widowControl w:val="1"/>
         <w:numPr>
           <w:ilvl w:val="0"/>
-          <w:numId w:val="3"/>
+          <w:numId w:val="11"/>
         </w:numPr>
         <w:pBdr>
           <w:top w:space="0" w:sz="0" w:val="nil"/>
@@ -3869,7 +3869,7 @@
         <w:widowControl w:val="1"/>
         <w:numPr>
           <w:ilvl w:val="0"/>
-          <w:numId w:val="2"/>
+          <w:numId w:val="10"/>
         </w:numPr>
         <w:pBdr>
           <w:top w:space="0" w:sz="0" w:val="nil"/>
@@ -3946,7 +3946,7 @@
         <w:widowControl w:val="1"/>
         <w:numPr>
           <w:ilvl w:val="0"/>
-          <w:numId w:val="2"/>
+          <w:numId w:val="10"/>
         </w:numPr>
         <w:pBdr>
           <w:top w:space="0" w:sz="0" w:val="nil"/>
@@ -4023,7 +4023,7 @@
         <w:widowControl w:val="1"/>
         <w:numPr>
           <w:ilvl w:val="0"/>
-          <w:numId w:val="2"/>
+          <w:numId w:val="10"/>
         </w:numPr>
         <w:pBdr>
           <w:top w:space="0" w:sz="0" w:val="nil"/>
@@ -4100,7 +4100,7 @@
         <w:widowControl w:val="1"/>
         <w:numPr>
           <w:ilvl w:val="0"/>
-          <w:numId w:val="2"/>
+          <w:numId w:val="10"/>
         </w:numPr>
         <w:pBdr>
           <w:top w:space="0" w:sz="0" w:val="nil"/>
@@ -4177,7 +4177,7 @@
         <w:widowControl w:val="1"/>
         <w:numPr>
           <w:ilvl w:val="0"/>
-          <w:numId w:val="2"/>
+          <w:numId w:val="10"/>
         </w:numPr>
         <w:pBdr>
           <w:top w:space="0" w:sz="0" w:val="nil"/>
@@ -4254,7 +4254,7 @@
         <w:widowControl w:val="1"/>
         <w:numPr>
           <w:ilvl w:val="0"/>
-          <w:numId w:val="2"/>
+          <w:numId w:val="10"/>
         </w:numPr>
         <w:pBdr>
           <w:top w:space="0" w:sz="0" w:val="nil"/>
@@ -4331,7 +4331,7 @@
         <w:widowControl w:val="1"/>
         <w:numPr>
           <w:ilvl w:val="0"/>
-          <w:numId w:val="2"/>
+          <w:numId w:val="10"/>
         </w:numPr>
         <w:pBdr>
           <w:top w:space="0" w:sz="0" w:val="nil"/>
@@ -4486,7 +4486,7 @@
         <w:widowControl w:val="1"/>
         <w:numPr>
           <w:ilvl w:val="0"/>
-          <w:numId w:val="2"/>
+          <w:numId w:val="10"/>
         </w:numPr>
         <w:pBdr>
           <w:top w:space="0" w:sz="0" w:val="nil"/>
@@ -4563,7 +4563,7 @@
         <w:widowControl w:val="1"/>
         <w:numPr>
           <w:ilvl w:val="0"/>
-          <w:numId w:val="2"/>
+          <w:numId w:val="10"/>
         </w:numPr>
         <w:pBdr>
           <w:top w:space="0" w:sz="0" w:val="nil"/>
@@ -4640,7 +4640,7 @@
         <w:widowControl w:val="1"/>
         <w:numPr>
           <w:ilvl w:val="0"/>
-          <w:numId w:val="2"/>
+          <w:numId w:val="10"/>
         </w:numPr>
         <w:pBdr>
           <w:top w:space="0" w:sz="0" w:val="nil"/>
@@ -4717,7 +4717,7 @@
         <w:widowControl w:val="1"/>
         <w:numPr>
           <w:ilvl w:val="0"/>
-          <w:numId w:val="2"/>
+          <w:numId w:val="10"/>
         </w:numPr>
         <w:pBdr>
           <w:top w:space="0" w:sz="0" w:val="nil"/>
@@ -4794,7 +4794,7 @@
         <w:widowControl w:val="1"/>
         <w:numPr>
           <w:ilvl w:val="0"/>
-          <w:numId w:val="2"/>
+          <w:numId w:val="10"/>
         </w:numPr>
         <w:pBdr>
           <w:top w:space="0" w:sz="0" w:val="nil"/>
@@ -4871,7 +4871,7 @@
         <w:widowControl w:val="1"/>
         <w:numPr>
           <w:ilvl w:val="0"/>
-          <w:numId w:val="2"/>
+          <w:numId w:val="10"/>
         </w:numPr>
         <w:pBdr>
           <w:top w:space="0" w:sz="0" w:val="nil"/>
@@ -5026,7 +5026,7 @@
         <w:widowControl w:val="1"/>
         <w:numPr>
           <w:ilvl w:val="0"/>
-          <w:numId w:val="2"/>
+          <w:numId w:val="10"/>
         </w:numPr>
         <w:pBdr>
           <w:top w:space="0" w:sz="0" w:val="nil"/>
@@ -5103,7 +5103,7 @@
         <w:widowControl w:val="1"/>
         <w:numPr>
           <w:ilvl w:val="0"/>
-          <w:numId w:val="2"/>
+          <w:numId w:val="10"/>
         </w:numPr>
         <w:pBdr>
           <w:top w:space="0" w:sz="0" w:val="nil"/>
@@ -5180,7 +5180,7 @@
         <w:widowControl w:val="1"/>
         <w:numPr>
           <w:ilvl w:val="0"/>
-          <w:numId w:val="2"/>
+          <w:numId w:val="10"/>
         </w:numPr>
         <w:pBdr>
           <w:top w:space="0" w:sz="0" w:val="nil"/>
@@ -5257,7 +5257,7 @@
         <w:widowControl w:val="1"/>
         <w:numPr>
           <w:ilvl w:val="0"/>
-          <w:numId w:val="2"/>
+          <w:numId w:val="10"/>
         </w:numPr>
         <w:pBdr>
           <w:top w:space="0" w:sz="0" w:val="nil"/>
@@ -5334,7 +5334,7 @@
         <w:widowControl w:val="1"/>
         <w:numPr>
           <w:ilvl w:val="0"/>
-          <w:numId w:val="2"/>
+          <w:numId w:val="10"/>
         </w:numPr>
         <w:pBdr>
           <w:top w:space="0" w:sz="0" w:val="nil"/>
@@ -5411,7 +5411,7 @@
         <w:widowControl w:val="1"/>
         <w:numPr>
           <w:ilvl w:val="0"/>
-          <w:numId w:val="2"/>
+          <w:numId w:val="10"/>
         </w:numPr>
         <w:pBdr>
           <w:top w:space="0" w:sz="0" w:val="nil"/>
@@ -5488,7 +5488,7 @@
         <w:widowControl w:val="1"/>
         <w:numPr>
           <w:ilvl w:val="0"/>
-          <w:numId w:val="2"/>
+          <w:numId w:val="10"/>
         </w:numPr>
         <w:pBdr>
           <w:top w:space="0" w:sz="0" w:val="nil"/>
@@ -5565,7 +5565,7 @@
         <w:widowControl w:val="1"/>
         <w:numPr>
           <w:ilvl w:val="0"/>
-          <w:numId w:val="2"/>
+          <w:numId w:val="10"/>
         </w:numPr>
         <w:pBdr>
           <w:top w:space="0" w:sz="0" w:val="nil"/>
@@ -5642,7 +5642,7 @@
         <w:widowControl w:val="1"/>
         <w:numPr>
           <w:ilvl w:val="0"/>
-          <w:numId w:val="2"/>
+          <w:numId w:val="10"/>
         </w:numPr>
         <w:pBdr>
           <w:top w:space="0" w:sz="0" w:val="nil"/>
@@ -5738,7 +5738,7 @@
       </w:pPr>
       <w:sdt>
         <w:sdtPr>
-          <w:id w:val="1438466909"/>
+          <w:id w:val="-425571065"/>
           <w:tag w:val="goog_rdk_21"/>
         </w:sdtPr>
         <w:sdtContent>
@@ -5921,6 +5921,84 @@
     </w:p>
     <w:p>
       <w:pPr>
+        <w:rPr>
+          <w:sz w:val="24"/>
+          <w:szCs w:val="24"/>
+        </w:rPr>
+      </w:pPr>
+      <w:r>
+        <w:rPr>
+          <w:rtl w:val="0"/>
+        </w:rPr>
+      </w:r>
+    </w:p>
+    <w:p>
+      <w:pPr>
+        <w:rPr>
+          <w:sz w:val="24"/>
+          <w:szCs w:val="24"/>
+        </w:rPr>
+      </w:pPr>
+      <w:r>
+        <w:rPr>
+          <w:rtl w:val="0"/>
+        </w:rPr>
+      </w:r>
+    </w:p>
+    <w:p>
+      <w:pPr>
+        <w:rPr>
+          <w:sz w:val="24"/>
+          <w:szCs w:val="24"/>
+        </w:rPr>
+      </w:pPr>
+      <w:r>
+        <w:rPr>
+          <w:rtl w:val="0"/>
+        </w:rPr>
+      </w:r>
+    </w:p>
+    <w:p>
+      <w:pPr>
+        <w:rPr>
+          <w:sz w:val="24"/>
+          <w:szCs w:val="24"/>
+        </w:rPr>
+      </w:pPr>
+      <w:r>
+        <w:rPr>
+          <w:rtl w:val="0"/>
+        </w:rPr>
+      </w:r>
+    </w:p>
+    <w:p>
+      <w:pPr>
+        <w:rPr>
+          <w:sz w:val="24"/>
+          <w:szCs w:val="24"/>
+        </w:rPr>
+      </w:pPr>
+      <w:r>
+        <w:rPr>
+          <w:rtl w:val="0"/>
+        </w:rPr>
+      </w:r>
+    </w:p>
+    <w:p>
+      <w:pPr>
+        <w:rPr>
+          <w:sz w:val="24"/>
+          <w:szCs w:val="24"/>
+        </w:rPr>
+      </w:pPr>
+      <w:r>
+        <w:rPr>
+          <w:rtl w:val="0"/>
+        </w:rPr>
+      </w:r>
+    </w:p>
+    <w:p>
+      <w:pPr>
         <w:ind w:firstLine="720"/>
         <w:rPr>
           <w:sz w:val="40"/>
@@ -5933,7 +6011,4177 @@
           <w:szCs w:val="40"/>
           <w:rtl w:val="0"/>
         </w:rPr>
-        <w:t xml:space="preserve">7.1 Motor-choice / Motor Advice</w:t>
+        <w:t xml:space="preserve">7.1 Important Miscs</w:t>
+      </w:r>
+    </w:p>
+    <w:p>
+      <w:pPr>
+        <w:pStyle w:val="Heading2"/>
+        <w:keepNext w:val="0"/>
+        <w:keepLines w:val="0"/>
+        <w:rPr>
+          <w:sz w:val="34"/>
+          <w:szCs w:val="34"/>
+        </w:rPr>
+      </w:pPr>
+      <w:bookmarkStart w:colFirst="0" w:colLast="0" w:name="_heading=h.c43up13mocwu" w:id="1"/>
+      <w:bookmarkEnd w:id="1"/>
+      <w:r>
+        <w:rPr>
+          <w:sz w:val="34"/>
+          <w:szCs w:val="34"/>
+          <w:rtl w:val="0"/>
+        </w:rPr>
+        <w:t xml:space="preserve">Contraintes de l'essais : boucle principale</w:t>
+      </w:r>
+    </w:p>
+    <w:p>
+      <w:pPr>
+        <w:numPr>
+          <w:ilvl w:val="0"/>
+          <w:numId w:val="18"/>
+        </w:numPr>
+        <w:spacing w:after="0" w:afterAutospacing="0" w:before="240" w:lineRule="auto"/>
+        <w:ind w:left="720" w:hanging="360"/>
+        <w:rPr>
+          <w:sz w:val="24"/>
+          <w:szCs w:val="24"/>
+        </w:rPr>
+      </w:pPr>
+      <w:r>
+        <w:rPr>
+          <w:color w:val="008000"/>
+          <w:sz w:val="24"/>
+          <w:szCs w:val="24"/>
+          <w:rtl w:val="0"/>
+        </w:rPr>
+        <w:t xml:space="preserve">Le personnage est à égale distance des deux cibles.</w:t>
+      </w:r>
+    </w:p>
+    <w:p>
+      <w:pPr>
+        <w:numPr>
+          <w:ilvl w:val="0"/>
+          <w:numId w:val="18"/>
+        </w:numPr>
+        <w:spacing w:after="0" w:afterAutospacing="0" w:before="0" w:beforeAutospacing="0" w:lineRule="auto"/>
+        <w:ind w:left="720" w:hanging="360"/>
+        <w:rPr>
+          <w:sz w:val="24"/>
+          <w:szCs w:val="24"/>
+        </w:rPr>
+      </w:pPr>
+      <w:r>
+        <w:rPr>
+          <w:color w:val="008000"/>
+          <w:sz w:val="24"/>
+          <w:szCs w:val="24"/>
+          <w:rtl w:val="0"/>
+        </w:rPr>
+        <w:t xml:space="preserve">Il existe un trajet optimal pour atteindre chacune des cibles (même nombre de key press pour atteindre les cibles par l'optimal)</w:t>
+      </w:r>
+    </w:p>
+    <w:p>
+      <w:pPr>
+        <w:numPr>
+          <w:ilvl w:val="0"/>
+          <w:numId w:val="18"/>
+        </w:numPr>
+        <w:spacing w:after="0" w:afterAutospacing="0" w:before="0" w:beforeAutospacing="0" w:lineRule="auto"/>
+        <w:ind w:left="720" w:hanging="360"/>
+        <w:rPr>
+          <w:sz w:val="24"/>
+          <w:szCs w:val="24"/>
+        </w:rPr>
+      </w:pPr>
+      <w:r>
+        <w:rPr>
+          <w:color w:val="008000"/>
+          <w:sz w:val="24"/>
+          <w:szCs w:val="24"/>
+          <w:rtl w:val="0"/>
+        </w:rPr>
+        <w:t xml:space="preserve">La "structure du chemin" elle, est tirée aléatoirement dans une longueur donnée.</w:t>
+      </w:r>
+    </w:p>
+    <w:p>
+      <w:pPr>
+        <w:numPr>
+          <w:ilvl w:val="0"/>
+          <w:numId w:val="18"/>
+        </w:numPr>
+        <w:spacing w:after="0" w:afterAutospacing="0" w:before="0" w:beforeAutospacing="0" w:lineRule="auto"/>
+        <w:ind w:left="720" w:hanging="360"/>
+        <w:rPr>
+          <w:sz w:val="24"/>
+          <w:szCs w:val="24"/>
+        </w:rPr>
+      </w:pPr>
+      <w:r>
+        <w:rPr>
+          <w:color w:val="008000"/>
+          <w:sz w:val="24"/>
+          <w:szCs w:val="24"/>
+          <w:rtl w:val="0"/>
+        </w:rPr>
+        <w:t xml:space="preserve">Autant de nombre de changement de direction que souhaité. Juste le trajet sera prolongé et donc le joueur n'empruntera pas le meilleure chemin.</w:t>
+      </w:r>
+    </w:p>
+    <w:p>
+      <w:pPr>
+        <w:numPr>
+          <w:ilvl w:val="0"/>
+          <w:numId w:val="18"/>
+        </w:numPr>
+        <w:spacing w:after="0" w:afterAutospacing="0" w:before="0" w:beforeAutospacing="0" w:lineRule="auto"/>
+        <w:ind w:left="720" w:hanging="360"/>
+        <w:rPr>
+          <w:sz w:val="24"/>
+          <w:szCs w:val="24"/>
+        </w:rPr>
+      </w:pPr>
+      <w:r>
+        <w:rPr>
+          <w:color w:val="008000"/>
+          <w:sz w:val="24"/>
+          <w:szCs w:val="24"/>
+          <w:rtl w:val="0"/>
+        </w:rPr>
+        <w:t xml:space="preserve">La même variété dans les même types de keypress est une sur-contrainte : à retirer.</w:t>
+      </w:r>
+    </w:p>
+    <w:p>
+      <w:pPr>
+        <w:numPr>
+          <w:ilvl w:val="0"/>
+          <w:numId w:val="18"/>
+        </w:numPr>
+        <w:spacing w:after="0" w:afterAutospacing="0" w:before="0" w:beforeAutospacing="0" w:lineRule="auto"/>
+        <w:ind w:left="720" w:hanging="360"/>
+        <w:rPr>
+          <w:sz w:val="24"/>
+          <w:szCs w:val="24"/>
+        </w:rPr>
+      </w:pPr>
+      <w:r>
+        <w:rPr>
+          <w:color w:val="008000"/>
+          <w:sz w:val="24"/>
+          <w:szCs w:val="24"/>
+          <w:rtl w:val="0"/>
+        </w:rPr>
+        <w:t xml:space="preserve">Variété dans la longueur des trajets entre les maps. Les cible sont positionné aléatoirement à distance comprise dans un interval</w:t>
+      </w:r>
+    </w:p>
+    <w:p>
+      <w:pPr>
+        <w:numPr>
+          <w:ilvl w:val="0"/>
+          <w:numId w:val="18"/>
+        </w:numPr>
+        <w:spacing w:after="0" w:afterAutospacing="0" w:before="0" w:beforeAutospacing="0" w:lineRule="auto"/>
+        <w:ind w:left="720" w:hanging="360"/>
+        <w:rPr>
+          <w:sz w:val="24"/>
+          <w:szCs w:val="24"/>
+        </w:rPr>
+      </w:pPr>
+      <w:r>
+        <w:rPr>
+          <w:color w:val="808080"/>
+          <w:sz w:val="24"/>
+          <w:szCs w:val="24"/>
+          <w:rtl w:val="0"/>
+        </w:rPr>
+        <w:t xml:space="preserve">La caméra est positionnée pile au dessus de la map (top-down view) ou légèrement incliné si plus jolie.</w:t>
+      </w:r>
+    </w:p>
+    <w:p>
+      <w:pPr>
+        <w:numPr>
+          <w:ilvl w:val="0"/>
+          <w:numId w:val="18"/>
+        </w:numPr>
+        <w:spacing w:after="0" w:afterAutospacing="0" w:before="0" w:beforeAutospacing="0" w:lineRule="auto"/>
+        <w:ind w:left="720" w:hanging="360"/>
+        <w:rPr>
+          <w:sz w:val="24"/>
+          <w:szCs w:val="24"/>
+        </w:rPr>
+      </w:pPr>
+      <w:r>
+        <w:rPr>
+          <w:color w:val="0000ff"/>
+          <w:sz w:val="24"/>
+          <w:szCs w:val="24"/>
+          <w:rtl w:val="0"/>
+        </w:rPr>
+        <w:t xml:space="preserve">Map generation : Sur la map, 2 types d'obstacles : </w:t>
+      </w:r>
+      <w:r>
+        <w:rPr>
+          <w:sz w:val="24"/>
+          <w:szCs w:val="24"/>
+          <w:rtl w:val="0"/>
+        </w:rPr>
+        <w:t xml:space="preserve">(</w:t>
+      </w:r>
+      <w:r>
+        <w:rPr>
+          <w:b w:val="1"/>
+          <w:bCs w:val="1"/>
+          <w:sz w:val="24"/>
+          <w:szCs w:val="24"/>
+          <w:rtl w:val="0"/>
+        </w:rPr>
+        <w:t xml:space="preserve">no tasks planned for this point</w:t>
+      </w:r>
+      <w:r>
+        <w:rPr>
+          <w:sz w:val="24"/>
+          <w:szCs w:val="24"/>
+          <w:rtl w:val="0"/>
+        </w:rPr>
+        <w:t xml:space="preserve">) : to be checked</w:t>
+      </w:r>
+    </w:p>
+    <w:p>
+      <w:pPr>
+        <w:numPr>
+          <w:ilvl w:val="1"/>
+          <w:numId w:val="18"/>
+        </w:numPr>
+        <w:spacing w:after="0" w:afterAutospacing="0" w:before="0" w:beforeAutospacing="0" w:lineRule="auto"/>
+        <w:ind w:left="1440" w:hanging="360"/>
+        <w:rPr>
+          <w:sz w:val="24"/>
+          <w:szCs w:val="24"/>
+        </w:rPr>
+      </w:pPr>
+      <w:r>
+        <w:rPr>
+          <w:color w:val="0000ff"/>
+          <w:sz w:val="24"/>
+          <w:szCs w:val="24"/>
+          <w:rtl w:val="0"/>
+        </w:rPr>
+        <w:t xml:space="preserve">Walls :</w:t>
+      </w:r>
+    </w:p>
+    <w:p>
+      <w:pPr>
+        <w:numPr>
+          <w:ilvl w:val="2"/>
+          <w:numId w:val="18"/>
+        </w:numPr>
+        <w:spacing w:after="0" w:afterAutospacing="0" w:before="0" w:beforeAutospacing="0" w:lineRule="auto"/>
+        <w:ind w:left="2160" w:hanging="360"/>
+        <w:rPr>
+          <w:sz w:val="24"/>
+          <w:szCs w:val="24"/>
+        </w:rPr>
+      </w:pPr>
+      <w:r>
+        <w:rPr>
+          <w:color w:val="0000ff"/>
+          <w:sz w:val="24"/>
+          <w:szCs w:val="24"/>
+          <w:rtl w:val="0"/>
+        </w:rPr>
+        <w:t xml:space="preserve">→ Walls don't give penality</w:t>
+      </w:r>
+    </w:p>
+    <w:p>
+      <w:pPr>
+        <w:numPr>
+          <w:ilvl w:val="2"/>
+          <w:numId w:val="18"/>
+        </w:numPr>
+        <w:spacing w:after="0" w:afterAutospacing="0" w:before="0" w:beforeAutospacing="0" w:lineRule="auto"/>
+        <w:ind w:left="2160" w:hanging="360"/>
+        <w:rPr>
+          <w:sz w:val="24"/>
+          <w:szCs w:val="24"/>
+        </w:rPr>
+      </w:pPr>
+      <w:r>
+        <w:rPr>
+          <w:color w:val="0000ff"/>
+          <w:sz w:val="24"/>
+          <w:szCs w:val="24"/>
+          <w:rtl w:val="0"/>
+        </w:rPr>
+        <w:t xml:space="preserve">→ Can see walls through fog of war not traps</w:t>
+      </w:r>
+    </w:p>
+    <w:p>
+      <w:pPr>
+        <w:numPr>
+          <w:ilvl w:val="1"/>
+          <w:numId w:val="18"/>
+        </w:numPr>
+        <w:spacing w:after="0" w:afterAutospacing="0" w:before="0" w:beforeAutospacing="0" w:lineRule="auto"/>
+        <w:ind w:left="1440" w:hanging="360"/>
+        <w:rPr>
+          <w:sz w:val="24"/>
+          <w:szCs w:val="24"/>
+        </w:rPr>
+      </w:pPr>
+      <w:r>
+        <w:rPr>
+          <w:color w:val="0000ff"/>
+          <w:sz w:val="24"/>
+          <w:szCs w:val="24"/>
+          <w:rtl w:val="0"/>
+        </w:rPr>
+        <w:t xml:space="preserve">Traps :</w:t>
+      </w:r>
+    </w:p>
+    <w:p>
+      <w:pPr>
+        <w:numPr>
+          <w:ilvl w:val="2"/>
+          <w:numId w:val="18"/>
+        </w:numPr>
+        <w:spacing w:after="0" w:afterAutospacing="0" w:before="0" w:beforeAutospacing="0" w:lineRule="auto"/>
+        <w:ind w:left="2160" w:hanging="360"/>
+        <w:rPr>
+          <w:sz w:val="24"/>
+          <w:szCs w:val="24"/>
+        </w:rPr>
+      </w:pPr>
+      <w:r>
+        <w:rPr>
+          <w:color w:val="0000ff"/>
+          <w:sz w:val="24"/>
+          <w:szCs w:val="24"/>
+          <w:rtl w:val="0"/>
+        </w:rPr>
+        <w:t xml:space="preserve">→ Gives penality</w:t>
+      </w:r>
+    </w:p>
+    <w:p>
+      <w:pPr>
+        <w:numPr>
+          <w:ilvl w:val="2"/>
+          <w:numId w:val="18"/>
+        </w:numPr>
+        <w:spacing w:after="240" w:before="0" w:beforeAutospacing="0" w:lineRule="auto"/>
+        <w:ind w:left="2160" w:hanging="360"/>
+        <w:rPr>
+          <w:sz w:val="24"/>
+          <w:szCs w:val="24"/>
+        </w:rPr>
+      </w:pPr>
+      <w:r>
+        <w:rPr>
+          <w:color w:val="0000ff"/>
+          <w:sz w:val="24"/>
+          <w:szCs w:val="24"/>
+          <w:rtl w:val="0"/>
+        </w:rPr>
+        <w:t xml:space="preserve">→ Cannot be seen through the Fog of War</w:t>
+      </w:r>
+    </w:p>
+    <w:p>
+      <w:pPr>
+        <w:rPr>
+          <w:sz w:val="24"/>
+          <w:szCs w:val="24"/>
+        </w:rPr>
+      </w:pPr>
+      <w:r>
+        <w:rPr>
+          <w:sz w:val="24"/>
+          <w:szCs w:val="24"/>
+          <w:rtl w:val="0"/>
+        </w:rPr>
+        <w:t xml:space="preserve"> </w:t>
+      </w:r>
+    </w:p>
+    <w:p>
+      <w:pPr>
+        <w:pStyle w:val="Heading2"/>
+        <w:keepNext w:val="0"/>
+        <w:keepLines w:val="0"/>
+        <w:rPr>
+          <w:color w:val="0000ff"/>
+          <w:sz w:val="34"/>
+          <w:szCs w:val="34"/>
+        </w:rPr>
+      </w:pPr>
+      <w:bookmarkStart w:colFirst="0" w:colLast="0" w:name="_heading=h.4ob6uetn5lkl" w:id="2"/>
+      <w:bookmarkEnd w:id="2"/>
+      <w:r>
+        <w:rPr>
+          <w:color w:val="0000ff"/>
+          <w:sz w:val="34"/>
+          <w:szCs w:val="34"/>
+          <w:rtl w:val="0"/>
+        </w:rPr>
+        <w:t xml:space="preserve">Contraintes sur la position des nuages d'insectes</w:t>
+      </w:r>
+    </w:p>
+    <w:p>
+      <w:pPr>
+        <w:numPr>
+          <w:ilvl w:val="0"/>
+          <w:numId w:val="20"/>
+        </w:numPr>
+        <w:spacing w:after="0" w:afterAutospacing="0" w:before="240" w:lineRule="auto"/>
+        <w:ind w:left="720" w:hanging="360"/>
+        <w:rPr>
+          <w:sz w:val="24"/>
+          <w:szCs w:val="24"/>
+        </w:rPr>
+      </w:pPr>
+      <w:r>
+        <w:rPr>
+          <w:color w:val="0000ff"/>
+          <w:sz w:val="24"/>
+          <w:szCs w:val="24"/>
+          <w:rtl w:val="0"/>
+        </w:rPr>
+        <w:t xml:space="preserve">Minimal distance between 2 clouds (discrimination purpose). (enforced by how distance to player is managed)</w:t>
+      </w:r>
+    </w:p>
+    <w:p>
+      <w:pPr>
+        <w:numPr>
+          <w:ilvl w:val="0"/>
+          <w:numId w:val="20"/>
+        </w:numPr>
+        <w:spacing w:after="0" w:afterAutospacing="0" w:before="0" w:beforeAutospacing="0" w:lineRule="auto"/>
+        <w:ind w:left="720" w:hanging="360"/>
+        <w:rPr>
+          <w:sz w:val="24"/>
+          <w:szCs w:val="24"/>
+        </w:rPr>
+      </w:pPr>
+      <w:r>
+        <w:rPr>
+          <w:color w:val="0000ff"/>
+          <w:sz w:val="24"/>
+          <w:szCs w:val="24"/>
+          <w:rtl w:val="0"/>
+        </w:rPr>
+        <w:t xml:space="preserve">Distance to the player always the same.</w:t>
+      </w:r>
+    </w:p>
+    <w:p>
+      <w:pPr>
+        <w:numPr>
+          <w:ilvl w:val="0"/>
+          <w:numId w:val="20"/>
+        </w:numPr>
+        <w:spacing w:after="240" w:before="0" w:beforeAutospacing="0" w:lineRule="auto"/>
+        <w:ind w:left="720" w:hanging="360"/>
+        <w:rPr>
+          <w:sz w:val="24"/>
+          <w:szCs w:val="24"/>
+        </w:rPr>
+      </w:pPr>
+      <w:r>
+        <w:rPr>
+          <w:color w:val="0000ff"/>
+          <w:sz w:val="24"/>
+          <w:szCs w:val="24"/>
+          <w:rtl w:val="0"/>
+        </w:rPr>
+        <w:t xml:space="preserve">Always spawn on the same raw so participant don't have the feeling that one is further away.</w:t>
+      </w:r>
+    </w:p>
+    <w:p>
+      <w:pPr>
+        <w:spacing w:after="240" w:before="240" w:lineRule="auto"/>
+        <w:rPr>
+          <w:sz w:val="24"/>
+          <w:szCs w:val="24"/>
+        </w:rPr>
+      </w:pPr>
+      <w:r>
+        <w:rPr>
+          <w:sz w:val="24"/>
+          <w:szCs w:val="24"/>
+          <w:rtl w:val="0"/>
+        </w:rPr>
+        <w:t xml:space="preserve"> </w:t>
+      </w:r>
+    </w:p>
+    <w:p>
+      <w:pPr>
+        <w:pStyle w:val="Heading2"/>
+        <w:keepNext w:val="0"/>
+        <w:keepLines w:val="0"/>
+        <w:rPr>
+          <w:color w:val="0000ff"/>
+          <w:sz w:val="34"/>
+          <w:szCs w:val="34"/>
+        </w:rPr>
+      </w:pPr>
+      <w:bookmarkStart w:colFirst="0" w:colLast="0" w:name="_heading=h.5ls36ez30cwa" w:id="3"/>
+      <w:bookmarkEnd w:id="3"/>
+      <w:r>
+        <w:rPr>
+          <w:color w:val="0000ff"/>
+          <w:sz w:val="34"/>
+          <w:szCs w:val="34"/>
+          <w:rtl w:val="0"/>
+        </w:rPr>
+        <w:t xml:space="preserve">Note sur les paramètres d'entrée :</w:t>
+      </w:r>
+    </w:p>
+    <w:p>
+      <w:pPr>
+        <w:numPr>
+          <w:ilvl w:val="0"/>
+          <w:numId w:val="7"/>
+        </w:numPr>
+        <w:spacing w:after="0" w:afterAutospacing="0" w:before="240" w:lineRule="auto"/>
+        <w:ind w:left="720" w:hanging="360"/>
+        <w:rPr>
+          <w:sz w:val="24"/>
+          <w:szCs w:val="24"/>
+        </w:rPr>
+      </w:pPr>
+      <w:r>
+        <w:rPr>
+          <w:color w:val="0000ff"/>
+          <w:sz w:val="24"/>
+          <w:szCs w:val="24"/>
+          <w:rtl w:val="0"/>
+        </w:rPr>
+        <w:t xml:space="preserve">A parameter to set the number of traps on a map should be accessible</w:t>
+      </w:r>
+    </w:p>
+    <w:p>
+      <w:pPr>
+        <w:numPr>
+          <w:ilvl w:val="0"/>
+          <w:numId w:val="7"/>
+        </w:numPr>
+        <w:spacing w:after="0" w:afterAutospacing="0" w:before="0" w:beforeAutospacing="0" w:lineRule="auto"/>
+        <w:ind w:left="720" w:hanging="360"/>
+        <w:rPr>
+          <w:sz w:val="24"/>
+          <w:szCs w:val="24"/>
+        </w:rPr>
+      </w:pPr>
+      <w:r>
+        <w:rPr>
+          <w:color w:val="0000ff"/>
+          <w:sz w:val="24"/>
+          <w:szCs w:val="24"/>
+          <w:rtl w:val="0"/>
+        </w:rPr>
+        <w:t xml:space="preserve">A parameter to set distance between the player and the targets should be accessible (min-max)</w:t>
+      </w:r>
+    </w:p>
+    <w:p>
+      <w:pPr>
+        <w:numPr>
+          <w:ilvl w:val="0"/>
+          <w:numId w:val="7"/>
+        </w:numPr>
+        <w:spacing w:after="0" w:afterAutospacing="0" w:before="0" w:beforeAutospacing="0" w:lineRule="auto"/>
+        <w:ind w:left="720" w:hanging="360"/>
+        <w:rPr>
+          <w:sz w:val="24"/>
+          <w:szCs w:val="24"/>
+        </w:rPr>
+      </w:pPr>
+      <w:r>
+        <w:rPr>
+          <w:color w:val="0000ff"/>
+          <w:sz w:val="24"/>
+          <w:szCs w:val="24"/>
+          <w:rtl w:val="0"/>
+        </w:rPr>
+        <w:t xml:space="preserve">Size of the map can be set before build and will be fixed at run time, not accessible in research panel</w:t>
+      </w:r>
+    </w:p>
+    <w:p>
+      <w:pPr>
+        <w:numPr>
+          <w:ilvl w:val="0"/>
+          <w:numId w:val="7"/>
+        </w:numPr>
+        <w:spacing w:after="0" w:afterAutospacing="0" w:before="0" w:beforeAutospacing="0" w:lineRule="auto"/>
+        <w:ind w:left="720" w:hanging="360"/>
+        <w:rPr>
+          <w:sz w:val="24"/>
+          <w:szCs w:val="24"/>
+        </w:rPr>
+      </w:pPr>
+      <w:r>
+        <w:rPr>
+          <w:color w:val="0000ff"/>
+          <w:sz w:val="24"/>
+          <w:szCs w:val="24"/>
+          <w:rtl w:val="0"/>
+        </w:rPr>
+        <w:t xml:space="preserve">Parameters to drive cloud rewards generations must be available</w:t>
+      </w:r>
+    </w:p>
+    <w:p>
+      <w:pPr>
+        <w:numPr>
+          <w:ilvl w:val="0"/>
+          <w:numId w:val="7"/>
+        </w:numPr>
+        <w:spacing w:after="0" w:afterAutospacing="0" w:before="0" w:beforeAutospacing="0" w:lineRule="auto"/>
+        <w:ind w:left="720" w:hanging="360"/>
+        <w:rPr>
+          <w:sz w:val="24"/>
+          <w:szCs w:val="24"/>
+        </w:rPr>
+      </w:pPr>
+      <w:r>
+        <w:rPr>
+          <w:strike w:val="1"/>
+          <w:color w:val="0000ff"/>
+          <w:sz w:val="24"/>
+          <w:szCs w:val="24"/>
+          <w:rtl w:val="0"/>
+        </w:rPr>
+        <w:t xml:space="preserve">Minimal distance between each </w:t>
+      </w:r>
+      <w:r>
+        <w:rPr>
+          <w:b w:val="1"/>
+          <w:bCs w:val="1"/>
+          <w:strike w:val="1"/>
+          <w:color w:val="0000ff"/>
+          <w:sz w:val="24"/>
+          <w:szCs w:val="24"/>
+          <w:rtl w:val="0"/>
+        </w:rPr>
+        <w:t xml:space="preserve">targets</w:t>
+      </w:r>
+      <w:r>
+        <w:rPr>
+          <w:strike w:val="1"/>
+          <w:color w:val="0000ff"/>
+          <w:sz w:val="24"/>
+          <w:szCs w:val="24"/>
+          <w:rtl w:val="0"/>
+        </w:rPr>
+        <w:t xml:space="preserve"> will be fixed, value given before build time.</w:t>
+      </w:r>
+      <w:r>
+        <w:rPr>
+          <w:color w:val="0000ff"/>
+          <w:sz w:val="24"/>
+          <w:szCs w:val="24"/>
+          <w:rtl w:val="0"/>
+        </w:rPr>
+        <w:t xml:space="preserve"> (enforced by how distance between targets to player is managed)</w:t>
+      </w:r>
+    </w:p>
+    <w:p>
+      <w:pPr>
+        <w:numPr>
+          <w:ilvl w:val="0"/>
+          <w:numId w:val="7"/>
+        </w:numPr>
+        <w:spacing w:after="0" w:afterAutospacing="0" w:before="0" w:beforeAutospacing="0" w:lineRule="auto"/>
+        <w:ind w:left="720" w:hanging="360"/>
+        <w:rPr>
+          <w:sz w:val="24"/>
+          <w:szCs w:val="24"/>
+        </w:rPr>
+      </w:pPr>
+      <w:r>
+        <w:rPr>
+          <w:color w:val="0000ff"/>
+          <w:sz w:val="24"/>
+          <w:szCs w:val="24"/>
+          <w:rtl w:val="0"/>
+        </w:rPr>
+        <w:t xml:space="preserve">A parameter to change proximal advice reliability should be accessible</w:t>
+      </w:r>
+    </w:p>
+    <w:p>
+      <w:pPr>
+        <w:numPr>
+          <w:ilvl w:val="0"/>
+          <w:numId w:val="7"/>
+        </w:numPr>
+        <w:spacing w:after="0" w:afterAutospacing="0" w:before="0" w:beforeAutospacing="0" w:lineRule="auto"/>
+        <w:ind w:left="720" w:hanging="360"/>
+        <w:rPr>
+          <w:sz w:val="24"/>
+          <w:szCs w:val="24"/>
+        </w:rPr>
+      </w:pPr>
+      <w:r>
+        <w:rPr>
+          <w:color w:val="0000ff"/>
+          <w:sz w:val="24"/>
+          <w:szCs w:val="24"/>
+          <w:rtl w:val="0"/>
+        </w:rPr>
+        <w:t xml:space="preserve">A parameter to set distribution/frequency at which the proximal advice is given should be accessible.</w:t>
+      </w:r>
+    </w:p>
+    <w:p>
+      <w:pPr>
+        <w:numPr>
+          <w:ilvl w:val="0"/>
+          <w:numId w:val="7"/>
+        </w:numPr>
+        <w:spacing w:after="0" w:afterAutospacing="0" w:before="0" w:beforeAutospacing="0" w:lineRule="auto"/>
+        <w:ind w:left="720" w:hanging="360"/>
+        <w:rPr>
+          <w:sz w:val="24"/>
+          <w:szCs w:val="24"/>
+        </w:rPr>
+      </w:pPr>
+      <w:r>
+        <w:rPr>
+          <w:color w:val="808080"/>
+          <w:sz w:val="24"/>
+          <w:szCs w:val="24"/>
+          <w:rtl w:val="0"/>
+        </w:rPr>
+        <w:t xml:space="preserve">Nb of </w:t>
+      </w:r>
+      <w:r>
+        <w:rPr>
+          <w:b w:val="1"/>
+          <w:bCs w:val="1"/>
+          <w:color w:val="808080"/>
+          <w:sz w:val="24"/>
+          <w:szCs w:val="24"/>
+          <w:rtl w:val="0"/>
+        </w:rPr>
+        <w:t xml:space="preserve">block</w:t>
+      </w:r>
+      <w:r>
+        <w:rPr>
+          <w:color w:val="808080"/>
+          <w:sz w:val="24"/>
+          <w:szCs w:val="24"/>
+          <w:rtl w:val="0"/>
+        </w:rPr>
+        <w:t xml:space="preserve"> should be a input parameters that researchers can adjust</w:t>
+      </w:r>
+    </w:p>
+    <w:p>
+      <w:pPr>
+        <w:numPr>
+          <w:ilvl w:val="0"/>
+          <w:numId w:val="7"/>
+        </w:numPr>
+        <w:spacing w:after="240" w:before="0" w:beforeAutospacing="0" w:lineRule="auto"/>
+        <w:ind w:left="720" w:hanging="360"/>
+        <w:rPr>
+          <w:sz w:val="24"/>
+          <w:szCs w:val="24"/>
+        </w:rPr>
+      </w:pPr>
+      <w:r>
+        <w:rPr>
+          <w:color w:val="808080"/>
+          <w:sz w:val="24"/>
+          <w:szCs w:val="24"/>
+          <w:rtl w:val="0"/>
+        </w:rPr>
+        <w:t xml:space="preserve">Nb of </w:t>
+      </w:r>
+      <w:r>
+        <w:rPr>
+          <w:b w:val="1"/>
+          <w:bCs w:val="1"/>
+          <w:color w:val="808080"/>
+          <w:sz w:val="24"/>
+          <w:szCs w:val="24"/>
+          <w:rtl w:val="0"/>
+        </w:rPr>
+        <w:t xml:space="preserve">trials</w:t>
+      </w:r>
+      <w:r>
+        <w:rPr>
+          <w:color w:val="808080"/>
+          <w:sz w:val="24"/>
+          <w:szCs w:val="24"/>
+          <w:rtl w:val="0"/>
+        </w:rPr>
+        <w:t xml:space="preserve"> per block should be a input parameters that researchers can adjust</w:t>
+      </w:r>
+    </w:p>
+    <w:p>
+      <w:pPr>
+        <w:spacing w:after="240" w:before="240" w:lineRule="auto"/>
+        <w:rPr>
+          <w:sz w:val="24"/>
+          <w:szCs w:val="24"/>
+        </w:rPr>
+      </w:pPr>
+      <w:r>
+        <w:rPr>
+          <w:sz w:val="24"/>
+          <w:szCs w:val="24"/>
+          <w:rtl w:val="0"/>
+        </w:rPr>
+        <w:t xml:space="preserve"> </w:t>
+      </w:r>
+    </w:p>
+    <w:p>
+      <w:pPr>
+        <w:pStyle w:val="Heading2"/>
+        <w:keepNext w:val="0"/>
+        <w:keepLines w:val="0"/>
+        <w:rPr>
+          <w:color w:val="0000ff"/>
+          <w:sz w:val="34"/>
+          <w:szCs w:val="34"/>
+        </w:rPr>
+      </w:pPr>
+      <w:bookmarkStart w:colFirst="0" w:colLast="0" w:name="_heading=h.rhtkdr4hz1vn" w:id="4"/>
+      <w:bookmarkEnd w:id="4"/>
+      <w:r>
+        <w:rPr>
+          <w:color w:val="0000ff"/>
+          <w:sz w:val="34"/>
+          <w:szCs w:val="34"/>
+          <w:rtl w:val="0"/>
+        </w:rPr>
+        <w:t xml:space="preserve">Note sur les nuages d'insectes :</w:t>
+      </w:r>
+    </w:p>
+    <w:p>
+      <w:pPr>
+        <w:numPr>
+          <w:ilvl w:val="0"/>
+          <w:numId w:val="22"/>
+        </w:numPr>
+        <w:spacing w:after="0" w:afterAutospacing="0" w:before="240" w:lineRule="auto"/>
+        <w:ind w:left="720" w:hanging="360"/>
+        <w:rPr>
+          <w:sz w:val="24"/>
+          <w:szCs w:val="24"/>
+        </w:rPr>
+      </w:pPr>
+      <w:r>
+        <w:rPr>
+          <w:color w:val="0000ff"/>
+          <w:sz w:val="24"/>
+          <w:szCs w:val="24"/>
+          <w:rtl w:val="0"/>
+        </w:rPr>
+        <w:t xml:space="preserve">→ Fly away as punishment, amount in </w:t>
+      </w:r>
+      <w:r>
+        <w:rPr>
+          <w:b w:val="1"/>
+          <w:bCs w:val="1"/>
+          <w:color w:val="0000ff"/>
+          <w:sz w:val="24"/>
+          <w:szCs w:val="24"/>
+          <w:rtl w:val="0"/>
+        </w:rPr>
+        <w:t xml:space="preserve">clouds</w:t>
+      </w:r>
+      <w:r>
+        <w:rPr>
+          <w:color w:val="0000ff"/>
+          <w:sz w:val="24"/>
+          <w:szCs w:val="24"/>
+          <w:rtl w:val="0"/>
+        </w:rPr>
+        <w:t xml:space="preserve"> decreased</w:t>
+      </w:r>
+    </w:p>
+    <w:p>
+      <w:pPr>
+        <w:numPr>
+          <w:ilvl w:val="0"/>
+          <w:numId w:val="22"/>
+        </w:numPr>
+        <w:spacing w:after="0" w:afterAutospacing="0" w:before="0" w:beforeAutospacing="0" w:lineRule="auto"/>
+        <w:ind w:left="720" w:hanging="360"/>
+        <w:rPr>
+          <w:sz w:val="24"/>
+          <w:szCs w:val="24"/>
+        </w:rPr>
+      </w:pPr>
+      <w:r>
+        <w:rPr>
+          <w:color w:val="0000ff"/>
+          <w:sz w:val="24"/>
+          <w:szCs w:val="24"/>
+          <w:rtl w:val="0"/>
+        </w:rPr>
+        <w:t xml:space="preserve">→ Each </w:t>
+      </w:r>
+      <w:r>
+        <w:rPr>
+          <w:b w:val="1"/>
+          <w:bCs w:val="1"/>
+          <w:color w:val="0000ff"/>
+          <w:sz w:val="24"/>
+          <w:szCs w:val="24"/>
+          <w:rtl w:val="0"/>
+        </w:rPr>
+        <w:t xml:space="preserve">clouds</w:t>
+      </w:r>
+      <w:r>
+        <w:rPr>
+          <w:color w:val="0000ff"/>
+          <w:sz w:val="24"/>
+          <w:szCs w:val="24"/>
+          <w:rtl w:val="0"/>
+        </w:rPr>
+        <w:t xml:space="preserve"> has a different </w:t>
+      </w:r>
+      <w:r>
+        <w:rPr>
+          <w:b w:val="1"/>
+          <w:bCs w:val="1"/>
+          <w:color w:val="0000ff"/>
+          <w:sz w:val="24"/>
+          <w:szCs w:val="24"/>
+          <w:rtl w:val="0"/>
+        </w:rPr>
+        <w:t xml:space="preserve">reward</w:t>
+      </w:r>
+      <w:r>
+        <w:rPr>
+          <w:color w:val="0000ff"/>
+          <w:sz w:val="24"/>
+          <w:szCs w:val="24"/>
+          <w:rtl w:val="0"/>
+        </w:rPr>
+        <w:t xml:space="preserve"> value : number of green bugs must vary between clouds. The same total number of bugs (for perceptual consistency) and only vary the green/red ratio (configurable)</w:t>
+      </w:r>
+    </w:p>
+    <w:p>
+      <w:pPr>
+        <w:numPr>
+          <w:ilvl w:val="0"/>
+          <w:numId w:val="22"/>
+        </w:numPr>
+        <w:spacing w:after="0" w:afterAutospacing="0" w:before="0" w:beforeAutospacing="0" w:lineRule="auto"/>
+        <w:ind w:left="720" w:hanging="360"/>
+        <w:rPr>
+          <w:sz w:val="24"/>
+          <w:szCs w:val="24"/>
+        </w:rPr>
+      </w:pPr>
+      <w:r>
+        <w:rPr>
+          <w:color w:val="0000ff"/>
+          <w:sz w:val="24"/>
+          <w:szCs w:val="24"/>
+          <w:rtl w:val="0"/>
+        </w:rPr>
+        <w:t xml:space="preserve">→ Both </w:t>
+      </w:r>
+      <w:r>
+        <w:rPr>
+          <w:b w:val="1"/>
+          <w:bCs w:val="1"/>
+          <w:color w:val="0000ff"/>
+          <w:sz w:val="24"/>
+          <w:szCs w:val="24"/>
+          <w:rtl w:val="0"/>
+        </w:rPr>
+        <w:t xml:space="preserve">targets</w:t>
+      </w:r>
+      <w:r>
+        <w:rPr>
+          <w:color w:val="0000ff"/>
+          <w:sz w:val="24"/>
+          <w:szCs w:val="24"/>
+          <w:rtl w:val="0"/>
+        </w:rPr>
+        <w:t xml:space="preserve"> loose some clouds depending on player performance so the best target will remain the same.</w:t>
+      </w:r>
+    </w:p>
+    <w:p>
+      <w:pPr>
+        <w:numPr>
+          <w:ilvl w:val="1"/>
+          <w:numId w:val="22"/>
+        </w:numPr>
+        <w:spacing w:after="0" w:afterAutospacing="0" w:before="0" w:beforeAutospacing="0" w:lineRule="auto"/>
+        <w:ind w:left="1440" w:hanging="360"/>
+        <w:rPr>
+          <w:sz w:val="24"/>
+          <w:szCs w:val="24"/>
+        </w:rPr>
+      </w:pPr>
+      <w:r>
+        <w:rPr>
+          <w:color w:val="0000ff"/>
+          <w:sz w:val="24"/>
+          <w:szCs w:val="24"/>
+          <w:rtl w:val="0"/>
+        </w:rPr>
+        <w:t xml:space="preserve">When a trap is hit</w:t>
+      </w:r>
+      <w:r>
+        <w:rPr>
+          <w:b w:val="1"/>
+          <w:bCs w:val="1"/>
+          <w:color w:val="0000ff"/>
+          <w:sz w:val="24"/>
+          <w:szCs w:val="24"/>
+          <w:rtl w:val="0"/>
+        </w:rPr>
+        <w:t xml:space="preserve"> both clouds looses 1 green bug. </w:t>
+      </w:r>
+      <w:r>
+        <w:rPr>
+          <w:color w:val="0000ff"/>
+          <w:sz w:val="24"/>
+          <w:szCs w:val="24"/>
+          <w:rtl w:val="0"/>
+        </w:rPr>
+        <w:t xml:space="preserve">(now in first implementation : total bugs is decreased on both and a ratio is calculate at the end of the trial)</w:t>
+      </w:r>
+    </w:p>
+    <w:p>
+      <w:pPr>
+        <w:numPr>
+          <w:ilvl w:val="1"/>
+          <w:numId w:val="22"/>
+        </w:numPr>
+        <w:spacing w:after="0" w:afterAutospacing="0" w:before="0" w:beforeAutospacing="0" w:lineRule="auto"/>
+        <w:ind w:left="1440" w:hanging="360"/>
+        <w:rPr>
+          <w:sz w:val="24"/>
+          <w:szCs w:val="24"/>
+        </w:rPr>
+      </w:pPr>
+      <w:r>
+        <w:rPr>
+          <w:color w:val="808080"/>
+          <w:sz w:val="24"/>
+          <w:szCs w:val="24"/>
+          <w:rtl w:val="0"/>
+        </w:rPr>
+        <w:t xml:space="preserve">A</w:t>
+      </w:r>
+      <w:r>
+        <w:rPr>
+          <w:b w:val="1"/>
+          <w:bCs w:val="1"/>
+          <w:color w:val="808080"/>
+          <w:sz w:val="24"/>
+          <w:szCs w:val="24"/>
+          <w:rtl w:val="0"/>
+        </w:rPr>
+        <w:t xml:space="preserve"> visual feedback</w:t>
+      </w:r>
+      <w:r>
+        <w:rPr>
+          <w:color w:val="808080"/>
+          <w:sz w:val="24"/>
+          <w:szCs w:val="24"/>
+          <w:rtl w:val="0"/>
+        </w:rPr>
+        <w:t xml:space="preserve"> must show what is happening</w:t>
+      </w:r>
+    </w:p>
+    <w:p>
+      <w:pPr>
+        <w:numPr>
+          <w:ilvl w:val="1"/>
+          <w:numId w:val="22"/>
+        </w:numPr>
+        <w:spacing w:after="0" w:afterAutospacing="0" w:before="0" w:beforeAutospacing="0" w:lineRule="auto"/>
+        <w:ind w:left="1440" w:hanging="360"/>
+        <w:rPr>
+          <w:sz w:val="24"/>
+          <w:szCs w:val="24"/>
+        </w:rPr>
+      </w:pPr>
+      <w:r>
+        <w:rPr>
+          <w:color w:val="0000ff"/>
+          <w:sz w:val="24"/>
+          <w:szCs w:val="24"/>
+          <w:rtl w:val="0"/>
+        </w:rPr>
+        <w:t xml:space="preserve">Particles qty doesn't change</w:t>
+      </w:r>
+    </w:p>
+    <w:p>
+      <w:pPr>
+        <w:numPr>
+          <w:ilvl w:val="0"/>
+          <w:numId w:val="22"/>
+        </w:numPr>
+        <w:spacing w:after="240" w:before="0" w:beforeAutospacing="0" w:lineRule="auto"/>
+        <w:ind w:left="720" w:hanging="360"/>
+        <w:rPr>
+          <w:sz w:val="24"/>
+          <w:szCs w:val="24"/>
+        </w:rPr>
+      </w:pPr>
+      <w:r>
+        <w:rPr>
+          <w:b w:val="1"/>
+          <w:bCs w:val="1"/>
+          <w:color w:val="0000ff"/>
+          <w:sz w:val="24"/>
+          <w:szCs w:val="24"/>
+          <w:rtl w:val="0"/>
+        </w:rPr>
+        <w:t xml:space="preserve">Targets </w:t>
+      </w:r>
+      <w:r>
+        <w:rPr>
+          <w:color w:val="0000ff"/>
+          <w:sz w:val="24"/>
+          <w:szCs w:val="24"/>
+          <w:rtl w:val="0"/>
+        </w:rPr>
+        <w:t xml:space="preserve">should have a visibility noise parameter to make more difficult to discriminate which has the more green bugs. (blur, saturation, or </w:t>
+      </w:r>
+      <w:r>
+        <w:rPr>
+          <w:b w:val="1"/>
+          <w:bCs w:val="1"/>
+          <w:color w:val="0000ff"/>
+          <w:sz w:val="24"/>
+          <w:szCs w:val="24"/>
+          <w:rtl w:val="0"/>
+        </w:rPr>
+        <w:t xml:space="preserve">green/red ratio</w:t>
+      </w:r>
+      <w:r>
+        <w:rPr>
+          <w:color w:val="0000ff"/>
+          <w:sz w:val="24"/>
+          <w:szCs w:val="24"/>
+          <w:rtl w:val="0"/>
+        </w:rPr>
+        <w:t xml:space="preserve">)</w:t>
+      </w:r>
+    </w:p>
+    <w:p>
+      <w:pPr>
+        <w:pStyle w:val="Heading2"/>
+        <w:keepNext w:val="0"/>
+        <w:keepLines w:val="0"/>
+        <w:rPr>
+          <w:color w:val="0000ff"/>
+          <w:sz w:val="34"/>
+          <w:szCs w:val="34"/>
+        </w:rPr>
+      </w:pPr>
+      <w:bookmarkStart w:colFirst="0" w:colLast="0" w:name="_heading=h.fzib07q65ayh" w:id="5"/>
+      <w:bookmarkEnd w:id="5"/>
+      <w:r>
+        <w:rPr>
+          <w:color w:val="0000ff"/>
+          <w:sz w:val="34"/>
+          <w:szCs w:val="34"/>
+          <w:rtl w:val="0"/>
+        </w:rPr>
+        <w:t xml:space="preserve">Note sur le Fog of War</w:t>
+      </w:r>
+    </w:p>
+    <w:p>
+      <w:pPr>
+        <w:numPr>
+          <w:ilvl w:val="0"/>
+          <w:numId w:val="3"/>
+        </w:numPr>
+        <w:spacing w:after="0" w:afterAutospacing="0" w:before="240" w:lineRule="auto"/>
+        <w:ind w:left="720" w:hanging="360"/>
+        <w:rPr>
+          <w:sz w:val="24"/>
+          <w:szCs w:val="24"/>
+        </w:rPr>
+      </w:pPr>
+      <w:r>
+        <w:rPr>
+          <w:color w:val="0000ff"/>
+          <w:sz w:val="24"/>
+          <w:szCs w:val="24"/>
+          <w:rtl w:val="0"/>
+        </w:rPr>
+        <w:t xml:space="preserve">The entire </w:t>
+      </w:r>
+      <w:r>
+        <w:rPr>
+          <w:b w:val="1"/>
+          <w:bCs w:val="1"/>
+          <w:color w:val="0000ff"/>
+          <w:sz w:val="24"/>
+          <w:szCs w:val="24"/>
+          <w:rtl w:val="0"/>
+        </w:rPr>
+        <w:t xml:space="preserve">tile</w:t>
+      </w:r>
+      <w:r>
+        <w:rPr>
+          <w:color w:val="0000ff"/>
+          <w:sz w:val="24"/>
+          <w:szCs w:val="24"/>
+          <w:rtl w:val="0"/>
+        </w:rPr>
+        <w:t xml:space="preserve"> should be visible</w:t>
+      </w:r>
+    </w:p>
+    <w:p>
+      <w:pPr>
+        <w:numPr>
+          <w:ilvl w:val="0"/>
+          <w:numId w:val="3"/>
+        </w:numPr>
+        <w:spacing w:after="0" w:afterAutospacing="0" w:before="0" w:beforeAutospacing="0" w:lineRule="auto"/>
+        <w:ind w:left="720" w:hanging="360"/>
+        <w:rPr>
+          <w:sz w:val="24"/>
+          <w:szCs w:val="24"/>
+        </w:rPr>
+      </w:pPr>
+      <w:r>
+        <w:rPr>
+          <w:color w:val="0000ff"/>
+          <w:sz w:val="24"/>
+          <w:szCs w:val="24"/>
+          <w:rtl w:val="0"/>
+        </w:rPr>
+        <w:t xml:space="preserve">At the end of a </w:t>
+      </w:r>
+      <w:r>
+        <w:rPr>
+          <w:b w:val="1"/>
+          <w:bCs w:val="1"/>
+          <w:color w:val="0000ff"/>
+          <w:sz w:val="24"/>
+          <w:szCs w:val="24"/>
+          <w:rtl w:val="0"/>
+        </w:rPr>
+        <w:t xml:space="preserve">trial</w:t>
+      </w:r>
+      <w:r>
+        <w:rPr>
+          <w:color w:val="0000ff"/>
+          <w:sz w:val="24"/>
+          <w:szCs w:val="24"/>
+          <w:rtl w:val="0"/>
+        </w:rPr>
+        <w:t xml:space="preserve">, reveal all the map</w:t>
+      </w:r>
+    </w:p>
+    <w:p>
+      <w:pPr>
+        <w:numPr>
+          <w:ilvl w:val="0"/>
+          <w:numId w:val="3"/>
+        </w:numPr>
+        <w:spacing w:after="240" w:before="0" w:beforeAutospacing="0" w:lineRule="auto"/>
+        <w:ind w:left="720" w:hanging="360"/>
+        <w:rPr>
+          <w:sz w:val="24"/>
+          <w:szCs w:val="24"/>
+        </w:rPr>
+      </w:pPr>
+      <w:r>
+        <w:rPr>
+          <w:color w:val="0000ff"/>
+          <w:sz w:val="24"/>
+          <w:szCs w:val="24"/>
+          <w:rtl w:val="0"/>
+        </w:rPr>
+        <w:t xml:space="preserve">The fog of war reveals only the active tile and the tiles already visited. The neighboring tiles are not visible.</w:t>
+      </w:r>
+    </w:p>
+    <w:p>
+      <w:pPr>
+        <w:pStyle w:val="Heading2"/>
+        <w:keepNext w:val="0"/>
+        <w:keepLines w:val="0"/>
+        <w:rPr>
+          <w:sz w:val="34"/>
+          <w:szCs w:val="34"/>
+        </w:rPr>
+      </w:pPr>
+      <w:bookmarkStart w:colFirst="0" w:colLast="0" w:name="_heading=h.838l4svrv62h" w:id="6"/>
+      <w:bookmarkEnd w:id="6"/>
+      <w:r>
+        <w:rPr>
+          <w:sz w:val="34"/>
+          <w:szCs w:val="34"/>
+          <w:rtl w:val="0"/>
+        </w:rPr>
+        <w:t xml:space="preserve">Note sur les déplacements :</w:t>
+      </w:r>
+    </w:p>
+    <w:p>
+      <w:pPr>
+        <w:numPr>
+          <w:ilvl w:val="0"/>
+          <w:numId w:val="4"/>
+        </w:numPr>
+        <w:spacing w:after="0" w:afterAutospacing="0" w:before="240" w:lineRule="auto"/>
+        <w:ind w:left="720" w:hanging="360"/>
+        <w:rPr>
+          <w:sz w:val="24"/>
+          <w:szCs w:val="24"/>
+        </w:rPr>
+      </w:pPr>
+      <w:r>
+        <w:rPr>
+          <w:color w:val="008000"/>
+          <w:sz w:val="24"/>
+          <w:szCs w:val="24"/>
+          <w:rtl w:val="0"/>
+        </w:rPr>
+        <w:t xml:space="preserve">Les obstacles ne bloquent pas le joueur, il les surmontes, passe dessus, et la conséquence est le malus</w:t>
+      </w:r>
+    </w:p>
+    <w:p>
+      <w:pPr>
+        <w:numPr>
+          <w:ilvl w:val="0"/>
+          <w:numId w:val="4"/>
+        </w:numPr>
+        <w:spacing w:after="0" w:afterAutospacing="0" w:before="0" w:beforeAutospacing="0" w:lineRule="auto"/>
+        <w:ind w:left="720" w:hanging="360"/>
+        <w:rPr>
+          <w:sz w:val="24"/>
+          <w:szCs w:val="24"/>
+        </w:rPr>
+      </w:pPr>
+      <w:r>
+        <w:rPr>
+          <w:color w:val="0000ff"/>
+          <w:sz w:val="24"/>
+          <w:szCs w:val="24"/>
+          <w:rtl w:val="0"/>
+        </w:rPr>
+        <w:t xml:space="preserve">The player cannot go backward. The </w:t>
+      </w:r>
+      <w:r>
+        <w:rPr>
+          <w:b w:val="1"/>
+          <w:bCs w:val="1"/>
+          <w:color w:val="0000ff"/>
+          <w:sz w:val="24"/>
+          <w:szCs w:val="24"/>
+          <w:rtl w:val="0"/>
+        </w:rPr>
+        <w:t xml:space="preserve">player </w:t>
+      </w:r>
+      <w:r>
+        <w:rPr>
+          <w:color w:val="0000ff"/>
+          <w:sz w:val="24"/>
+          <w:szCs w:val="24"/>
+          <w:rtl w:val="0"/>
+        </w:rPr>
+        <w:t xml:space="preserve">cannot go on a square already visited (avoid going back and forth)</w:t>
+      </w:r>
+    </w:p>
+    <w:p>
+      <w:pPr>
+        <w:numPr>
+          <w:ilvl w:val="0"/>
+          <w:numId w:val="4"/>
+        </w:numPr>
+        <w:spacing w:after="0" w:afterAutospacing="0" w:before="0" w:beforeAutospacing="0" w:lineRule="auto"/>
+        <w:ind w:left="720" w:hanging="360"/>
+        <w:rPr>
+          <w:sz w:val="24"/>
+          <w:szCs w:val="24"/>
+        </w:rPr>
+      </w:pPr>
+      <w:r>
+        <w:rPr>
+          <w:color w:val="0000ff"/>
+          <w:sz w:val="24"/>
+          <w:szCs w:val="24"/>
+          <w:rtl w:val="0"/>
+        </w:rPr>
+        <w:t xml:space="preserve">The </w:t>
+      </w:r>
+      <w:r>
+        <w:rPr>
+          <w:b w:val="1"/>
+          <w:bCs w:val="1"/>
+          <w:color w:val="0000ff"/>
+          <w:sz w:val="24"/>
+          <w:szCs w:val="24"/>
+          <w:rtl w:val="0"/>
+        </w:rPr>
+        <w:t xml:space="preserve">player</w:t>
+      </w:r>
+      <w:r>
+        <w:rPr>
+          <w:color w:val="0000ff"/>
+          <w:sz w:val="24"/>
+          <w:szCs w:val="24"/>
+          <w:rtl w:val="0"/>
+        </w:rPr>
+        <w:t xml:space="preserve"> always spawn and starts at the same position</w:t>
+      </w:r>
+    </w:p>
+    <w:p>
+      <w:pPr>
+        <w:numPr>
+          <w:ilvl w:val="0"/>
+          <w:numId w:val="4"/>
+        </w:numPr>
+        <w:spacing w:after="0" w:afterAutospacing="0" w:before="0" w:beforeAutospacing="0" w:lineRule="auto"/>
+        <w:ind w:left="720" w:hanging="360"/>
+        <w:rPr>
+          <w:sz w:val="24"/>
+          <w:szCs w:val="24"/>
+        </w:rPr>
+      </w:pPr>
+      <w:r>
+        <w:rPr>
+          <w:color w:val="808080"/>
+          <w:sz w:val="24"/>
+          <w:szCs w:val="24"/>
+          <w:rtl w:val="0"/>
+        </w:rPr>
+        <w:t xml:space="preserve">The player will use the keyboard to move upon the forest :</w:t>
+      </w:r>
+    </w:p>
+    <w:p>
+      <w:pPr>
+        <w:numPr>
+          <w:ilvl w:val="1"/>
+          <w:numId w:val="4"/>
+        </w:numPr>
+        <w:spacing w:after="0" w:afterAutospacing="0" w:before="0" w:beforeAutospacing="0" w:lineRule="auto"/>
+        <w:ind w:left="1440" w:hanging="360"/>
+        <w:rPr>
+          <w:sz w:val="24"/>
+          <w:szCs w:val="24"/>
+        </w:rPr>
+      </w:pPr>
+      <w:r>
+        <w:rPr>
+          <w:color w:val="808080"/>
+          <w:sz w:val="24"/>
+          <w:szCs w:val="24"/>
+          <w:rtl w:val="0"/>
+        </w:rPr>
+        <w:t xml:space="preserve">To move the player will have per trial one set of active keys following the directional arrow keys pattern </w:t>
+      </w:r>
+      <w:r>
+        <w:rPr>
+          <w:b w:val="1"/>
+          <w:bCs w:val="1"/>
+          <w:color w:val="808080"/>
+          <w:sz w:val="24"/>
+          <w:szCs w:val="24"/>
+          <w:rtl w:val="0"/>
+        </w:rPr>
+        <w:t xml:space="preserve">←↑→</w:t>
+      </w:r>
+      <w:r>
+        <w:rPr>
+          <w:color w:val="808080"/>
+          <w:sz w:val="24"/>
+          <w:szCs w:val="24"/>
+          <w:rtl w:val="0"/>
+        </w:rPr>
+        <w:t xml:space="preserve"> : QZD or FTH or KOM.</w:t>
+      </w:r>
+    </w:p>
+    <w:p>
+      <w:pPr>
+        <w:numPr>
+          <w:ilvl w:val="1"/>
+          <w:numId w:val="4"/>
+        </w:numPr>
+        <w:spacing w:after="0" w:afterAutospacing="0" w:before="0" w:beforeAutospacing="0" w:lineRule="auto"/>
+        <w:ind w:left="1440" w:hanging="360"/>
+        <w:rPr>
+          <w:sz w:val="24"/>
+          <w:szCs w:val="24"/>
+        </w:rPr>
+      </w:pPr>
+      <w:r>
+        <w:rPr>
+          <w:color w:val="808080"/>
+          <w:sz w:val="24"/>
+          <w:szCs w:val="24"/>
+          <w:rtl w:val="0"/>
+        </w:rPr>
+        <w:t xml:space="preserve">The active set for is drawn randomly every trials.</w:t>
+      </w:r>
+    </w:p>
+    <w:p>
+      <w:pPr>
+        <w:numPr>
+          <w:ilvl w:val="1"/>
+          <w:numId w:val="4"/>
+        </w:numPr>
+        <w:spacing w:after="0" w:afterAutospacing="0" w:before="0" w:beforeAutospacing="0" w:lineRule="auto"/>
+        <w:ind w:left="1440" w:hanging="360"/>
+        <w:rPr>
+          <w:sz w:val="24"/>
+          <w:szCs w:val="24"/>
+        </w:rPr>
+      </w:pPr>
+      <w:r>
+        <w:rPr>
+          <w:color w:val="808080"/>
+          <w:sz w:val="24"/>
+          <w:szCs w:val="24"/>
+          <w:rtl w:val="0"/>
+        </w:rPr>
+        <w:t xml:space="preserve">The player cannot go backward.</w:t>
+      </w:r>
+    </w:p>
+    <w:p>
+      <w:pPr>
+        <w:numPr>
+          <w:ilvl w:val="1"/>
+          <w:numId w:val="4"/>
+        </w:numPr>
+        <w:spacing w:after="240" w:before="0" w:beforeAutospacing="0" w:lineRule="auto"/>
+        <w:ind w:left="1440" w:hanging="360"/>
+        <w:rPr>
+          <w:sz w:val="24"/>
+          <w:szCs w:val="24"/>
+        </w:rPr>
+      </w:pPr>
+      <w:r>
+        <w:rPr>
+          <w:color w:val="808080"/>
+          <w:sz w:val="24"/>
+          <w:szCs w:val="24"/>
+          <w:rtl w:val="0"/>
+        </w:rPr>
+        <w:t xml:space="preserve">The player have indication of which set to use only by testing or through the </w:t>
+      </w:r>
+      <w:r>
+        <w:rPr>
+          <w:b w:val="1"/>
+          <w:bCs w:val="1"/>
+          <w:color w:val="808080"/>
+          <w:sz w:val="24"/>
+          <w:szCs w:val="24"/>
+          <w:rtl w:val="0"/>
+        </w:rPr>
+        <w:t xml:space="preserve">motor-advice</w:t>
+      </w:r>
+      <w:r>
+        <w:rPr>
+          <w:color w:val="808080"/>
+          <w:sz w:val="24"/>
+          <w:szCs w:val="24"/>
+          <w:rtl w:val="0"/>
+        </w:rPr>
+        <w:t xml:space="preserve">.</w:t>
+      </w:r>
+    </w:p>
+    <w:p>
+      <w:pPr>
+        <w:pStyle w:val="Heading2"/>
+        <w:keepNext w:val="0"/>
+        <w:keepLines w:val="0"/>
+        <w:rPr>
+          <w:sz w:val="34"/>
+          <w:szCs w:val="34"/>
+        </w:rPr>
+      </w:pPr>
+      <w:bookmarkStart w:colFirst="0" w:colLast="0" w:name="_heading=h.ft2pbxldb6pr" w:id="7"/>
+      <w:bookmarkEnd w:id="7"/>
+      <w:r>
+        <w:rPr>
+          <w:sz w:val="34"/>
+          <w:szCs w:val="34"/>
+          <w:rtl w:val="0"/>
+        </w:rPr>
+        <w:t xml:space="preserve">Note sur les chemins optimaux :</w:t>
+      </w:r>
+    </w:p>
+    <w:p>
+      <w:pPr>
+        <w:numPr>
+          <w:ilvl w:val="0"/>
+          <w:numId w:val="1"/>
+        </w:numPr>
+        <w:spacing w:after="0" w:afterAutospacing="0" w:before="240" w:lineRule="auto"/>
+        <w:ind w:left="720" w:hanging="360"/>
+        <w:rPr>
+          <w:sz w:val="24"/>
+          <w:szCs w:val="24"/>
+        </w:rPr>
+      </w:pPr>
+      <w:r>
+        <w:rPr>
+          <w:b w:val="1"/>
+          <w:bCs w:val="1"/>
+          <w:color w:val="0000ff"/>
+          <w:sz w:val="24"/>
+          <w:szCs w:val="24"/>
+          <w:rtl w:val="0"/>
+        </w:rPr>
+        <w:t xml:space="preserve">Optimal path</w:t>
+      </w:r>
+      <w:r>
+        <w:rPr>
+          <w:color w:val="0000ff"/>
+          <w:sz w:val="24"/>
+          <w:szCs w:val="24"/>
+          <w:rtl w:val="0"/>
+        </w:rPr>
+        <w:t xml:space="preserve"> represent a path with minimal possible steps (minimal length) to reach the target, with no traps on the path. The path leads to the target with the highest reward.</w:t>
+      </w:r>
+    </w:p>
+    <w:p>
+      <w:pPr>
+        <w:numPr>
+          <w:ilvl w:val="0"/>
+          <w:numId w:val="1"/>
+        </w:numPr>
+        <w:spacing w:after="240" w:before="0" w:beforeAutospacing="0" w:lineRule="auto"/>
+        <w:ind w:left="720" w:hanging="360"/>
+        <w:rPr>
+          <w:sz w:val="24"/>
+          <w:szCs w:val="24"/>
+        </w:rPr>
+      </w:pPr>
+      <w:r>
+        <w:rPr>
+          <w:color w:val="0000ff"/>
+          <w:sz w:val="24"/>
+          <w:szCs w:val="24"/>
+          <w:rtl w:val="0"/>
+        </w:rPr>
+        <w:t xml:space="preserve">Il faudra positionner des obstacles (au moins un) sur tous les autres chemins optimaux non sélectionnés à ce tour. (</w:t>
+      </w:r>
+      <w:r>
+        <w:rPr>
+          <w:b w:val="1"/>
+          <w:bCs w:val="1"/>
+          <w:color w:val="0000ff"/>
+          <w:sz w:val="24"/>
+          <w:szCs w:val="24"/>
+          <w:rtl w:val="0"/>
+        </w:rPr>
+        <w:t xml:space="preserve">still right?? if yes that means that there is only 2 ways to go the target without hitting something → impossible to win without advice</w:t>
+      </w:r>
+      <w:r>
+        <w:rPr>
+          <w:color w:val="0000ff"/>
+          <w:sz w:val="24"/>
+          <w:szCs w:val="24"/>
+          <w:rtl w:val="0"/>
+        </w:rPr>
+        <w:t xml:space="preserve">)</w:t>
+      </w:r>
+      <w:r>
+        <w:rPr>
+          <w:sz w:val="24"/>
+          <w:szCs w:val="24"/>
+          <w:rtl w:val="0"/>
+        </w:rPr>
+        <w:t xml:space="preserve">(</w:t>
+      </w:r>
+      <w:r>
+        <w:rPr>
+          <w:b w:val="1"/>
+          <w:bCs w:val="1"/>
+          <w:sz w:val="24"/>
+          <w:szCs w:val="24"/>
+          <w:rtl w:val="0"/>
+        </w:rPr>
+        <w:t xml:space="preserve">no tasks planned for this point</w:t>
+      </w:r>
+      <w:r>
+        <w:rPr>
+          <w:sz w:val="24"/>
+          <w:szCs w:val="24"/>
+          <w:rtl w:val="0"/>
+        </w:rPr>
+        <w:t xml:space="preserve">) - </w:t>
+      </w:r>
+      <w:r>
+        <w:rPr>
+          <w:b w:val="1"/>
+          <w:bCs w:val="1"/>
+          <w:sz w:val="24"/>
+          <w:szCs w:val="24"/>
+          <w:rtl w:val="0"/>
+        </w:rPr>
+        <w:t xml:space="preserve">a spécifier</w:t>
+      </w:r>
+    </w:p>
+    <w:p>
+      <w:pPr>
+        <w:rPr>
+          <w:sz w:val="24"/>
+          <w:szCs w:val="24"/>
+        </w:rPr>
+      </w:pPr>
+      <w:r>
+        <w:rPr>
+          <w:sz w:val="24"/>
+          <w:szCs w:val="24"/>
+          <w:rtl w:val="0"/>
+        </w:rPr>
+        <w:t xml:space="preserve"> </w:t>
+      </w:r>
+    </w:p>
+    <w:p>
+      <w:pPr>
+        <w:pStyle w:val="Heading2"/>
+        <w:keepNext w:val="0"/>
+        <w:keepLines w:val="0"/>
+        <w:rPr>
+          <w:sz w:val="34"/>
+          <w:szCs w:val="34"/>
+        </w:rPr>
+      </w:pPr>
+      <w:bookmarkStart w:colFirst="0" w:colLast="0" w:name="_heading=h.zif662fjf97q" w:id="8"/>
+      <w:bookmarkEnd w:id="8"/>
+      <w:r>
+        <w:rPr>
+          <w:sz w:val="34"/>
+          <w:szCs w:val="34"/>
+          <w:rtl w:val="0"/>
+        </w:rPr>
+        <w:t xml:space="preserve">Objectifs pour le joueur</w:t>
+      </w:r>
+    </w:p>
+    <w:p>
+      <w:pPr>
+        <w:rPr>
+          <w:sz w:val="24"/>
+          <w:szCs w:val="24"/>
+        </w:rPr>
+      </w:pPr>
+      <w:r>
+        <w:rPr>
+          <w:sz w:val="24"/>
+          <w:szCs w:val="24"/>
+          <w:rtl w:val="0"/>
+        </w:rPr>
+        <w:t xml:space="preserve">Parcourir un environnement et faire les bons choix pour réussir à collecter le plus grand nombre de bugs verts et le moins de bugs rouges.</w:t>
+      </w:r>
+    </w:p>
+    <w:p>
+      <w:pPr>
+        <w:rPr>
+          <w:sz w:val="24"/>
+          <w:szCs w:val="24"/>
+        </w:rPr>
+      </w:pPr>
+      <w:r>
+        <w:rPr>
+          <w:sz w:val="24"/>
+          <w:szCs w:val="24"/>
+          <w:rtl w:val="0"/>
+        </w:rPr>
+        <w:t xml:space="preserve"> </w:t>
+      </w:r>
+    </w:p>
+    <w:p>
+      <w:pPr>
+        <w:rPr>
+          <w:sz w:val="24"/>
+          <w:szCs w:val="24"/>
+        </w:rPr>
+      </w:pPr>
+      <w:r>
+        <w:rPr>
+          <w:sz w:val="24"/>
+          <w:szCs w:val="24"/>
+          <w:rtl w:val="0"/>
+        </w:rPr>
+        <w:t xml:space="preserve">La quantité de bugs verts dans les nuages varient en fonction de :</w:t>
+      </w:r>
+    </w:p>
+    <w:p>
+      <w:pPr>
+        <w:rPr>
+          <w:sz w:val="24"/>
+          <w:szCs w:val="24"/>
+        </w:rPr>
+      </w:pPr>
+      <w:r>
+        <w:rPr>
+          <w:sz w:val="24"/>
+          <w:szCs w:val="24"/>
+          <w:rtl w:val="0"/>
+        </w:rPr>
+        <w:t xml:space="preserve">→ La zone qu'il a choisi d'explorer. Il y a une tendance générale dans la zone choisi (</w:t>
+      </w:r>
+      <w:r>
+        <w:rPr>
+          <w:b w:val="1"/>
+          <w:bCs w:val="1"/>
+          <w:sz w:val="24"/>
+          <w:szCs w:val="24"/>
+          <w:rtl w:val="0"/>
+        </w:rPr>
+        <w:t xml:space="preserve">distal-choice</w:t>
+      </w:r>
+      <w:r>
+        <w:rPr>
+          <w:sz w:val="24"/>
+          <w:szCs w:val="24"/>
+          <w:rtl w:val="0"/>
+        </w:rPr>
+        <w:t xml:space="preserve">)(each block)</w:t>
+      </w:r>
+    </w:p>
+    <w:p>
+      <w:pPr>
+        <w:rPr>
+          <w:sz w:val="24"/>
+          <w:szCs w:val="24"/>
+        </w:rPr>
+      </w:pPr>
+      <w:r>
+        <w:rPr>
+          <w:sz w:val="24"/>
+          <w:szCs w:val="24"/>
+          <w:rtl w:val="0"/>
+        </w:rPr>
+        <w:t xml:space="preserve">→ Dans la forest-screen, les nuages apparaissent avec une plus ou moins grande quantité de bugs dedans (</w:t>
+      </w:r>
+      <w:r>
+        <w:rPr>
+          <w:b w:val="1"/>
+          <w:bCs w:val="1"/>
+          <w:sz w:val="24"/>
+          <w:szCs w:val="24"/>
+          <w:rtl w:val="0"/>
+        </w:rPr>
+        <w:t xml:space="preserve">proximal-choice</w:t>
+      </w:r>
+      <w:r>
+        <w:rPr>
+          <w:sz w:val="24"/>
+          <w:szCs w:val="24"/>
+          <w:rtl w:val="0"/>
+        </w:rPr>
+        <w:t xml:space="preserve">) tout en respectant la tendance générale de la zone</w:t>
+      </w:r>
+    </w:p>
+    <w:p>
+      <w:pPr>
+        <w:rPr>
+          <w:sz w:val="24"/>
+          <w:szCs w:val="24"/>
+        </w:rPr>
+      </w:pPr>
+      <w:r>
+        <w:rPr>
+          <w:sz w:val="24"/>
+          <w:szCs w:val="24"/>
+          <w:rtl w:val="0"/>
+        </w:rPr>
+        <w:t xml:space="preserve">→ Dans chaque essai, la quantité de bugs finalement collectées par le joueur peut diminuer par rapport à la quantité de départ à l'apparition des nuages en fonction de sa performance. Si il a rencontré des obstacles ou emprunter des chemins optimaux (</w:t>
+      </w:r>
+      <w:r>
+        <w:rPr>
+          <w:b w:val="1"/>
+          <w:bCs w:val="1"/>
+          <w:sz w:val="24"/>
+          <w:szCs w:val="24"/>
+          <w:rtl w:val="0"/>
+        </w:rPr>
+        <w:t xml:space="preserve">motor-choice</w:t>
+      </w:r>
+      <w:r>
+        <w:rPr>
+          <w:sz w:val="24"/>
+          <w:szCs w:val="24"/>
+          <w:rtl w:val="0"/>
+        </w:rPr>
+        <w:t xml:space="preserve">)</w:t>
+      </w:r>
+    </w:p>
+    <w:p>
+      <w:pPr>
+        <w:rPr>
+          <w:sz w:val="24"/>
+          <w:szCs w:val="24"/>
+        </w:rPr>
+      </w:pPr>
+      <w:r>
+        <w:rPr>
+          <w:sz w:val="24"/>
+          <w:szCs w:val="24"/>
+          <w:rtl w:val="0"/>
+        </w:rPr>
+        <w:t xml:space="preserve"> </w:t>
+      </w:r>
+    </w:p>
+    <w:p>
+      <w:pPr>
+        <w:pStyle w:val="Heading2"/>
+        <w:keepNext w:val="0"/>
+        <w:keepLines w:val="0"/>
+        <w:rPr>
+          <w:sz w:val="34"/>
+          <w:szCs w:val="34"/>
+        </w:rPr>
+      </w:pPr>
+      <w:bookmarkStart w:colFirst="0" w:colLast="0" w:name="_heading=h.5nbvldx6yht4" w:id="9"/>
+      <w:bookmarkEnd w:id="9"/>
+      <w:r>
+        <w:rPr>
+          <w:sz w:val="34"/>
+          <w:szCs w:val="34"/>
+          <w:rtl w:val="0"/>
+        </w:rPr>
+        <w:t xml:space="preserve">Note sur les choix</w:t>
+      </w:r>
+    </w:p>
+    <w:p>
+      <w:pPr>
+        <w:rPr>
+          <w:sz w:val="24"/>
+          <w:szCs w:val="24"/>
+        </w:rPr>
+      </w:pPr>
+      <w:r>
+        <w:rPr>
+          <w:sz w:val="24"/>
+          <w:szCs w:val="24"/>
+          <w:rtl w:val="0"/>
+        </w:rPr>
+        <w:t xml:space="preserve">Dans le flow de test, le participant va faire différents type de choix à différents moments</w:t>
+      </w:r>
+    </w:p>
+    <w:p>
+      <w:pPr>
+        <w:rPr>
+          <w:sz w:val="24"/>
+          <w:szCs w:val="24"/>
+        </w:rPr>
+      </w:pPr>
+      <w:r>
+        <w:rPr>
+          <w:sz w:val="24"/>
+          <w:szCs w:val="24"/>
+          <w:rtl w:val="0"/>
+        </w:rPr>
+        <w:t xml:space="preserve"> </w:t>
+      </w:r>
+    </w:p>
+    <w:tbl>
+      <w:tblPr>
+        <w:tblStyle w:val="Table1"/>
+        <w:tblW w:w="9360.0" w:type="dxa"/>
+        <w:jc w:val="left"/>
+        <w:tblBorders>
+          <w:top w:color="000000" w:space="0" w:sz="0" w:val="nil"/>
+          <w:left w:color="000000" w:space="0" w:sz="0" w:val="nil"/>
+          <w:bottom w:color="000000" w:space="0" w:sz="0" w:val="nil"/>
+          <w:right w:color="000000" w:space="0" w:sz="0" w:val="nil"/>
+          <w:insideH w:color="000000" w:space="0" w:sz="0" w:val="nil"/>
+          <w:insideV w:color="000000" w:space="0" w:sz="0" w:val="nil"/>
+        </w:tblBorders>
+        <w:tblLayout w:type="fixed"/>
+        <w:tblLook w:val="0600"/>
+      </w:tblPr>
+      <w:tblGrid>
+        <w:gridCol w:w="1124.3489697501095"/>
+        <w:gridCol w:w="2035.3178430512935"/>
+        <w:gridCol w:w="3143.252959228409"/>
+        <w:gridCol w:w="3057.080227970189"/>
+        <w:tblGridChange w:id="0">
+          <w:tblGrid>
+            <w:gridCol w:w="1124.3489697501095"/>
+            <w:gridCol w:w="2035.3178430512935"/>
+            <w:gridCol w:w="3143.252959228409"/>
+            <w:gridCol w:w="3057.080227970189"/>
+          </w:tblGrid>
+        </w:tblGridChange>
+      </w:tblGrid>
+      <w:tr>
+        <w:trPr>
+          <w:cantSplit w:val="0"/>
+          <w:trHeight w:val="500" w:hRule="atLeast"/>
+          <w:tblHeader w:val="0"/>
+        </w:trPr>
+        <w:tc>
+          <w:tcPr>
+            <w:tcBorders>
+              <w:top w:color="000000" w:space="0" w:sz="0" w:val="nil"/>
+              <w:left w:color="000000" w:space="0" w:sz="0" w:val="nil"/>
+              <w:bottom w:color="000000" w:space="0" w:sz="0" w:val="nil"/>
+              <w:right w:color="000000" w:space="0" w:sz="0" w:val="nil"/>
+            </w:tcBorders>
+            <w:tcMar>
+              <w:top w:w="100.0" w:type="dxa"/>
+              <w:left w:w="100.0" w:type="dxa"/>
+              <w:bottom w:w="100.0" w:type="dxa"/>
+              <w:right w:w="100.0" w:type="dxa"/>
+            </w:tcMar>
+            <w:vAlign w:val="top"/>
+          </w:tcPr>
+          <w:p>
+            <w:pPr>
+              <w:rPr>
+                <w:sz w:val="24"/>
+                <w:szCs w:val="24"/>
+              </w:rPr>
+            </w:pPr>
+            <w:r>
+              <w:rPr>
+                <w:sz w:val="24"/>
+                <w:szCs w:val="24"/>
+                <w:rtl w:val="0"/>
+              </w:rPr>
+              <w:t xml:space="preserve">Choice</w:t>
+            </w:r>
+          </w:p>
+        </w:tc>
+        <w:tc>
+          <w:tcPr>
+            <w:tcBorders>
+              <w:top w:color="000000" w:space="0" w:sz="0" w:val="nil"/>
+              <w:left w:color="000000" w:space="0" w:sz="0" w:val="nil"/>
+              <w:bottom w:color="000000" w:space="0" w:sz="0" w:val="nil"/>
+              <w:right w:color="000000" w:space="0" w:sz="0" w:val="nil"/>
+            </w:tcBorders>
+            <w:tcMar>
+              <w:top w:w="100.0" w:type="dxa"/>
+              <w:left w:w="100.0" w:type="dxa"/>
+              <w:bottom w:w="100.0" w:type="dxa"/>
+              <w:right w:w="100.0" w:type="dxa"/>
+            </w:tcMar>
+            <w:vAlign w:val="top"/>
+          </w:tcPr>
+          <w:p>
+            <w:pPr>
+              <w:rPr>
+                <w:sz w:val="24"/>
+                <w:szCs w:val="24"/>
+              </w:rPr>
+            </w:pPr>
+            <w:r>
+              <w:rPr>
+                <w:sz w:val="24"/>
+                <w:szCs w:val="24"/>
+                <w:rtl w:val="0"/>
+              </w:rPr>
+              <w:t xml:space="preserve">Choice Type</w:t>
+            </w:r>
+          </w:p>
+        </w:tc>
+        <w:tc>
+          <w:tcPr>
+            <w:tcBorders>
+              <w:top w:color="000000" w:space="0" w:sz="0" w:val="nil"/>
+              <w:left w:color="000000" w:space="0" w:sz="0" w:val="nil"/>
+              <w:bottom w:color="000000" w:space="0" w:sz="0" w:val="nil"/>
+              <w:right w:color="000000" w:space="0" w:sz="0" w:val="nil"/>
+            </w:tcBorders>
+            <w:tcMar>
+              <w:top w:w="100.0" w:type="dxa"/>
+              <w:left w:w="100.0" w:type="dxa"/>
+              <w:bottom w:w="100.0" w:type="dxa"/>
+              <w:right w:w="100.0" w:type="dxa"/>
+            </w:tcMar>
+            <w:vAlign w:val="top"/>
+          </w:tcPr>
+          <w:p>
+            <w:pPr>
+              <w:rPr>
+                <w:sz w:val="24"/>
+                <w:szCs w:val="24"/>
+              </w:rPr>
+            </w:pPr>
+            <w:r>
+              <w:rPr>
+                <w:sz w:val="24"/>
+                <w:szCs w:val="24"/>
+                <w:rtl w:val="0"/>
+              </w:rPr>
+              <w:t xml:space="preserve">Description</w:t>
+            </w:r>
+          </w:p>
+        </w:tc>
+        <w:tc>
+          <w:tcPr>
+            <w:tcBorders>
+              <w:top w:color="000000" w:space="0" w:sz="0" w:val="nil"/>
+              <w:left w:color="000000" w:space="0" w:sz="0" w:val="nil"/>
+              <w:bottom w:color="000000" w:space="0" w:sz="0" w:val="nil"/>
+              <w:right w:color="000000" w:space="0" w:sz="0" w:val="nil"/>
+            </w:tcBorders>
+            <w:tcMar>
+              <w:top w:w="100.0" w:type="dxa"/>
+              <w:left w:w="100.0" w:type="dxa"/>
+              <w:bottom w:w="100.0" w:type="dxa"/>
+              <w:right w:w="100.0" w:type="dxa"/>
+            </w:tcMar>
+            <w:vAlign w:val="top"/>
+          </w:tcPr>
+          <w:p>
+            <w:pPr>
+              <w:rPr>
+                <w:sz w:val="24"/>
+                <w:szCs w:val="24"/>
+              </w:rPr>
+            </w:pPr>
+            <w:r>
+              <w:rPr>
+                <w:sz w:val="24"/>
+                <w:szCs w:val="24"/>
+                <w:rtl w:val="0"/>
+              </w:rPr>
+              <w:t xml:space="preserve">Environnement</w:t>
+            </w:r>
+          </w:p>
+        </w:tc>
+      </w:tr>
+      <w:tr>
+        <w:trPr>
+          <w:cantSplit w:val="0"/>
+          <w:trHeight w:val="770" w:hRule="atLeast"/>
+          <w:tblHeader w:val="0"/>
+        </w:trPr>
+        <w:tc>
+          <w:tcPr>
+            <w:tcBorders>
+              <w:top w:color="000000" w:space="0" w:sz="0" w:val="nil"/>
+              <w:left w:color="000000" w:space="0" w:sz="0" w:val="nil"/>
+              <w:bottom w:color="000000" w:space="0" w:sz="0" w:val="nil"/>
+              <w:right w:color="000000" w:space="0" w:sz="0" w:val="nil"/>
+            </w:tcBorders>
+            <w:tcMar>
+              <w:top w:w="100.0" w:type="dxa"/>
+              <w:left w:w="100.0" w:type="dxa"/>
+              <w:bottom w:w="100.0" w:type="dxa"/>
+              <w:right w:w="100.0" w:type="dxa"/>
+            </w:tcMar>
+            <w:vAlign w:val="top"/>
+          </w:tcPr>
+          <w:p>
+            <w:pPr>
+              <w:rPr>
+                <w:sz w:val="24"/>
+                <w:szCs w:val="24"/>
+              </w:rPr>
+            </w:pPr>
+            <w:r>
+              <w:rPr>
+                <w:sz w:val="24"/>
+                <w:szCs w:val="24"/>
+                <w:rtl w:val="0"/>
+              </w:rPr>
+              <w:t xml:space="preserve">1</w:t>
+            </w:r>
+          </w:p>
+        </w:tc>
+        <w:tc>
+          <w:tcPr>
+            <w:tcBorders>
+              <w:top w:color="000000" w:space="0" w:sz="0" w:val="nil"/>
+              <w:left w:color="000000" w:space="0" w:sz="0" w:val="nil"/>
+              <w:bottom w:color="000000" w:space="0" w:sz="0" w:val="nil"/>
+              <w:right w:color="000000" w:space="0" w:sz="0" w:val="nil"/>
+            </w:tcBorders>
+            <w:tcMar>
+              <w:top w:w="100.0" w:type="dxa"/>
+              <w:left w:w="100.0" w:type="dxa"/>
+              <w:bottom w:w="100.0" w:type="dxa"/>
+              <w:right w:w="100.0" w:type="dxa"/>
+            </w:tcMar>
+            <w:vAlign w:val="top"/>
+          </w:tcPr>
+          <w:p>
+            <w:pPr>
+              <w:rPr>
+                <w:color w:val="808080"/>
+                <w:sz w:val="24"/>
+                <w:szCs w:val="24"/>
+              </w:rPr>
+            </w:pPr>
+            <w:r>
+              <w:rPr>
+                <w:color w:val="808080"/>
+                <w:sz w:val="24"/>
+                <w:szCs w:val="24"/>
+                <w:rtl w:val="0"/>
+              </w:rPr>
+              <w:t xml:space="preserve">meta-choice</w:t>
+            </w:r>
+          </w:p>
+        </w:tc>
+        <w:tc>
+          <w:tcPr>
+            <w:tcBorders>
+              <w:top w:color="000000" w:space="0" w:sz="0" w:val="nil"/>
+              <w:left w:color="000000" w:space="0" w:sz="0" w:val="nil"/>
+              <w:bottom w:color="000000" w:space="0" w:sz="0" w:val="nil"/>
+              <w:right w:color="000000" w:space="0" w:sz="0" w:val="nil"/>
+            </w:tcBorders>
+            <w:tcMar>
+              <w:top w:w="100.0" w:type="dxa"/>
+              <w:left w:w="100.0" w:type="dxa"/>
+              <w:bottom w:w="100.0" w:type="dxa"/>
+              <w:right w:w="100.0" w:type="dxa"/>
+            </w:tcMar>
+            <w:vAlign w:val="top"/>
+          </w:tcPr>
+          <w:p>
+            <w:pPr>
+              <w:rPr>
+                <w:color w:val="808080"/>
+                <w:sz w:val="24"/>
+                <w:szCs w:val="24"/>
+              </w:rPr>
+            </w:pPr>
+            <w:r>
+              <w:rPr>
+                <w:color w:val="808080"/>
+                <w:sz w:val="24"/>
+                <w:szCs w:val="24"/>
+                <w:rtl w:val="0"/>
+              </w:rPr>
+              <w:t xml:space="preserve">The player can choose an advisor for the next test block</w:t>
+            </w:r>
+          </w:p>
+        </w:tc>
+        <w:tc>
+          <w:tcPr>
+            <w:tcBorders>
+              <w:top w:color="000000" w:space="0" w:sz="0" w:val="nil"/>
+              <w:left w:color="000000" w:space="0" w:sz="0" w:val="nil"/>
+              <w:bottom w:color="000000" w:space="0" w:sz="0" w:val="nil"/>
+              <w:right w:color="000000" w:space="0" w:sz="0" w:val="nil"/>
+            </w:tcBorders>
+            <w:tcMar>
+              <w:top w:w="100.0" w:type="dxa"/>
+              <w:left w:w="100.0" w:type="dxa"/>
+              <w:bottom w:w="100.0" w:type="dxa"/>
+              <w:right w:w="100.0" w:type="dxa"/>
+            </w:tcMar>
+            <w:vAlign w:val="top"/>
+          </w:tcPr>
+          <w:p>
+            <w:pPr>
+              <w:rPr>
+                <w:color w:val="808080"/>
+                <w:sz w:val="24"/>
+                <w:szCs w:val="24"/>
+              </w:rPr>
+            </w:pPr>
+            <w:r>
+              <w:rPr>
+                <w:color w:val="808080"/>
+                <w:sz w:val="24"/>
+                <w:szCs w:val="24"/>
+                <w:rtl w:val="0"/>
+              </w:rPr>
+              <w:t xml:space="preserve">Vaisseau au lancement du jeu puis "mountain screen"</w:t>
+            </w:r>
+          </w:p>
+        </w:tc>
+      </w:tr>
+      <w:tr>
+        <w:trPr>
+          <w:cantSplit w:val="0"/>
+          <w:trHeight w:val="770" w:hRule="atLeast"/>
+          <w:tblHeader w:val="0"/>
+        </w:trPr>
+        <w:tc>
+          <w:tcPr>
+            <w:tcBorders>
+              <w:top w:color="000000" w:space="0" w:sz="0" w:val="nil"/>
+              <w:left w:color="000000" w:space="0" w:sz="0" w:val="nil"/>
+              <w:bottom w:color="000000" w:space="0" w:sz="0" w:val="nil"/>
+              <w:right w:color="000000" w:space="0" w:sz="0" w:val="nil"/>
+            </w:tcBorders>
+            <w:tcMar>
+              <w:top w:w="100.0" w:type="dxa"/>
+              <w:left w:w="100.0" w:type="dxa"/>
+              <w:bottom w:w="100.0" w:type="dxa"/>
+              <w:right w:w="100.0" w:type="dxa"/>
+            </w:tcMar>
+            <w:vAlign w:val="top"/>
+          </w:tcPr>
+          <w:p>
+            <w:pPr>
+              <w:rPr>
+                <w:sz w:val="24"/>
+                <w:szCs w:val="24"/>
+              </w:rPr>
+            </w:pPr>
+            <w:r>
+              <w:rPr>
+                <w:sz w:val="24"/>
+                <w:szCs w:val="24"/>
+                <w:rtl w:val="0"/>
+              </w:rPr>
+              <w:t xml:space="preserve">2</w:t>
+            </w:r>
+          </w:p>
+        </w:tc>
+        <w:tc>
+          <w:tcPr>
+            <w:tcBorders>
+              <w:top w:color="000000" w:space="0" w:sz="0" w:val="nil"/>
+              <w:left w:color="000000" w:space="0" w:sz="0" w:val="nil"/>
+              <w:bottom w:color="000000" w:space="0" w:sz="0" w:val="nil"/>
+              <w:right w:color="000000" w:space="0" w:sz="0" w:val="nil"/>
+            </w:tcBorders>
+            <w:tcMar>
+              <w:top w:w="100.0" w:type="dxa"/>
+              <w:left w:w="100.0" w:type="dxa"/>
+              <w:bottom w:w="100.0" w:type="dxa"/>
+              <w:right w:w="100.0" w:type="dxa"/>
+            </w:tcMar>
+            <w:vAlign w:val="top"/>
+          </w:tcPr>
+          <w:p>
+            <w:pPr>
+              <w:rPr>
+                <w:color w:val="808080"/>
+                <w:sz w:val="24"/>
+                <w:szCs w:val="24"/>
+              </w:rPr>
+            </w:pPr>
+            <w:r>
+              <w:rPr>
+                <w:color w:val="808080"/>
+                <w:sz w:val="24"/>
+                <w:szCs w:val="24"/>
+                <w:rtl w:val="0"/>
+              </w:rPr>
+              <w:t xml:space="preserve">distal-choice</w:t>
+            </w:r>
+          </w:p>
+        </w:tc>
+        <w:tc>
+          <w:tcPr>
+            <w:tcBorders>
+              <w:top w:color="000000" w:space="0" w:sz="0" w:val="nil"/>
+              <w:left w:color="000000" w:space="0" w:sz="0" w:val="nil"/>
+              <w:bottom w:color="000000" w:space="0" w:sz="0" w:val="nil"/>
+              <w:right w:color="000000" w:space="0" w:sz="0" w:val="nil"/>
+            </w:tcBorders>
+            <w:tcMar>
+              <w:top w:w="100.0" w:type="dxa"/>
+              <w:left w:w="100.0" w:type="dxa"/>
+              <w:bottom w:w="100.0" w:type="dxa"/>
+              <w:right w:w="100.0" w:type="dxa"/>
+            </w:tcMar>
+            <w:vAlign w:val="top"/>
+          </w:tcPr>
+          <w:p>
+            <w:pPr>
+              <w:rPr>
+                <w:color w:val="808080"/>
+                <w:sz w:val="24"/>
+                <w:szCs w:val="24"/>
+              </w:rPr>
+            </w:pPr>
+            <w:r>
+              <w:rPr>
+                <w:color w:val="808080"/>
+                <w:sz w:val="24"/>
+                <w:szCs w:val="24"/>
+                <w:rtl w:val="0"/>
+              </w:rPr>
+              <w:t xml:space="preserve">Choisir la zone ou aller ramasser les bugs (parmi 2)</w:t>
+            </w:r>
+          </w:p>
+        </w:tc>
+        <w:tc>
+          <w:tcPr>
+            <w:tcBorders>
+              <w:top w:color="000000" w:space="0" w:sz="0" w:val="nil"/>
+              <w:left w:color="000000" w:space="0" w:sz="0" w:val="nil"/>
+              <w:bottom w:color="000000" w:space="0" w:sz="0" w:val="nil"/>
+              <w:right w:color="000000" w:space="0" w:sz="0" w:val="nil"/>
+            </w:tcBorders>
+            <w:tcMar>
+              <w:top w:w="100.0" w:type="dxa"/>
+              <w:left w:w="100.0" w:type="dxa"/>
+              <w:bottom w:w="100.0" w:type="dxa"/>
+              <w:right w:w="100.0" w:type="dxa"/>
+            </w:tcMar>
+            <w:vAlign w:val="top"/>
+          </w:tcPr>
+          <w:p>
+            <w:pPr>
+              <w:rPr>
+                <w:color w:val="808080"/>
+                <w:sz w:val="24"/>
+                <w:szCs w:val="24"/>
+              </w:rPr>
+            </w:pPr>
+            <w:r>
+              <w:rPr>
+                <w:color w:val="808080"/>
+                <w:sz w:val="24"/>
+                <w:szCs w:val="24"/>
+                <w:rtl w:val="0"/>
+              </w:rPr>
+              <w:t xml:space="preserve">"mountain-screen"</w:t>
+            </w:r>
+          </w:p>
+        </w:tc>
+      </w:tr>
+      <w:tr>
+        <w:trPr>
+          <w:cantSplit w:val="0"/>
+          <w:trHeight w:val="770" w:hRule="atLeast"/>
+          <w:tblHeader w:val="0"/>
+        </w:trPr>
+        <w:tc>
+          <w:tcPr>
+            <w:tcBorders>
+              <w:top w:color="000000" w:space="0" w:sz="0" w:val="nil"/>
+              <w:left w:color="000000" w:space="0" w:sz="0" w:val="nil"/>
+              <w:bottom w:color="000000" w:space="0" w:sz="0" w:val="nil"/>
+              <w:right w:color="000000" w:space="0" w:sz="0" w:val="nil"/>
+            </w:tcBorders>
+            <w:tcMar>
+              <w:top w:w="100.0" w:type="dxa"/>
+              <w:left w:w="100.0" w:type="dxa"/>
+              <w:bottom w:w="100.0" w:type="dxa"/>
+              <w:right w:w="100.0" w:type="dxa"/>
+            </w:tcMar>
+            <w:vAlign w:val="top"/>
+          </w:tcPr>
+          <w:p>
+            <w:pPr>
+              <w:rPr>
+                <w:sz w:val="24"/>
+                <w:szCs w:val="24"/>
+              </w:rPr>
+            </w:pPr>
+            <w:r>
+              <w:rPr>
+                <w:sz w:val="24"/>
+                <w:szCs w:val="24"/>
+                <w:rtl w:val="0"/>
+              </w:rPr>
+              <w:t xml:space="preserve">3</w:t>
+            </w:r>
+          </w:p>
+        </w:tc>
+        <w:tc>
+          <w:tcPr>
+            <w:tcBorders>
+              <w:top w:color="000000" w:space="0" w:sz="0" w:val="nil"/>
+              <w:left w:color="000000" w:space="0" w:sz="0" w:val="nil"/>
+              <w:bottom w:color="000000" w:space="0" w:sz="0" w:val="nil"/>
+              <w:right w:color="000000" w:space="0" w:sz="0" w:val="nil"/>
+            </w:tcBorders>
+            <w:tcMar>
+              <w:top w:w="100.0" w:type="dxa"/>
+              <w:left w:w="100.0" w:type="dxa"/>
+              <w:bottom w:w="100.0" w:type="dxa"/>
+              <w:right w:w="100.0" w:type="dxa"/>
+            </w:tcMar>
+            <w:vAlign w:val="top"/>
+          </w:tcPr>
+          <w:p>
+            <w:pPr>
+              <w:rPr>
+                <w:color w:val="808080"/>
+                <w:sz w:val="24"/>
+                <w:szCs w:val="24"/>
+              </w:rPr>
+            </w:pPr>
+            <w:r>
+              <w:rPr>
+                <w:color w:val="808080"/>
+                <w:sz w:val="24"/>
+                <w:szCs w:val="24"/>
+                <w:rtl w:val="0"/>
+              </w:rPr>
+              <w:t xml:space="preserve">proximal-choice</w:t>
+            </w:r>
+          </w:p>
+        </w:tc>
+        <w:tc>
+          <w:tcPr>
+            <w:tcBorders>
+              <w:top w:color="000000" w:space="0" w:sz="0" w:val="nil"/>
+              <w:left w:color="000000" w:space="0" w:sz="0" w:val="nil"/>
+              <w:bottom w:color="000000" w:space="0" w:sz="0" w:val="nil"/>
+              <w:right w:color="000000" w:space="0" w:sz="0" w:val="nil"/>
+            </w:tcBorders>
+            <w:tcMar>
+              <w:top w:w="100.0" w:type="dxa"/>
+              <w:left w:w="100.0" w:type="dxa"/>
+              <w:bottom w:w="100.0" w:type="dxa"/>
+              <w:right w:w="100.0" w:type="dxa"/>
+            </w:tcMar>
+            <w:vAlign w:val="top"/>
+          </w:tcPr>
+          <w:p>
+            <w:pPr>
+              <w:rPr>
+                <w:color w:val="808080"/>
+                <w:sz w:val="24"/>
+                <w:szCs w:val="24"/>
+              </w:rPr>
+            </w:pPr>
+            <w:r>
+              <w:rPr>
+                <w:color w:val="808080"/>
+                <w:sz w:val="24"/>
+                <w:szCs w:val="24"/>
+                <w:rtl w:val="0"/>
+              </w:rPr>
+              <w:t xml:space="preserve">Choisir l'essaim à collecter dans la foret</w:t>
+            </w:r>
+          </w:p>
+        </w:tc>
+        <w:tc>
+          <w:tcPr>
+            <w:tcBorders>
+              <w:top w:color="000000" w:space="0" w:sz="0" w:val="nil"/>
+              <w:left w:color="000000" w:space="0" w:sz="0" w:val="nil"/>
+              <w:bottom w:color="000000" w:space="0" w:sz="0" w:val="nil"/>
+              <w:right w:color="000000" w:space="0" w:sz="0" w:val="nil"/>
+            </w:tcBorders>
+            <w:tcMar>
+              <w:top w:w="100.0" w:type="dxa"/>
+              <w:left w:w="100.0" w:type="dxa"/>
+              <w:bottom w:w="100.0" w:type="dxa"/>
+              <w:right w:w="100.0" w:type="dxa"/>
+            </w:tcMar>
+            <w:vAlign w:val="top"/>
+          </w:tcPr>
+          <w:p>
+            <w:pPr>
+              <w:rPr>
+                <w:color w:val="808080"/>
+                <w:sz w:val="24"/>
+                <w:szCs w:val="24"/>
+              </w:rPr>
+            </w:pPr>
+            <w:r>
+              <w:rPr>
+                <w:color w:val="808080"/>
+                <w:sz w:val="24"/>
+                <w:szCs w:val="24"/>
+                <w:rtl w:val="0"/>
+              </w:rPr>
+              <w:t xml:space="preserve">"forest-screen"</w:t>
+            </w:r>
+          </w:p>
+        </w:tc>
+      </w:tr>
+      <w:tr>
+        <w:trPr>
+          <w:cantSplit w:val="0"/>
+          <w:trHeight w:val="500" w:hRule="atLeast"/>
+          <w:tblHeader w:val="0"/>
+        </w:trPr>
+        <w:tc>
+          <w:tcPr>
+            <w:tcBorders>
+              <w:top w:color="000000" w:space="0" w:sz="0" w:val="nil"/>
+              <w:left w:color="000000" w:space="0" w:sz="0" w:val="nil"/>
+              <w:bottom w:color="000000" w:space="0" w:sz="0" w:val="nil"/>
+              <w:right w:color="000000" w:space="0" w:sz="0" w:val="nil"/>
+            </w:tcBorders>
+            <w:tcMar>
+              <w:top w:w="100.0" w:type="dxa"/>
+              <w:left w:w="100.0" w:type="dxa"/>
+              <w:bottom w:w="100.0" w:type="dxa"/>
+              <w:right w:w="100.0" w:type="dxa"/>
+            </w:tcMar>
+            <w:vAlign w:val="top"/>
+          </w:tcPr>
+          <w:p>
+            <w:pPr>
+              <w:rPr>
+                <w:sz w:val="24"/>
+                <w:szCs w:val="24"/>
+              </w:rPr>
+            </w:pPr>
+            <w:r>
+              <w:rPr>
+                <w:sz w:val="24"/>
+                <w:szCs w:val="24"/>
+                <w:rtl w:val="0"/>
+              </w:rPr>
+              <w:t xml:space="preserve">4</w:t>
+            </w:r>
+          </w:p>
+        </w:tc>
+        <w:tc>
+          <w:tcPr>
+            <w:tcBorders>
+              <w:top w:color="000000" w:space="0" w:sz="0" w:val="nil"/>
+              <w:left w:color="000000" w:space="0" w:sz="0" w:val="nil"/>
+              <w:bottom w:color="000000" w:space="0" w:sz="0" w:val="nil"/>
+              <w:right w:color="000000" w:space="0" w:sz="0" w:val="nil"/>
+            </w:tcBorders>
+            <w:tcMar>
+              <w:top w:w="100.0" w:type="dxa"/>
+              <w:left w:w="100.0" w:type="dxa"/>
+              <w:bottom w:w="100.0" w:type="dxa"/>
+              <w:right w:w="100.0" w:type="dxa"/>
+            </w:tcMar>
+            <w:vAlign w:val="top"/>
+          </w:tcPr>
+          <w:p>
+            <w:pPr>
+              <w:rPr>
+                <w:color w:val="808080"/>
+                <w:sz w:val="24"/>
+                <w:szCs w:val="24"/>
+              </w:rPr>
+            </w:pPr>
+            <w:r>
+              <w:rPr>
+                <w:color w:val="808080"/>
+                <w:sz w:val="24"/>
+                <w:szCs w:val="24"/>
+                <w:rtl w:val="0"/>
+              </w:rPr>
+              <w:t xml:space="preserve">motor-choice</w:t>
+            </w:r>
+          </w:p>
+        </w:tc>
+        <w:tc>
+          <w:tcPr>
+            <w:tcBorders>
+              <w:top w:color="000000" w:space="0" w:sz="0" w:val="nil"/>
+              <w:left w:color="000000" w:space="0" w:sz="0" w:val="nil"/>
+              <w:bottom w:color="000000" w:space="0" w:sz="0" w:val="nil"/>
+              <w:right w:color="000000" w:space="0" w:sz="0" w:val="nil"/>
+            </w:tcBorders>
+            <w:tcMar>
+              <w:top w:w="100.0" w:type="dxa"/>
+              <w:left w:w="100.0" w:type="dxa"/>
+              <w:bottom w:w="100.0" w:type="dxa"/>
+              <w:right w:w="100.0" w:type="dxa"/>
+            </w:tcMar>
+            <w:vAlign w:val="top"/>
+          </w:tcPr>
+          <w:p>
+            <w:pPr>
+              <w:rPr>
+                <w:color w:val="808080"/>
+                <w:sz w:val="24"/>
+                <w:szCs w:val="24"/>
+              </w:rPr>
+            </w:pPr>
+            <w:r>
+              <w:rPr>
+                <w:color w:val="808080"/>
+                <w:sz w:val="24"/>
+                <w:szCs w:val="24"/>
+                <w:rtl w:val="0"/>
+              </w:rPr>
+              <w:t xml:space="preserve">Choix des touches pour se déplacer</w:t>
+            </w:r>
+          </w:p>
+        </w:tc>
+        <w:tc>
+          <w:tcPr>
+            <w:tcBorders>
+              <w:top w:color="000000" w:space="0" w:sz="0" w:val="nil"/>
+              <w:left w:color="000000" w:space="0" w:sz="0" w:val="nil"/>
+              <w:bottom w:color="000000" w:space="0" w:sz="0" w:val="nil"/>
+              <w:right w:color="000000" w:space="0" w:sz="0" w:val="nil"/>
+            </w:tcBorders>
+            <w:tcMar>
+              <w:top w:w="100.0" w:type="dxa"/>
+              <w:left w:w="100.0" w:type="dxa"/>
+              <w:bottom w:w="100.0" w:type="dxa"/>
+              <w:right w:w="100.0" w:type="dxa"/>
+            </w:tcMar>
+            <w:vAlign w:val="top"/>
+          </w:tcPr>
+          <w:p>
+            <w:pPr>
+              <w:rPr>
+                <w:color w:val="808080"/>
+                <w:sz w:val="24"/>
+                <w:szCs w:val="24"/>
+              </w:rPr>
+            </w:pPr>
+            <w:r>
+              <w:rPr>
+                <w:color w:val="808080"/>
+                <w:sz w:val="24"/>
+                <w:szCs w:val="24"/>
+                <w:rtl w:val="0"/>
+              </w:rPr>
+              <w:t xml:space="preserve">"forest-screen"</w:t>
+            </w:r>
+          </w:p>
+        </w:tc>
+      </w:tr>
+    </w:tbl>
+    <w:p>
+      <w:pPr>
+        <w:numPr>
+          <w:ilvl w:val="0"/>
+          <w:numId w:val="16"/>
+        </w:numPr>
+        <w:spacing w:after="0" w:afterAutospacing="0" w:before="240" w:lineRule="auto"/>
+        <w:ind w:left="720" w:hanging="360"/>
+        <w:rPr>
+          <w:sz w:val="24"/>
+          <w:szCs w:val="24"/>
+        </w:rPr>
+      </w:pPr>
+      <w:r>
+        <w:rPr>
+          <w:color w:val="808080"/>
+          <w:sz w:val="24"/>
+          <w:szCs w:val="24"/>
+          <w:rtl w:val="0"/>
+        </w:rPr>
+        <w:t xml:space="preserve">For some blocks and trials, meta-choices, distal choices, proximal choices, and motor choices will be forced. A free/forced mechanic is needed.</w:t>
+      </w:r>
+    </w:p>
+    <w:p>
+      <w:pPr>
+        <w:numPr>
+          <w:ilvl w:val="0"/>
+          <w:numId w:val="16"/>
+        </w:numPr>
+        <w:spacing w:after="0" w:afterAutospacing="0" w:before="0" w:beforeAutospacing="0" w:lineRule="auto"/>
+        <w:ind w:left="720" w:hanging="360"/>
+        <w:rPr>
+          <w:sz w:val="24"/>
+          <w:szCs w:val="24"/>
+        </w:rPr>
+      </w:pPr>
+      <w:r>
+        <w:rPr>
+          <w:color w:val="808080"/>
+          <w:sz w:val="24"/>
+          <w:szCs w:val="24"/>
+          <w:rtl w:val="0"/>
+        </w:rPr>
+        <w:t xml:space="preserve">When an advice is given it is accompany by an explanation</w:t>
+      </w:r>
+    </w:p>
+    <w:p>
+      <w:pPr>
+        <w:numPr>
+          <w:ilvl w:val="1"/>
+          <w:numId w:val="16"/>
+        </w:numPr>
+        <w:spacing w:after="0" w:afterAutospacing="0" w:before="0" w:beforeAutospacing="0" w:lineRule="auto"/>
+        <w:ind w:left="1440" w:hanging="360"/>
+        <w:rPr>
+          <w:sz w:val="24"/>
+          <w:szCs w:val="24"/>
+        </w:rPr>
+      </w:pPr>
+      <w:r>
+        <w:rPr>
+          <w:color w:val="808080"/>
+          <w:sz w:val="24"/>
+          <w:szCs w:val="24"/>
+          <w:rtl w:val="0"/>
+        </w:rPr>
+        <w:t xml:space="preserve">explanation given can be "short" or "long"</w:t>
+      </w:r>
+    </w:p>
+    <w:p>
+      <w:pPr>
+        <w:numPr>
+          <w:ilvl w:val="1"/>
+          <w:numId w:val="16"/>
+        </w:numPr>
+        <w:spacing w:after="240" w:before="0" w:beforeAutospacing="0" w:lineRule="auto"/>
+        <w:ind w:left="1440" w:hanging="360"/>
+        <w:rPr>
+          <w:sz w:val="24"/>
+          <w:szCs w:val="24"/>
+        </w:rPr>
+      </w:pPr>
+      <w:r>
+        <w:rPr>
+          <w:color w:val="808080"/>
+          <w:sz w:val="24"/>
+          <w:szCs w:val="24"/>
+          <w:rtl w:val="0"/>
+        </w:rPr>
+        <w:t xml:space="preserve">the explanation text needs to be controlled and editable by researchers</w:t>
+      </w:r>
+    </w:p>
+    <w:p>
+      <w:pPr>
+        <w:pStyle w:val="Heading2"/>
+        <w:keepNext w:val="0"/>
+        <w:keepLines w:val="0"/>
+        <w:rPr>
+          <w:sz w:val="34"/>
+          <w:szCs w:val="34"/>
+        </w:rPr>
+      </w:pPr>
+      <w:bookmarkStart w:colFirst="0" w:colLast="0" w:name="_heading=h.i6us07o7r905" w:id="10"/>
+      <w:bookmarkEnd w:id="10"/>
+      <w:r>
+        <w:rPr>
+          <w:sz w:val="34"/>
+          <w:szCs w:val="34"/>
+          <w:rtl w:val="0"/>
+        </w:rPr>
+        <w:t xml:space="preserve">Mountain Screen (meta &amp; distal choice)</w:t>
+      </w:r>
+    </w:p>
+    <w:p>
+      <w:pPr>
+        <w:numPr>
+          <w:ilvl w:val="0"/>
+          <w:numId w:val="19"/>
+        </w:numPr>
+        <w:spacing w:after="0" w:afterAutospacing="0" w:before="240" w:lineRule="auto"/>
+        <w:ind w:left="720" w:hanging="360"/>
+        <w:rPr>
+          <w:sz w:val="24"/>
+          <w:szCs w:val="24"/>
+        </w:rPr>
+      </w:pPr>
+      <w:r>
+        <w:rPr>
+          <w:sz w:val="24"/>
+          <w:szCs w:val="24"/>
+          <w:rtl w:val="0"/>
+        </w:rPr>
+        <w:t xml:space="preserve">Player will select the area to explore : choose the side with the most BUGS overall</w:t>
+      </w:r>
+    </w:p>
+    <w:p>
+      <w:pPr>
+        <w:numPr>
+          <w:ilvl w:val="0"/>
+          <w:numId w:val="19"/>
+        </w:numPr>
+        <w:spacing w:after="240" w:before="0" w:beforeAutospacing="0" w:lineRule="auto"/>
+        <w:ind w:left="720" w:hanging="360"/>
+        <w:rPr>
+          <w:sz w:val="24"/>
+          <w:szCs w:val="24"/>
+        </w:rPr>
+      </w:pPr>
+      <w:r>
+        <w:rPr>
+          <w:sz w:val="24"/>
+          <w:szCs w:val="24"/>
+          <w:rtl w:val="0"/>
+        </w:rPr>
+        <w:t xml:space="preserve">One area must be more rewarding in average thoughout the forest phase (paramétrable ? configurable ?)</w:t>
+      </w:r>
+    </w:p>
+    <w:p>
+      <w:pPr>
+        <w:pStyle w:val="Heading2"/>
+        <w:keepNext w:val="0"/>
+        <w:keepLines w:val="0"/>
+        <w:rPr>
+          <w:sz w:val="34"/>
+          <w:szCs w:val="34"/>
+        </w:rPr>
+      </w:pPr>
+      <w:bookmarkStart w:colFirst="0" w:colLast="0" w:name="_heading=h.bp39wf16uwx" w:id="11"/>
+      <w:bookmarkEnd w:id="11"/>
+      <w:r>
+        <w:rPr>
+          <w:sz w:val="34"/>
+          <w:szCs w:val="34"/>
+          <w:rtl w:val="0"/>
+        </w:rPr>
+        <w:t xml:space="preserve">Forest Screen (proximal &amp; motor choice)</w:t>
+      </w:r>
+    </w:p>
+    <w:p>
+      <w:pPr>
+        <w:spacing w:after="240" w:before="240" w:lineRule="auto"/>
+        <w:rPr>
+          <w:sz w:val="24"/>
+          <w:szCs w:val="24"/>
+        </w:rPr>
+      </w:pPr>
+      <w:r>
+        <w:rPr>
+          <w:sz w:val="24"/>
+          <w:szCs w:val="24"/>
+          <w:rtl w:val="0"/>
+        </w:rPr>
+        <w:t xml:space="preserve"> </w:t>
+      </w:r>
+    </w:p>
+    <w:p>
+      <w:pPr>
+        <w:pStyle w:val="Heading2"/>
+        <w:keepNext w:val="0"/>
+        <w:keepLines w:val="0"/>
+        <w:rPr>
+          <w:sz w:val="34"/>
+          <w:szCs w:val="34"/>
+        </w:rPr>
+      </w:pPr>
+      <w:bookmarkStart w:colFirst="0" w:colLast="0" w:name="_heading=h.mj0lkw7cs1a5" w:id="12"/>
+      <w:bookmarkEnd w:id="12"/>
+      <w:r>
+        <w:rPr>
+          <w:sz w:val="34"/>
+          <w:szCs w:val="34"/>
+          <w:rtl w:val="0"/>
+        </w:rPr>
+        <w:t xml:space="preserve">Note sur les advisors</w:t>
+      </w:r>
+    </w:p>
+    <w:p>
+      <w:pPr>
+        <w:rPr>
+          <w:sz w:val="24"/>
+          <w:szCs w:val="24"/>
+        </w:rPr>
+      </w:pPr>
+      <w:r>
+        <w:rPr>
+          <w:sz w:val="24"/>
+          <w:szCs w:val="24"/>
+          <w:rtl w:val="0"/>
+        </w:rPr>
+        <w:t xml:space="preserve">motor-advice : donne les bindings pour se déplacer ? (forest screen)</w:t>
+      </w:r>
+    </w:p>
+    <w:p>
+      <w:pPr>
+        <w:rPr>
+          <w:sz w:val="24"/>
+          <w:szCs w:val="24"/>
+        </w:rPr>
+      </w:pPr>
+      <w:r>
+        <w:rPr>
+          <w:sz w:val="24"/>
+          <w:szCs w:val="24"/>
+          <w:rtl w:val="0"/>
+        </w:rPr>
+        <w:t xml:space="preserve">proximal-advice : montre le meilleur chemin vers le meilleur nuages (forest screen)</w:t>
+      </w:r>
+    </w:p>
+    <w:p>
+      <w:pPr>
+        <w:rPr>
+          <w:sz w:val="24"/>
+          <w:szCs w:val="24"/>
+        </w:rPr>
+      </w:pPr>
+      <w:r>
+        <w:rPr>
+          <w:sz w:val="24"/>
+          <w:szCs w:val="24"/>
+          <w:rtl w:val="0"/>
+        </w:rPr>
+        <w:t xml:space="preserve">distal-advice : montre la meilleure zone (moutain screen)</w:t>
+      </w:r>
+    </w:p>
+    <w:p>
+      <w:pPr>
+        <w:rPr>
+          <w:sz w:val="24"/>
+          <w:szCs w:val="24"/>
+        </w:rPr>
+      </w:pPr>
+      <w:r>
+        <w:rPr>
+          <w:sz w:val="24"/>
+          <w:szCs w:val="24"/>
+          <w:rtl w:val="0"/>
+        </w:rPr>
+        <w:t xml:space="preserve"> </w:t>
+      </w:r>
+    </w:p>
+    <w:p>
+      <w:pPr>
+        <w:spacing w:after="240" w:before="240" w:lineRule="auto"/>
+        <w:rPr>
+          <w:sz w:val="24"/>
+          <w:szCs w:val="24"/>
+        </w:rPr>
+      </w:pPr>
+      <w:r>
+        <w:rPr>
+          <w:sz w:val="24"/>
+          <w:szCs w:val="24"/>
+          <w:rtl w:val="0"/>
+        </w:rPr>
+        <w:t xml:space="preserve"> </w:t>
+      </w:r>
+    </w:p>
+    <w:p>
+      <w:pPr>
+        <w:pStyle w:val="Heading2"/>
+        <w:keepNext w:val="0"/>
+        <w:keepLines w:val="0"/>
+        <w:rPr>
+          <w:color w:val="0000ff"/>
+          <w:sz w:val="34"/>
+          <w:szCs w:val="34"/>
+        </w:rPr>
+      </w:pPr>
+      <w:bookmarkStart w:colFirst="0" w:colLast="0" w:name="_heading=h.4cbl7i9jpvdz" w:id="13"/>
+      <w:bookmarkEnd w:id="13"/>
+      <w:r>
+        <w:rPr>
+          <w:color w:val="0000ff"/>
+          <w:sz w:val="34"/>
+          <w:szCs w:val="34"/>
+          <w:rtl w:val="0"/>
+        </w:rPr>
+        <w:t xml:space="preserve">Note sur le Proximal Advice</w:t>
+      </w:r>
+    </w:p>
+    <w:p>
+      <w:pPr>
+        <w:rPr>
+          <w:color w:val="0000ff"/>
+          <w:sz w:val="24"/>
+          <w:szCs w:val="24"/>
+        </w:rPr>
+      </w:pPr>
+      <w:r>
+        <w:rPr>
+          <w:color w:val="0000ff"/>
+          <w:sz w:val="24"/>
+          <w:szCs w:val="24"/>
+          <w:rtl w:val="0"/>
+        </w:rPr>
+        <w:t xml:space="preserve">→ </w:t>
+      </w:r>
+      <w:r>
+        <w:rPr>
+          <w:b w:val="1"/>
+          <w:bCs w:val="1"/>
+          <w:color w:val="0000ff"/>
+          <w:sz w:val="24"/>
+          <w:szCs w:val="24"/>
+          <w:rtl w:val="0"/>
+        </w:rPr>
+        <w:t xml:space="preserve">Proximal advice</w:t>
+      </w:r>
+      <w:r>
+        <w:rPr>
+          <w:color w:val="0000ff"/>
+          <w:sz w:val="24"/>
+          <w:szCs w:val="24"/>
+          <w:rtl w:val="0"/>
+        </w:rPr>
+        <w:t xml:space="preserve"> always point toward the target with the highest reward.</w:t>
+      </w:r>
+    </w:p>
+    <w:p>
+      <w:pPr>
+        <w:rPr>
+          <w:color w:val="0000ff"/>
+          <w:sz w:val="24"/>
+          <w:szCs w:val="24"/>
+        </w:rPr>
+      </w:pPr>
+      <w:r>
+        <w:rPr>
+          <w:color w:val="0000ff"/>
+          <w:sz w:val="24"/>
+          <w:szCs w:val="24"/>
+          <w:rtl w:val="0"/>
+        </w:rPr>
+        <w:t xml:space="preserve">→ At full reliability, </w:t>
+      </w:r>
+      <w:r>
+        <w:rPr>
+          <w:b w:val="1"/>
+          <w:bCs w:val="1"/>
+          <w:color w:val="0000ff"/>
+          <w:sz w:val="24"/>
+          <w:szCs w:val="24"/>
+          <w:rtl w:val="0"/>
+        </w:rPr>
+        <w:t xml:space="preserve">proximal advice</w:t>
+      </w:r>
+      <w:r>
+        <w:rPr>
+          <w:color w:val="0000ff"/>
+          <w:sz w:val="24"/>
+          <w:szCs w:val="24"/>
+          <w:rtl w:val="0"/>
+        </w:rPr>
+        <w:t xml:space="preserve"> shows the player the </w:t>
+      </w:r>
+      <w:r>
+        <w:rPr>
+          <w:b w:val="1"/>
+          <w:bCs w:val="1"/>
+          <w:color w:val="0000ff"/>
+          <w:sz w:val="24"/>
+          <w:szCs w:val="24"/>
+          <w:rtl w:val="0"/>
+        </w:rPr>
+        <w:t xml:space="preserve">optimal path</w:t>
+      </w:r>
+      <w:r>
+        <w:rPr>
+          <w:color w:val="0000ff"/>
+          <w:sz w:val="24"/>
+          <w:szCs w:val="24"/>
+          <w:rtl w:val="0"/>
+        </w:rPr>
+        <w:t xml:space="preserve"> to get to the target :</w:t>
+      </w:r>
+    </w:p>
+    <w:p>
+      <w:pPr>
+        <w:numPr>
+          <w:ilvl w:val="2"/>
+          <w:numId w:val="2"/>
+        </w:numPr>
+        <w:spacing w:after="240" w:before="240" w:lineRule="auto"/>
+        <w:ind w:left="2160" w:hanging="360"/>
+        <w:rPr>
+          <w:sz w:val="24"/>
+          <w:szCs w:val="24"/>
+        </w:rPr>
+      </w:pPr>
+      <w:r>
+        <w:rPr>
+          <w:b w:val="1"/>
+          <w:bCs w:val="1"/>
+          <w:color w:val="0000ff"/>
+          <w:sz w:val="24"/>
+          <w:szCs w:val="24"/>
+          <w:rtl w:val="0"/>
+        </w:rPr>
+        <w:t xml:space="preserve">Optimal path</w:t>
+      </w:r>
+      <w:r>
+        <w:rPr>
+          <w:color w:val="0000ff"/>
+          <w:sz w:val="24"/>
+          <w:szCs w:val="24"/>
+          <w:rtl w:val="0"/>
+        </w:rPr>
+        <w:t xml:space="preserve"> represent a path with minimal possible steps (minimal length) to reach the target, with no traps on the path.</w:t>
+      </w:r>
+    </w:p>
+    <w:p>
+      <w:pPr>
+        <w:rPr>
+          <w:color w:val="0000ff"/>
+          <w:sz w:val="24"/>
+          <w:szCs w:val="24"/>
+        </w:rPr>
+      </w:pPr>
+      <w:r>
+        <w:rPr>
+          <w:color w:val="0000ff"/>
+          <w:sz w:val="24"/>
+          <w:szCs w:val="24"/>
+          <w:rtl w:val="0"/>
+        </w:rPr>
+        <w:t xml:space="preserve">→ A wrong proximal advice shows the player a </w:t>
+      </w:r>
+      <w:r>
+        <w:rPr>
+          <w:b w:val="1"/>
+          <w:bCs w:val="1"/>
+          <w:color w:val="0000ff"/>
+          <w:sz w:val="24"/>
+          <w:szCs w:val="24"/>
+          <w:rtl w:val="0"/>
+        </w:rPr>
+        <w:t xml:space="preserve">suboptimal path</w:t>
+      </w:r>
+      <w:r>
+        <w:rPr>
+          <w:color w:val="0000ff"/>
+          <w:sz w:val="24"/>
+          <w:szCs w:val="24"/>
+          <w:rtl w:val="0"/>
+        </w:rPr>
+        <w:t xml:space="preserve"> to get to the target:</w:t>
+      </w:r>
+    </w:p>
+    <w:p>
+      <w:pPr>
+        <w:numPr>
+          <w:ilvl w:val="2"/>
+          <w:numId w:val="21"/>
+        </w:numPr>
+        <w:spacing w:after="240" w:before="240" w:lineRule="auto"/>
+        <w:ind w:left="2160" w:hanging="360"/>
+        <w:rPr>
+          <w:sz w:val="24"/>
+          <w:szCs w:val="24"/>
+        </w:rPr>
+      </w:pPr>
+      <w:r>
+        <w:rPr>
+          <w:color w:val="0000ff"/>
+          <w:sz w:val="24"/>
+          <w:szCs w:val="24"/>
+          <w:rtl w:val="0"/>
+        </w:rPr>
+        <w:t xml:space="preserve">A </w:t>
+      </w:r>
+      <w:r>
+        <w:rPr>
+          <w:b w:val="1"/>
+          <w:bCs w:val="1"/>
+          <w:color w:val="0000ff"/>
+          <w:sz w:val="24"/>
+          <w:szCs w:val="24"/>
+          <w:rtl w:val="0"/>
+        </w:rPr>
+        <w:t xml:space="preserve">suboptimal path</w:t>
+      </w:r>
+      <w:r>
+        <w:rPr>
+          <w:color w:val="0000ff"/>
+          <w:sz w:val="24"/>
+          <w:szCs w:val="24"/>
+          <w:rtl w:val="0"/>
+        </w:rPr>
+        <w:t xml:space="preserve"> represent a path that can have traps on the way and a length not minimized (or both)</w:t>
+      </w:r>
+    </w:p>
+    <w:p>
+      <w:pPr>
+        <w:rPr>
+          <w:color w:val="0000ff"/>
+          <w:sz w:val="24"/>
+          <w:szCs w:val="24"/>
+        </w:rPr>
+      </w:pPr>
+      <w:r>
+        <w:rPr>
+          <w:color w:val="0000ff"/>
+          <w:sz w:val="24"/>
+          <w:szCs w:val="24"/>
+          <w:rtl w:val="0"/>
+        </w:rPr>
+        <w:t xml:space="preserve">→ Proximal advice can be triggered</w:t>
+      </w:r>
+    </w:p>
+    <w:p>
+      <w:pPr>
+        <w:rPr>
+          <w:color w:val="0000ff"/>
+          <w:sz w:val="24"/>
+          <w:szCs w:val="24"/>
+        </w:rPr>
+      </w:pPr>
+      <w:r>
+        <w:rPr>
+          <w:color w:val="0000ff"/>
+          <w:sz w:val="24"/>
+          <w:szCs w:val="24"/>
+          <w:rtl w:val="0"/>
+        </w:rPr>
+        <w:t xml:space="preserve">→ Proximal advice should have a reliability parameter</w:t>
+      </w:r>
+    </w:p>
+    <w:p>
+      <w:pPr>
+        <w:rPr>
+          <w:color w:val="808080"/>
+          <w:sz w:val="24"/>
+          <w:szCs w:val="24"/>
+        </w:rPr>
+      </w:pPr>
+      <w:r>
+        <w:rPr>
+          <w:color w:val="808080"/>
+          <w:sz w:val="24"/>
+          <w:szCs w:val="24"/>
+          <w:rtl w:val="0"/>
+        </w:rPr>
+        <w:t xml:space="preserve">→ Proximal advice is provided periodically following a given pattern (random ?)</w:t>
+      </w:r>
+    </w:p>
+    <w:p>
+      <w:pPr>
+        <w:pStyle w:val="Heading2"/>
+        <w:keepNext w:val="0"/>
+        <w:keepLines w:val="0"/>
+        <w:rPr>
+          <w:sz w:val="34"/>
+          <w:szCs w:val="34"/>
+        </w:rPr>
+      </w:pPr>
+      <w:bookmarkStart w:colFirst="0" w:colLast="0" w:name="_heading=h.2iabporv4y20" w:id="14"/>
+      <w:bookmarkEnd w:id="14"/>
+      <w:r>
+        <w:rPr>
+          <w:sz w:val="34"/>
+          <w:szCs w:val="34"/>
+          <w:rtl w:val="0"/>
+        </w:rPr>
+        <w:t xml:space="preserve">Note sur le Motor Advice</w:t>
+      </w:r>
+    </w:p>
+    <w:p>
+      <w:pPr>
+        <w:numPr>
+          <w:ilvl w:val="0"/>
+          <w:numId w:val="17"/>
+        </w:numPr>
+        <w:spacing w:after="0" w:afterAutospacing="0" w:before="240" w:lineRule="auto"/>
+        <w:ind w:left="720" w:hanging="360"/>
+        <w:rPr>
+          <w:sz w:val="24"/>
+          <w:szCs w:val="24"/>
+        </w:rPr>
+      </w:pPr>
+      <w:r>
+        <w:rPr>
+          <w:color w:val="808080"/>
+          <w:sz w:val="24"/>
+          <w:szCs w:val="24"/>
+          <w:rtl w:val="0"/>
+        </w:rPr>
+        <w:t xml:space="preserve">3 sets keys available to move </w:t>
+      </w:r>
+      <w:r>
+        <w:rPr>
+          <w:b w:val="1"/>
+          <w:bCs w:val="1"/>
+          <w:color w:val="808080"/>
+          <w:sz w:val="24"/>
+          <w:szCs w:val="24"/>
+          <w:rtl w:val="0"/>
+        </w:rPr>
+        <w:t xml:space="preserve">←↑→</w:t>
+      </w:r>
+      <w:r>
+        <w:rPr>
+          <w:color w:val="808080"/>
+          <w:sz w:val="24"/>
+          <w:szCs w:val="24"/>
+          <w:rtl w:val="0"/>
+        </w:rPr>
+        <w:t xml:space="preserve"> : QZD, FTH, KOM. (act as groups)</w:t>
+      </w:r>
+    </w:p>
+    <w:p>
+      <w:pPr>
+        <w:numPr>
+          <w:ilvl w:val="0"/>
+          <w:numId w:val="17"/>
+        </w:numPr>
+        <w:spacing w:after="0" w:afterAutospacing="0" w:before="0" w:beforeAutospacing="0" w:lineRule="auto"/>
+        <w:ind w:left="720" w:hanging="360"/>
+        <w:rPr>
+          <w:sz w:val="24"/>
+          <w:szCs w:val="24"/>
+        </w:rPr>
+      </w:pPr>
+      <w:r>
+        <w:rPr>
+          <w:color w:val="808080"/>
+          <w:sz w:val="24"/>
+          <w:szCs w:val="24"/>
+          <w:rtl w:val="0"/>
+        </w:rPr>
+        <w:t xml:space="preserve">Motor Advice is provided periodically following a given pattern (random ?)</w:t>
+      </w:r>
+    </w:p>
+    <w:p>
+      <w:pPr>
+        <w:numPr>
+          <w:ilvl w:val="0"/>
+          <w:numId w:val="17"/>
+        </w:numPr>
+        <w:spacing w:after="0" w:afterAutospacing="0" w:before="0" w:beforeAutospacing="0" w:lineRule="auto"/>
+        <w:ind w:left="720" w:hanging="360"/>
+        <w:rPr>
+          <w:sz w:val="24"/>
+          <w:szCs w:val="24"/>
+        </w:rPr>
+      </w:pPr>
+      <w:r>
+        <w:rPr>
+          <w:color w:val="808080"/>
+          <w:sz w:val="24"/>
+          <w:szCs w:val="24"/>
+          <w:rtl w:val="0"/>
+        </w:rPr>
+        <w:t xml:space="preserve">Motor Advice show to the player the active set</w:t>
+      </w:r>
+    </w:p>
+    <w:p>
+      <w:pPr>
+        <w:numPr>
+          <w:ilvl w:val="0"/>
+          <w:numId w:val="17"/>
+        </w:numPr>
+        <w:spacing w:after="0" w:afterAutospacing="0" w:before="0" w:beforeAutospacing="0" w:lineRule="auto"/>
+        <w:ind w:left="720" w:hanging="360"/>
+        <w:rPr>
+          <w:sz w:val="24"/>
+          <w:szCs w:val="24"/>
+        </w:rPr>
+      </w:pPr>
+      <w:r>
+        <w:rPr>
+          <w:color w:val="808080"/>
+          <w:sz w:val="24"/>
+          <w:szCs w:val="24"/>
+          <w:rtl w:val="0"/>
+        </w:rPr>
+        <w:t xml:space="preserve">The </w:t>
+      </w:r>
+      <w:r>
+        <w:rPr>
+          <w:b w:val="1"/>
+          <w:bCs w:val="1"/>
+          <w:color w:val="808080"/>
+          <w:sz w:val="24"/>
+          <w:szCs w:val="24"/>
+          <w:rtl w:val="0"/>
+        </w:rPr>
+        <w:t xml:space="preserve">player</w:t>
+      </w:r>
+      <w:r>
+        <w:rPr>
+          <w:color w:val="808080"/>
+          <w:sz w:val="24"/>
+          <w:szCs w:val="24"/>
+          <w:rtl w:val="0"/>
+        </w:rPr>
+        <w:t xml:space="preserve"> must have a cost when missing a key</w:t>
+      </w:r>
+    </w:p>
+    <w:p>
+      <w:pPr>
+        <w:numPr>
+          <w:ilvl w:val="2"/>
+          <w:numId w:val="17"/>
+        </w:numPr>
+        <w:spacing w:after="0" w:afterAutospacing="0" w:before="0" w:beforeAutospacing="0" w:lineRule="auto"/>
+        <w:ind w:left="2160" w:hanging="360"/>
+        <w:rPr>
+          <w:sz w:val="24"/>
+          <w:szCs w:val="24"/>
+        </w:rPr>
+      </w:pPr>
+      <w:r>
+        <w:rPr>
+          <w:color w:val="808080"/>
+          <w:sz w:val="24"/>
+          <w:szCs w:val="24"/>
+          <w:rtl w:val="0"/>
+        </w:rPr>
+        <w:t xml:space="preserve">cost is double, if the key is wrong and does nothing the clouds will loose 1 bug each. If the key make but the direction lead to a trap or a longer path</w:t>
+      </w:r>
+    </w:p>
+    <w:p>
+      <w:pPr>
+        <w:numPr>
+          <w:ilvl w:val="0"/>
+          <w:numId w:val="17"/>
+        </w:numPr>
+        <w:spacing w:after="0" w:afterAutospacing="0" w:before="0" w:beforeAutospacing="0" w:lineRule="auto"/>
+        <w:ind w:left="720" w:hanging="360"/>
+        <w:rPr>
+          <w:sz w:val="24"/>
+          <w:szCs w:val="24"/>
+        </w:rPr>
+      </w:pPr>
+      <w:r>
+        <w:rPr>
+          <w:color w:val="808080"/>
+          <w:sz w:val="24"/>
+          <w:szCs w:val="24"/>
+          <w:rtl w:val="0"/>
+        </w:rPr>
+        <w:t xml:space="preserve">The motor advice can be unreliable based on a parameter :</w:t>
+      </w:r>
+    </w:p>
+    <w:p>
+      <w:pPr>
+        <w:numPr>
+          <w:ilvl w:val="1"/>
+          <w:numId w:val="17"/>
+        </w:numPr>
+        <w:spacing w:after="240" w:before="0" w:beforeAutospacing="0" w:lineRule="auto"/>
+        <w:ind w:left="1440" w:hanging="360"/>
+        <w:rPr>
+          <w:sz w:val="24"/>
+          <w:szCs w:val="24"/>
+        </w:rPr>
+      </w:pPr>
+      <w:r>
+        <w:rPr>
+          <w:color w:val="808080"/>
+          <w:sz w:val="24"/>
+          <w:szCs w:val="24"/>
+          <w:rtl w:val="0"/>
+        </w:rPr>
+        <w:t xml:space="preserve">An unreliable motor advice gives the wrong set of keys :</w:t>
+      </w:r>
+    </w:p>
+    <w:p>
+      <w:pPr>
+        <w:spacing w:after="240" w:before="240" w:lineRule="auto"/>
+        <w:rPr>
+          <w:sz w:val="24"/>
+          <w:szCs w:val="24"/>
+        </w:rPr>
+      </w:pPr>
+      <w:r>
+        <w:rPr>
+          <w:sz w:val="24"/>
+          <w:szCs w:val="24"/>
+          <w:rtl w:val="0"/>
+        </w:rPr>
+        <w:t xml:space="preserve"> </w:t>
+      </w:r>
+    </w:p>
+    <w:p>
+      <w:pPr>
+        <w:numPr>
+          <w:ilvl w:val="0"/>
+          <w:numId w:val="23"/>
+        </w:numPr>
+        <w:spacing w:after="0" w:afterAutospacing="0" w:before="240" w:lineRule="auto"/>
+        <w:ind w:left="720" w:hanging="360"/>
+        <w:rPr>
+          <w:sz w:val="24"/>
+          <w:szCs w:val="24"/>
+        </w:rPr>
+      </w:pPr>
+      <w:r>
+        <w:rPr>
+          <w:b w:val="1"/>
+          <w:bCs w:val="1"/>
+          <w:i w:val="1"/>
+          <w:iCs w:val="1"/>
+          <w:color w:val="808080"/>
+          <w:sz w:val="24"/>
+          <w:szCs w:val="24"/>
+          <w:rtl w:val="0"/>
+        </w:rPr>
+        <w:t xml:space="preserve">Questions</w:t>
+      </w:r>
+      <w:r>
+        <w:rPr>
+          <w:color w:val="808080"/>
+          <w:sz w:val="24"/>
+          <w:szCs w:val="24"/>
+          <w:rtl w:val="0"/>
+        </w:rPr>
+        <w:t xml:space="preserve"> :</w:t>
+      </w:r>
+    </w:p>
+    <w:p>
+      <w:pPr>
+        <w:numPr>
+          <w:ilvl w:val="2"/>
+          <w:numId w:val="23"/>
+        </w:numPr>
+        <w:spacing w:after="0" w:afterAutospacing="0" w:before="0" w:beforeAutospacing="0" w:lineRule="auto"/>
+        <w:ind w:left="2160" w:hanging="360"/>
+        <w:rPr>
+          <w:sz w:val="24"/>
+          <w:szCs w:val="24"/>
+        </w:rPr>
+      </w:pPr>
+      <w:r>
+        <w:rPr>
+          <w:i w:val="1"/>
+          <w:iCs w:val="1"/>
+          <w:color w:val="808080"/>
+          <w:sz w:val="24"/>
+          <w:szCs w:val="24"/>
+          <w:rtl w:val="0"/>
+        </w:rPr>
+        <w:t xml:space="preserve">Are the keys the same for all trials ? </w:t>
+      </w:r>
+      <w:r>
+        <w:rPr>
+          <w:color w:val="808080"/>
+          <w:sz w:val="24"/>
+          <w:szCs w:val="24"/>
+          <w:u w:val="single"/>
+          <w:rtl w:val="0"/>
+        </w:rPr>
+        <w:t xml:space="preserve">YES</w:t>
+      </w:r>
+    </w:p>
+    <w:p>
+      <w:pPr>
+        <w:numPr>
+          <w:ilvl w:val="2"/>
+          <w:numId w:val="23"/>
+        </w:numPr>
+        <w:spacing w:after="0" w:afterAutospacing="0" w:before="0" w:beforeAutospacing="0" w:lineRule="auto"/>
+        <w:ind w:left="2160" w:hanging="360"/>
+        <w:rPr>
+          <w:sz w:val="24"/>
+          <w:szCs w:val="24"/>
+        </w:rPr>
+      </w:pPr>
+      <w:r>
+        <w:rPr>
+          <w:i w:val="1"/>
+          <w:iCs w:val="1"/>
+          <w:color w:val="808080"/>
+          <w:sz w:val="24"/>
+          <w:szCs w:val="24"/>
+          <w:rtl w:val="0"/>
+        </w:rPr>
+        <w:t xml:space="preserve">Do the combinations key-direction change ? when (each trial, each block) ? </w:t>
+      </w:r>
+      <w:r>
+        <w:rPr>
+          <w:color w:val="808080"/>
+          <w:sz w:val="24"/>
+          <w:szCs w:val="24"/>
+          <w:u w:val="single"/>
+          <w:rtl w:val="0"/>
+        </w:rPr>
+        <w:t xml:space="preserve">YES at each trial the set of active keys changes</w:t>
+      </w:r>
+    </w:p>
+    <w:p>
+      <w:pPr>
+        <w:numPr>
+          <w:ilvl w:val="2"/>
+          <w:numId w:val="23"/>
+        </w:numPr>
+        <w:spacing w:after="0" w:afterAutospacing="0" w:before="0" w:beforeAutospacing="0" w:lineRule="auto"/>
+        <w:ind w:left="2160" w:hanging="360"/>
+        <w:rPr>
+          <w:sz w:val="24"/>
+          <w:szCs w:val="24"/>
+        </w:rPr>
+      </w:pPr>
+      <w:r>
+        <w:rPr>
+          <w:i w:val="1"/>
+          <w:iCs w:val="1"/>
+          <w:color w:val="808080"/>
+          <w:sz w:val="24"/>
+          <w:szCs w:val="24"/>
+          <w:rtl w:val="0"/>
+        </w:rPr>
+        <w:t xml:space="preserve">What information is given to the player ? only one key/direction, all of them ? Is the motor-advice exhaustive ? </w:t>
+      </w:r>
+      <w:r>
+        <w:rPr>
+          <w:i w:val="1"/>
+          <w:iCs w:val="1"/>
+          <w:color w:val="808080"/>
+          <w:sz w:val="24"/>
+          <w:szCs w:val="24"/>
+          <w:u w:val="single"/>
+          <w:rtl w:val="0"/>
+        </w:rPr>
+        <w:t xml:space="preserve">YES</w:t>
+      </w:r>
+    </w:p>
+    <w:p>
+      <w:pPr>
+        <w:numPr>
+          <w:ilvl w:val="2"/>
+          <w:numId w:val="23"/>
+        </w:numPr>
+        <w:spacing w:after="0" w:afterAutospacing="0" w:before="0" w:beforeAutospacing="0" w:lineRule="auto"/>
+        <w:ind w:left="2160" w:hanging="360"/>
+        <w:rPr>
+          <w:sz w:val="24"/>
+          <w:szCs w:val="24"/>
+        </w:rPr>
+      </w:pPr>
+      <w:r>
+        <w:rPr>
+          <w:i w:val="1"/>
+          <w:iCs w:val="1"/>
+          <w:color w:val="808080"/>
+          <w:sz w:val="24"/>
+          <w:szCs w:val="24"/>
+          <w:rtl w:val="0"/>
+        </w:rPr>
+        <w:t xml:space="preserve">All combinations or "active" ? </w:t>
+      </w:r>
+      <w:r>
+        <w:rPr>
+          <w:i w:val="1"/>
+          <w:iCs w:val="1"/>
+          <w:color w:val="808080"/>
+          <w:sz w:val="24"/>
+          <w:szCs w:val="24"/>
+          <w:u w:val="single"/>
+          <w:rtl w:val="0"/>
+        </w:rPr>
+        <w:t xml:space="preserve">NO ONLY ONE</w:t>
+      </w:r>
+    </w:p>
+    <w:p>
+      <w:pPr>
+        <w:numPr>
+          <w:ilvl w:val="2"/>
+          <w:numId w:val="23"/>
+        </w:numPr>
+        <w:spacing w:after="0" w:afterAutospacing="0" w:before="0" w:beforeAutospacing="0" w:lineRule="auto"/>
+        <w:ind w:left="2160" w:hanging="360"/>
+        <w:rPr>
+          <w:sz w:val="24"/>
+          <w:szCs w:val="24"/>
+        </w:rPr>
+      </w:pPr>
+      <w:r>
+        <w:rPr>
+          <w:i w:val="1"/>
+          <w:iCs w:val="1"/>
+          <w:color w:val="808080"/>
+          <w:sz w:val="24"/>
+          <w:szCs w:val="24"/>
+          <w:rtl w:val="0"/>
+        </w:rPr>
+        <w:t xml:space="preserve">Should have a realiability parameter as proximal advice ?</w:t>
+      </w:r>
+      <w:r>
+        <w:rPr>
+          <w:color w:val="808080"/>
+          <w:sz w:val="24"/>
+          <w:szCs w:val="24"/>
+          <w:rtl w:val="0"/>
+        </w:rPr>
+        <w:t xml:space="preserve"> </w:t>
+      </w:r>
+      <w:r>
+        <w:rPr>
+          <w:color w:val="808080"/>
+          <w:sz w:val="24"/>
+          <w:szCs w:val="24"/>
+          <w:u w:val="single"/>
+          <w:rtl w:val="0"/>
+        </w:rPr>
+        <w:t xml:space="preserve">YES</w:t>
+      </w:r>
+    </w:p>
+    <w:p>
+      <w:pPr>
+        <w:numPr>
+          <w:ilvl w:val="2"/>
+          <w:numId w:val="23"/>
+        </w:numPr>
+        <w:spacing w:after="0" w:afterAutospacing="0" w:before="0" w:beforeAutospacing="0" w:lineRule="auto"/>
+        <w:ind w:left="2160" w:hanging="360"/>
+        <w:rPr>
+          <w:sz w:val="24"/>
+          <w:szCs w:val="24"/>
+        </w:rPr>
+      </w:pPr>
+      <w:r>
+        <w:rPr>
+          <w:i w:val="1"/>
+          <w:iCs w:val="1"/>
+          <w:color w:val="808080"/>
+          <w:sz w:val="24"/>
+          <w:szCs w:val="24"/>
+          <w:rtl w:val="0"/>
+        </w:rPr>
+        <w:t xml:space="preserve">How an unrealiable motor advice behaves ? what is an unrealiable motor-advice ? </w:t>
+      </w:r>
+      <w:r>
+        <w:rPr>
+          <w:i w:val="1"/>
+          <w:iCs w:val="1"/>
+          <w:color w:val="808080"/>
+          <w:sz w:val="24"/>
+          <w:szCs w:val="24"/>
+          <w:u w:val="single"/>
+          <w:rtl w:val="0"/>
+        </w:rPr>
+        <w:t xml:space="preserve">SHOW THE WRONG SET OF ACTIVE KEY</w:t>
+      </w:r>
+    </w:p>
+    <w:p>
+      <w:pPr>
+        <w:numPr>
+          <w:ilvl w:val="2"/>
+          <w:numId w:val="23"/>
+        </w:numPr>
+        <w:spacing w:after="240" w:before="0" w:beforeAutospacing="0" w:lineRule="auto"/>
+        <w:ind w:left="2160" w:hanging="360"/>
+        <w:rPr>
+          <w:sz w:val="24"/>
+          <w:szCs w:val="24"/>
+        </w:rPr>
+      </w:pPr>
+      <w:r>
+        <w:rPr>
+          <w:i w:val="1"/>
+          <w:iCs w:val="1"/>
+          <w:color w:val="808080"/>
+          <w:sz w:val="24"/>
+          <w:szCs w:val="24"/>
+          <w:rtl w:val="0"/>
+        </w:rPr>
+        <w:t xml:space="preserve">In addition to the reliability does advice exhaustivness is also a parameter to set ? </w:t>
+      </w:r>
+      <w:r>
+        <w:rPr>
+          <w:i w:val="1"/>
+          <w:iCs w:val="1"/>
+          <w:color w:val="808080"/>
+          <w:sz w:val="24"/>
+          <w:szCs w:val="24"/>
+          <w:u w:val="single"/>
+          <w:rtl w:val="0"/>
+        </w:rPr>
+        <w:t xml:space="preserve">NO as the advice is exhaustive</w:t>
+      </w:r>
+    </w:p>
+    <w:p>
+      <w:pPr>
+        <w:spacing w:after="240" w:before="240" w:lineRule="auto"/>
+        <w:rPr>
+          <w:sz w:val="24"/>
+          <w:szCs w:val="24"/>
+        </w:rPr>
+      </w:pPr>
+      <w:r>
+        <w:rPr>
+          <w:sz w:val="24"/>
+          <w:szCs w:val="24"/>
+          <w:rtl w:val="0"/>
+        </w:rPr>
+        <w:t xml:space="preserve"> </w:t>
+      </w:r>
+    </w:p>
+    <w:p>
+      <w:pPr>
+        <w:pStyle w:val="Heading2"/>
+        <w:keepNext w:val="0"/>
+        <w:keepLines w:val="0"/>
+        <w:rPr>
+          <w:sz w:val="34"/>
+          <w:szCs w:val="34"/>
+        </w:rPr>
+      </w:pPr>
+      <w:bookmarkStart w:colFirst="0" w:colLast="0" w:name="_heading=h.xumkhlv74e97" w:id="15"/>
+      <w:bookmarkEnd w:id="15"/>
+      <w:r>
+        <w:rPr>
+          <w:sz w:val="34"/>
+          <w:szCs w:val="34"/>
+          <w:rtl w:val="0"/>
+        </w:rPr>
+        <w:t xml:space="preserve">Note sur "Explanations"</w:t>
+      </w:r>
+    </w:p>
+    <w:p>
+      <w:pPr>
+        <w:numPr>
+          <w:ilvl w:val="0"/>
+          <w:numId w:val="6"/>
+        </w:numPr>
+        <w:spacing w:after="240" w:before="240" w:lineRule="auto"/>
+        <w:ind w:left="720" w:hanging="360"/>
+        <w:rPr>
+          <w:sz w:val="24"/>
+          <w:szCs w:val="24"/>
+        </w:rPr>
+      </w:pPr>
+      <w:r>
+        <w:rPr>
+          <w:sz w:val="24"/>
+          <w:szCs w:val="24"/>
+          <w:rtl w:val="0"/>
+        </w:rPr>
+        <w:t xml:space="preserve">TBC !</w:t>
+      </w:r>
+    </w:p>
+    <w:p>
+      <w:pPr>
+        <w:pStyle w:val="Heading2"/>
+        <w:keepNext w:val="0"/>
+        <w:keepLines w:val="0"/>
+        <w:rPr>
+          <w:sz w:val="34"/>
+          <w:szCs w:val="34"/>
+        </w:rPr>
+      </w:pPr>
+      <w:bookmarkStart w:colFirst="0" w:colLast="0" w:name="_heading=h.hvaj02u2c41d" w:id="16"/>
+      <w:bookmarkEnd w:id="16"/>
+      <w:r>
+        <w:rPr>
+          <w:sz w:val="34"/>
+          <w:szCs w:val="34"/>
+          <w:rtl w:val="0"/>
+        </w:rPr>
+        <w:t xml:space="preserve">Note sur les questionnaire en jeu</w:t>
+      </w:r>
+    </w:p>
+    <w:p>
+      <w:pPr>
+        <w:numPr>
+          <w:ilvl w:val="0"/>
+          <w:numId w:val="8"/>
+        </w:numPr>
+        <w:spacing w:after="0" w:afterAutospacing="0" w:before="240" w:lineRule="auto"/>
+        <w:ind w:left="720" w:hanging="360"/>
+        <w:rPr>
+          <w:sz w:val="24"/>
+          <w:szCs w:val="24"/>
+        </w:rPr>
+      </w:pPr>
+      <w:r>
+        <w:rPr>
+          <w:color w:val="808080"/>
+          <w:sz w:val="24"/>
+          <w:szCs w:val="24"/>
+          <w:rtl w:val="0"/>
+        </w:rPr>
+        <w:t xml:space="preserve">The player can rate their level of control after some trials (sense of agency)</w:t>
+      </w:r>
+    </w:p>
+    <w:p>
+      <w:pPr>
+        <w:numPr>
+          <w:ilvl w:val="0"/>
+          <w:numId w:val="8"/>
+        </w:numPr>
+        <w:spacing w:after="0" w:afterAutospacing="0" w:before="0" w:beforeAutospacing="0" w:lineRule="auto"/>
+        <w:ind w:left="720" w:hanging="360"/>
+        <w:rPr>
+          <w:sz w:val="24"/>
+          <w:szCs w:val="24"/>
+        </w:rPr>
+      </w:pPr>
+      <w:r>
+        <w:rPr>
+          <w:color w:val="808080"/>
+          <w:sz w:val="24"/>
+          <w:szCs w:val="24"/>
+          <w:rtl w:val="0"/>
+        </w:rPr>
+        <w:t xml:space="preserve">The player can rate their level of acceptance (of the advisor) after some trials (acceptability)</w:t>
+      </w:r>
+    </w:p>
+    <w:p>
+      <w:pPr>
+        <w:numPr>
+          <w:ilvl w:val="0"/>
+          <w:numId w:val="8"/>
+        </w:numPr>
+        <w:spacing w:after="240" w:before="0" w:beforeAutospacing="0" w:lineRule="auto"/>
+        <w:ind w:left="720" w:hanging="360"/>
+        <w:rPr>
+          <w:sz w:val="24"/>
+          <w:szCs w:val="24"/>
+        </w:rPr>
+      </w:pPr>
+      <w:r>
+        <w:rPr>
+          <w:color w:val="808080"/>
+          <w:sz w:val="24"/>
+          <w:szCs w:val="24"/>
+          <w:rtl w:val="0"/>
+        </w:rPr>
+        <w:t xml:space="preserve">The player can rate the human likeness of their advisor after some trials (human-likeness)</w:t>
+      </w:r>
+    </w:p>
+    <w:p>
+      <w:pPr>
+        <w:spacing w:after="240" w:before="240" w:lineRule="auto"/>
+        <w:rPr>
+          <w:sz w:val="24"/>
+          <w:szCs w:val="24"/>
+        </w:rPr>
+      </w:pPr>
+      <w:r>
+        <w:rPr>
+          <w:sz w:val="24"/>
+          <w:szCs w:val="24"/>
+          <w:rtl w:val="0"/>
+        </w:rPr>
+        <w:t xml:space="preserve"> </w:t>
+      </w:r>
+    </w:p>
+    <w:p>
+      <w:pPr>
+        <w:pStyle w:val="Heading2"/>
+        <w:keepNext w:val="0"/>
+        <w:keepLines w:val="0"/>
+        <w:rPr>
+          <w:sz w:val="34"/>
+          <w:szCs w:val="34"/>
+        </w:rPr>
+      </w:pPr>
+      <w:bookmarkStart w:colFirst="0" w:colLast="0" w:name="_heading=h.2l89lm6d845p" w:id="17"/>
+      <w:bookmarkEnd w:id="17"/>
+      <w:r>
+        <w:rPr>
+          <w:sz w:val="34"/>
+          <w:szCs w:val="34"/>
+          <w:rtl w:val="0"/>
+        </w:rPr>
+        <w:t xml:space="preserve">Game Flow :</w:t>
+      </w:r>
+    </w:p>
+    <w:p>
+      <w:pPr>
+        <w:numPr>
+          <w:ilvl w:val="0"/>
+          <w:numId w:val="5"/>
+        </w:numPr>
+        <w:spacing w:after="0" w:afterAutospacing="0" w:before="240" w:lineRule="auto"/>
+        <w:ind w:left="720" w:hanging="360"/>
+        <w:rPr>
+          <w:sz w:val="24"/>
+          <w:szCs w:val="24"/>
+        </w:rPr>
+      </w:pPr>
+      <w:r>
+        <w:rPr>
+          <w:color w:val="808080"/>
+          <w:sz w:val="24"/>
+          <w:szCs w:val="24"/>
+          <w:rtl w:val="0"/>
+        </w:rPr>
+        <w:t xml:space="preserve">Smooth transition between </w:t>
+      </w:r>
+      <w:r>
+        <w:rPr>
+          <w:b w:val="1"/>
+          <w:bCs w:val="1"/>
+          <w:color w:val="808080"/>
+          <w:sz w:val="24"/>
+          <w:szCs w:val="24"/>
+          <w:rtl w:val="0"/>
+        </w:rPr>
+        <w:t xml:space="preserve">maps</w:t>
+      </w:r>
+      <w:r>
+        <w:rPr>
+          <w:color w:val="808080"/>
+          <w:sz w:val="24"/>
+          <w:szCs w:val="24"/>
+          <w:rtl w:val="0"/>
+        </w:rPr>
+        <w:t xml:space="preserve"> (</w:t>
+      </w:r>
+      <w:r>
+        <w:rPr>
+          <w:b w:val="1"/>
+          <w:bCs w:val="1"/>
+          <w:color w:val="808080"/>
+          <w:sz w:val="24"/>
+          <w:szCs w:val="24"/>
+          <w:rtl w:val="0"/>
+        </w:rPr>
+        <w:t xml:space="preserve">trials</w:t>
+      </w:r>
+      <w:r>
+        <w:rPr>
+          <w:color w:val="808080"/>
+          <w:sz w:val="24"/>
+          <w:szCs w:val="24"/>
+          <w:rtl w:val="0"/>
+        </w:rPr>
+        <w:t xml:space="preserve">) : camera pan vertical to the top, the character walks automatically from his position to the next start position, then the control is given to the participant again</w:t>
+      </w:r>
+    </w:p>
+    <w:p>
+      <w:pPr>
+        <w:numPr>
+          <w:ilvl w:val="0"/>
+          <w:numId w:val="5"/>
+        </w:numPr>
+        <w:spacing w:after="0" w:afterAutospacing="0" w:before="0" w:beforeAutospacing="0" w:lineRule="auto"/>
+        <w:ind w:left="720" w:hanging="360"/>
+        <w:rPr>
+          <w:sz w:val="24"/>
+          <w:szCs w:val="24"/>
+        </w:rPr>
+      </w:pPr>
+      <w:r>
+        <w:rPr>
+          <w:color w:val="808080"/>
+          <w:sz w:val="24"/>
+          <w:szCs w:val="24"/>
+          <w:rtl w:val="0"/>
+        </w:rPr>
+        <w:t xml:space="preserve">Enchainement de plusieurs essai dans un block</w:t>
+      </w:r>
+    </w:p>
+    <w:p>
+      <w:pPr>
+        <w:numPr>
+          <w:ilvl w:val="0"/>
+          <w:numId w:val="5"/>
+        </w:numPr>
+        <w:spacing w:after="0" w:afterAutospacing="0" w:before="0" w:beforeAutospacing="0" w:lineRule="auto"/>
+        <w:ind w:left="720" w:hanging="360"/>
+        <w:rPr>
+          <w:sz w:val="24"/>
+          <w:szCs w:val="24"/>
+        </w:rPr>
+      </w:pPr>
+      <w:r>
+        <w:rPr>
+          <w:color w:val="808080"/>
+          <w:sz w:val="24"/>
+          <w:szCs w:val="24"/>
+          <w:rtl w:val="0"/>
+        </w:rPr>
+        <w:t xml:space="preserve">Enchainement de plusieurs block</w:t>
+      </w:r>
+    </w:p>
+    <w:p>
+      <w:pPr>
+        <w:numPr>
+          <w:ilvl w:val="0"/>
+          <w:numId w:val="5"/>
+        </w:numPr>
+        <w:spacing w:after="0" w:afterAutospacing="0" w:before="0" w:beforeAutospacing="0" w:lineRule="auto"/>
+        <w:ind w:left="720" w:hanging="360"/>
+        <w:rPr>
+          <w:sz w:val="24"/>
+          <w:szCs w:val="24"/>
+        </w:rPr>
+      </w:pPr>
+      <w:r>
+        <w:rPr>
+          <w:color w:val="808080"/>
+          <w:sz w:val="24"/>
+          <w:szCs w:val="24"/>
+          <w:rtl w:val="0"/>
+        </w:rPr>
+        <w:t xml:space="preserve">The player can accept/reject consent.</w:t>
+      </w:r>
+    </w:p>
+    <w:p>
+      <w:pPr>
+        <w:numPr>
+          <w:ilvl w:val="0"/>
+          <w:numId w:val="5"/>
+        </w:numPr>
+        <w:spacing w:after="240" w:before="0" w:beforeAutospacing="0" w:lineRule="auto"/>
+        <w:ind w:left="720" w:hanging="360"/>
+        <w:rPr>
+          <w:sz w:val="24"/>
+          <w:szCs w:val="24"/>
+        </w:rPr>
+      </w:pPr>
+      <w:r>
+        <w:rPr>
+          <w:color w:val="808080"/>
+          <w:sz w:val="24"/>
+          <w:szCs w:val="24"/>
+          <w:rtl w:val="0"/>
+        </w:rPr>
+        <w:t xml:space="preserve">The player can choose to end the game/experiment at any time.</w:t>
       </w:r>
     </w:p>
     <w:p>
@@ -6618,7 +10866,7 @@
       </w:r>
     </w:p>
   </w:comment>
-  <w:comment w:author="Florian Sorco" w:id="19" w:date="2025-09-08T08:43:23Z">
+  <w:comment w:author="Florian Sorco" w:id="13" w:date="2025-09-08T08:25:47Z">
     <w:p>
       <w:pPr>
         <w:keepNext w:val="0"/>
@@ -6669,11 +10917,9 @@
           <w:vertAlign w:val="baseline"/>
           <w:rtl w:val="0"/>
         </w:rPr>
-        <w:t xml:space="preserve">"Noise" variable on clouds</w:t>
-      </w:r>
-    </w:p>
-  </w:comment>
-  <w:comment w:author="Mark Wulff Carstensen" w:id="20" w:date="2025-09-15T10:41:27Z">
+        <w:t xml:space="preserve">3 levels of controls of the final green bugs quantity captured :</w:t>
+      </w:r>
+    </w:p>
     <w:p>
       <w:pPr>
         <w:keepNext w:val="0"/>
@@ -6724,11 +10970,9 @@
           <w:vertAlign w:val="baseline"/>
           <w:rtl w:val="0"/>
         </w:rPr>
-        <w:t xml:space="preserve">Yes.</w:t>
-      </w:r>
-    </w:p>
-  </w:comment>
-  <w:comment w:author="Florian Sorco" w:id="15" w:date="2025-09-08T08:37:43Z">
+        <w:t xml:space="preserve">- A general variable on the forest zone</w:t>
+      </w:r>
+    </w:p>
     <w:p>
       <w:pPr>
         <w:keepNext w:val="0"/>
@@ -6779,7 +11023,7 @@
           <w:vertAlign w:val="baseline"/>
           <w:rtl w:val="0"/>
         </w:rPr>
-        <w:t xml:space="preserve">- Not sur I properly get it : Some trials will have advices some not but does the advisors choice has an impact on the type of advice (motor, proximal, distal) the player will have during the game ?</w:t>
+        <w:t xml:space="preserve">- Each clouds spawn in the forest have more or less green bugs (influenced by forest zone variable)</w:t>
       </w:r>
     </w:p>
     <w:p>
@@ -6817,10 +11061,26 @@
       </w:pPr>
       <w:r>
         <w:rPr>
-          <w:rtl w:val="0"/>
-        </w:rPr>
-      </w:r>
-    </w:p>
+          <w:rFonts w:ascii="Arial" w:cs="Arial" w:eastAsia="Arial" w:hAnsi="Arial"/>
+          <w:b w:val="0"/>
+          <w:bCs w:val="0"/>
+          <w:i w:val="0"/>
+          <w:iCs w:val="0"/>
+          <w:smallCaps w:val="0"/>
+          <w:strike w:val="0"/>
+          <w:color w:val="000000"/>
+          <w:sz w:val="22"/>
+          <w:szCs w:val="22"/>
+          <w:u w:val="none"/>
+          <w:shd w:fill="auto" w:val="clear"/>
+          <w:vertAlign w:val="baseline"/>
+          <w:rtl w:val="0"/>
+        </w:rPr>
+        <w:t xml:space="preserve">- On bugs clouds presented to the player, the quantity can vary based on penalties the player get through his travel to the cloud</w:t>
+      </w:r>
+    </w:p>
+  </w:comment>
+  <w:comment w:author="Mark Wulff Carstensen" w:id="14" w:date="2025-09-14T22:24:39Z">
     <w:p>
       <w:pPr>
         <w:keepNext w:val="0"/>
@@ -6871,9 +11131,11 @@
           <w:vertAlign w:val="baseline"/>
           <w:rtl w:val="0"/>
         </w:rPr>
-        <w:t xml:space="preserve">- Also, even if the player chose to go with an advisor is not always sur to have the advice at all trials ?</w:t>
-      </w:r>
-    </w:p>
+        <w:t xml:space="preserve">This sound about right</w:t>
+      </w:r>
+    </w:p>
+  </w:comment>
+  <w:comment w:author="Florian Sorco" w:id="19" w:date="2025-09-08T08:43:23Z">
     <w:p>
       <w:pPr>
         <w:keepNext w:val="0"/>
@@ -6909,10 +11171,26 @@
       </w:pPr>
       <w:r>
         <w:rPr>
-          <w:rtl w:val="0"/>
-        </w:rPr>
-      </w:r>
-    </w:p>
+          <w:rFonts w:ascii="Arial" w:cs="Arial" w:eastAsia="Arial" w:hAnsi="Arial"/>
+          <w:b w:val="0"/>
+          <w:bCs w:val="0"/>
+          <w:i w:val="0"/>
+          <w:iCs w:val="0"/>
+          <w:smallCaps w:val="0"/>
+          <w:strike w:val="0"/>
+          <w:color w:val="000000"/>
+          <w:sz w:val="22"/>
+          <w:szCs w:val="22"/>
+          <w:u w:val="none"/>
+          <w:shd w:fill="auto" w:val="clear"/>
+          <w:vertAlign w:val="baseline"/>
+          <w:rtl w:val="0"/>
+        </w:rPr>
+        <w:t xml:space="preserve">"Noise" variable on clouds</w:t>
+      </w:r>
+    </w:p>
+  </w:comment>
+  <w:comment w:author="Mark Wulff Carstensen" w:id="20" w:date="2025-09-15T10:41:27Z">
     <w:p>
       <w:pPr>
         <w:keepNext w:val="0"/>
@@ -6963,9 +11241,11 @@
           <w:vertAlign w:val="baseline"/>
           <w:rtl w:val="0"/>
         </w:rPr>
-        <w:t xml:space="preserve">- Do the "advice" given configuration change between blocks, or for each trials ?</w:t>
-      </w:r>
-    </w:p>
+        <w:t xml:space="preserve">Yes.</w:t>
+      </w:r>
+    </w:p>
+  </w:comment>
+  <w:comment w:author="Florian Sorco" w:id="15" w:date="2025-09-08T08:37:43Z">
     <w:p>
       <w:pPr>
         <w:keepNext w:val="0"/>
@@ -7001,8 +11281,22 @@
       </w:pPr>
       <w:r>
         <w:rPr>
-          <w:rtl w:val="0"/>
-        </w:rPr>
+          <w:rFonts w:ascii="Arial" w:cs="Arial" w:eastAsia="Arial" w:hAnsi="Arial"/>
+          <w:b w:val="0"/>
+          <w:bCs w:val="0"/>
+          <w:i w:val="0"/>
+          <w:iCs w:val="0"/>
+          <w:smallCaps w:val="0"/>
+          <w:strike w:val="0"/>
+          <w:color w:val="000000"/>
+          <w:sz w:val="22"/>
+          <w:szCs w:val="22"/>
+          <w:u w:val="none"/>
+          <w:shd w:fill="auto" w:val="clear"/>
+          <w:vertAlign w:val="baseline"/>
+          <w:rtl w:val="0"/>
+        </w:rPr>
+        <w:t xml:space="preserve">- Not sur I properly get it : Some trials will have advices some not but does the advisors choice has an impact on the type of advice (motor, proximal, distal) the player will have during the game ?</w:t>
       </w:r>
     </w:p>
     <w:p>
@@ -7040,26 +11334,10 @@
       </w:pPr>
       <w:r>
         <w:rPr>
-          <w:rFonts w:ascii="Arial" w:cs="Arial" w:eastAsia="Arial" w:hAnsi="Arial"/>
-          <w:b w:val="0"/>
-          <w:bCs w:val="0"/>
-          <w:i w:val="0"/>
-          <w:iCs w:val="0"/>
-          <w:smallCaps w:val="0"/>
-          <w:strike w:val="0"/>
-          <w:color w:val="000000"/>
-          <w:sz w:val="22"/>
-          <w:szCs w:val="22"/>
-          <w:u w:val="none"/>
-          <w:shd w:fill="auto" w:val="clear"/>
-          <w:vertAlign w:val="baseline"/>
-          <w:rtl w:val="0"/>
-        </w:rPr>
-        <w:t xml:space="preserve">-</w:t>
-      </w:r>
-    </w:p>
-  </w:comment>
-  <w:comment w:author="Florian Sorco" w:id="16" w:date="2025-09-10T15:06:18Z">
+          <w:rtl w:val="0"/>
+        </w:rPr>
+      </w:r>
+    </w:p>
     <w:p>
       <w:pPr>
         <w:keepNext w:val="0"/>
@@ -7110,11 +11388,9 @@
           <w:vertAlign w:val="baseline"/>
           <w:rtl w:val="0"/>
         </w:rPr>
-        <w:t xml:space="preserve">_Marked as resolved_</w:t>
-      </w:r>
-    </w:p>
-  </w:comment>
-  <w:comment w:author="Florian Sorco" w:id="17" w:date="2025-09-10T15:08:31Z">
+        <w:t xml:space="preserve">- Also, even if the player chose to go with an advisor is not always sur to have the advice at all trials ?</w:t>
+      </w:r>
+    </w:p>
     <w:p>
       <w:pPr>
         <w:keepNext w:val="0"/>
@@ -7150,26 +11426,10 @@
       </w:pPr>
       <w:r>
         <w:rPr>
-          <w:rFonts w:ascii="Arial" w:cs="Arial" w:eastAsia="Arial" w:hAnsi="Arial"/>
-          <w:b w:val="0"/>
-          <w:bCs w:val="0"/>
-          <w:i w:val="0"/>
-          <w:iCs w:val="0"/>
-          <w:smallCaps w:val="0"/>
-          <w:strike w:val="0"/>
-          <w:color w:val="000000"/>
-          <w:sz w:val="22"/>
-          <w:szCs w:val="22"/>
-          <w:u w:val="none"/>
-          <w:shd w:fill="auto" w:val="clear"/>
-          <w:vertAlign w:val="baseline"/>
-          <w:rtl w:val="0"/>
-        </w:rPr>
-        <w:t xml:space="preserve">_Re-opened_</w:t>
-      </w:r>
-    </w:p>
-  </w:comment>
-  <w:comment w:author="Mark Wulff Carstensen" w:id="18" w:date="2025-09-15T10:40:11Z">
+          <w:rtl w:val="0"/>
+        </w:rPr>
+      </w:r>
+    </w:p>
     <w:p>
       <w:pPr>
         <w:keepNext w:val="0"/>
@@ -7220,7 +11480,7 @@
           <w:vertAlign w:val="baseline"/>
           <w:rtl w:val="0"/>
         </w:rPr>
-        <w:t xml:space="preserve">The advisor choice will not have an impact on the type of advice - both robot advisor and human advisor will give distal, proximal, and motor advice. For some trials, they may give motor-advice + proximal-advice, one some trials they may give only motor-advice, etc. Occasionally, the advisor will temporarily "malfunction" and not give advice on a particular screen.</w:t>
+        <w:t xml:space="preserve">- Do the "advice" given configuration change between blocks, or for each trials ?</w:t>
       </w:r>
     </w:p>
     <w:p>
@@ -7312,9 +11572,11 @@
           <w:vertAlign w:val="baseline"/>
           <w:rtl w:val="0"/>
         </w:rPr>
-        <w:t xml:space="preserve">The advice-given should change for each trial - (except for distal-advice, which is necessarily block-wise advice).</w:t>
-      </w:r>
-    </w:p>
+        <w:t xml:space="preserve">-</w:t>
+      </w:r>
+    </w:p>
+  </w:comment>
+  <w:comment w:author="Florian Sorco" w:id="16" w:date="2025-09-10T15:06:18Z">
     <w:p>
       <w:pPr>
         <w:keepNext w:val="0"/>
@@ -7350,10 +11612,26 @@
       </w:pPr>
       <w:r>
         <w:rPr>
-          <w:rtl w:val="0"/>
-        </w:rPr>
-      </w:r>
-    </w:p>
+          <w:rFonts w:ascii="Arial" w:cs="Arial" w:eastAsia="Arial" w:hAnsi="Arial"/>
+          <w:b w:val="0"/>
+          <w:bCs w:val="0"/>
+          <w:i w:val="0"/>
+          <w:iCs w:val="0"/>
+          <w:smallCaps w:val="0"/>
+          <w:strike w:val="0"/>
+          <w:color w:val="000000"/>
+          <w:sz w:val="22"/>
+          <w:szCs w:val="22"/>
+          <w:u w:val="none"/>
+          <w:shd w:fill="auto" w:val="clear"/>
+          <w:vertAlign w:val="baseline"/>
+          <w:rtl w:val="0"/>
+        </w:rPr>
+        <w:t xml:space="preserve">_Marqué comme fermé_</w:t>
+      </w:r>
+    </w:p>
+  </w:comment>
+  <w:comment w:author="Florian Sorco" w:id="17" w:date="2025-09-10T15:08:31Z">
     <w:p>
       <w:pPr>
         <w:keepNext w:val="0"/>
@@ -7404,11 +11682,11 @@
           <w:vertAlign w:val="baseline"/>
           <w:rtl w:val="0"/>
         </w:rPr>
-        <w:t xml:space="preserve">If the participant choose the meta-choice "no advisor" then no advice will be given at any point during the block.</w:t>
+        <w:t xml:space="preserve">_Rouverte_</w:t>
       </w:r>
     </w:p>
   </w:comment>
-  <w:comment w:author="Florian Sorco" w:id="13" w:date="2025-09-08T08:25:47Z">
+  <w:comment w:author="Mark Wulff Carstensen" w:id="18" w:date="2025-09-15T10:40:11Z">
     <w:p>
       <w:pPr>
         <w:keepNext w:val="0"/>
@@ -7459,7 +11737,7 @@
           <w:vertAlign w:val="baseline"/>
           <w:rtl w:val="0"/>
         </w:rPr>
-        <w:t xml:space="preserve">3 levels of controls of the final green bugs quantity captured :</w:t>
+        <w:t xml:space="preserve">The advisor choice will not have an impact on the type of advice - both robot advisor and human advisor will give distal, proximal, and motor advice. For some trials, they may give motor-advice + proximal-advice, one some trials they may give only motor-advice, etc. Occasionally, the advisor will temporarily "malfunction" and not give advice on a particular screen.</w:t>
       </w:r>
     </w:p>
     <w:p>
@@ -7497,22 +11775,8 @@
       </w:pPr>
       <w:r>
         <w:rPr>
-          <w:rFonts w:ascii="Arial" w:cs="Arial" w:eastAsia="Arial" w:hAnsi="Arial"/>
-          <w:b w:val="0"/>
-          <w:bCs w:val="0"/>
-          <w:i w:val="0"/>
-          <w:iCs w:val="0"/>
-          <w:smallCaps w:val="0"/>
-          <w:strike w:val="0"/>
-          <w:color w:val="000000"/>
-          <w:sz w:val="22"/>
-          <w:szCs w:val="22"/>
-          <w:u w:val="none"/>
-          <w:shd w:fill="auto" w:val="clear"/>
-          <w:vertAlign w:val="baseline"/>
-          <w:rtl w:val="0"/>
-        </w:rPr>
-        <w:t xml:space="preserve">- A general variable on the forest zone</w:t>
+          <w:rtl w:val="0"/>
+        </w:rPr>
       </w:r>
     </w:p>
     <w:p>
@@ -7565,7 +11829,7 @@
           <w:vertAlign w:val="baseline"/>
           <w:rtl w:val="0"/>
         </w:rPr>
-        <w:t xml:space="preserve">- Each clouds spawn in the forest have more or less green bugs (influenced by forest zone variable)</w:t>
+        <w:t xml:space="preserve">The advice-given should change for each trial - (except for distal-advice, which is necessarily block-wise advice).</w:t>
       </w:r>
     </w:p>
     <w:p>
@@ -7603,26 +11867,10 @@
       </w:pPr>
       <w:r>
         <w:rPr>
-          <w:rFonts w:ascii="Arial" w:cs="Arial" w:eastAsia="Arial" w:hAnsi="Arial"/>
-          <w:b w:val="0"/>
-          <w:bCs w:val="0"/>
-          <w:i w:val="0"/>
-          <w:iCs w:val="0"/>
-          <w:smallCaps w:val="0"/>
-          <w:strike w:val="0"/>
-          <w:color w:val="000000"/>
-          <w:sz w:val="22"/>
-          <w:szCs w:val="22"/>
-          <w:u w:val="none"/>
-          <w:shd w:fill="auto" w:val="clear"/>
-          <w:vertAlign w:val="baseline"/>
-          <w:rtl w:val="0"/>
-        </w:rPr>
-        <w:t xml:space="preserve">- On bugs clouds presented to the player, the quantity can vary based on penalties the player get through his travel to the cloud</w:t>
-      </w:r>
-    </w:p>
-  </w:comment>
-  <w:comment w:author="Mark Wulff Carstensen" w:id="14" w:date="2025-09-14T22:24:39Z">
+          <w:rtl w:val="0"/>
+        </w:rPr>
+      </w:r>
+    </w:p>
     <w:p>
       <w:pPr>
         <w:keepNext w:val="0"/>
@@ -7673,7 +11921,7 @@
           <w:vertAlign w:val="baseline"/>
           <w:rtl w:val="0"/>
         </w:rPr>
-        <w:t xml:space="preserve">This sound about right</w:t>
+        <w:t xml:space="preserve">If the participant choose the meta-choice "no advisor" then no advice will be given at any point during the block.</w:t>
       </w:r>
     </w:p>
   </w:comment>
@@ -8058,7 +12306,7 @@
           <w:vertAlign w:val="baseline"/>
           <w:rtl w:val="0"/>
         </w:rPr>
-        <w:t xml:space="preserve">_Marked as resolved_</w:t>
+        <w:t xml:space="preserve">_Marqué comme fermé_</w:t>
       </w:r>
     </w:p>
   </w:comment>
@@ -8113,7 +12361,7 @@
           <w:vertAlign w:val="baseline"/>
           <w:rtl w:val="0"/>
         </w:rPr>
-        <w:t xml:space="preserve">_Re-opened_</w:t>
+        <w:t xml:space="preserve">_Rouverte_</w:t>
       </w:r>
     </w:p>
   </w:comment>
@@ -8269,28 +12517,28 @@
 
 <file path=word/commentsExtended.xml><?xml version="1.0" encoding="utf-8"?>
 <w15:commentsEx xmlns:mc="http://schemas.openxmlformats.org/markup-compatibility/2006" xmlns:o="urn:schemas-microsoft-com:office:office" xmlns:r="http://schemas.openxmlformats.org/officeDocument/2006/relationships" xmlns:m="http://schemas.openxmlformats.org/officeDocument/2006/math" xmlns:v="urn:schemas-microsoft-com:vml" xmlns:wp="http://schemas.openxmlformats.org/drawingml/2006/wordprocessingDrawing" xmlns:w10="urn:schemas-microsoft-com:office:word" xmlns:w="http://schemas.openxmlformats.org/wordprocessingml/2006/main" xmlns:wne="http://schemas.microsoft.com/office/word/2006/wordml" xmlns:sl="http://schemas.openxmlformats.org/schemaLibrary/2006/main" xmlns:a="http://schemas.openxmlformats.org/drawingml/2006/main" xmlns:pic="http://schemas.openxmlformats.org/drawingml/2006/picture" xmlns:c="http://schemas.openxmlformats.org/drawingml/2006/chart" xmlns:lc="http://schemas.openxmlformats.org/drawingml/2006/lockedCanvas" xmlns:dgm="http://schemas.openxmlformats.org/drawingml/2006/diagram" xmlns:wps="http://schemas.microsoft.com/office/word/2010/wordprocessingShape" xmlns:wpg="http://schemas.microsoft.com/office/word/2010/wordprocessingGroup" xmlns:w14="http://schemas.microsoft.com/office/word/2010/wordml" xmlns:w15="http://schemas.microsoft.com/office/word/2012/wordml" xmlns:w16="http://schemas.microsoft.com/office/word/2018/wordml" xmlns:w16cex="http://schemas.microsoft.com/office/word/2018/wordml/cex" xmlns:w16cid="http://schemas.microsoft.com/office/word/2016/wordml/cid" xmlns="http://schemas.microsoft.com/office/tasks/2019/documenttasks" xmlns:cr="http://schemas.microsoft.com/office/comments/2020/reactions">
-  <w15:commentEx w15:paraId="0000007B" w15:done="0"/>
-  <w15:commentEx w15:paraId="0000007C" w15:paraIdParent="0000007B" w15:done="0"/>
-  <w15:commentEx w15:paraId="0000007F" w15:done="0"/>
-  <w15:commentEx w15:paraId="00000084" w15:paraIdParent="0000007F" w15:done="0"/>
-  <w15:commentEx w15:paraId="00000087" w15:done="0"/>
-  <w15:commentEx w15:paraId="00000088" w15:done="0"/>
-  <w15:commentEx w15:paraId="00000089" w15:paraIdParent="00000088" w15:done="0"/>
-  <w15:commentEx w15:paraId="00000090" w15:done="0"/>
-  <w15:commentEx w15:paraId="00000091" w15:paraIdParent="00000090" w15:done="0"/>
-  <w15:commentEx w15:paraId="00000092" w15:paraIdParent="00000090" w15:done="0"/>
-  <w15:commentEx w15:paraId="00000097" w15:paraIdParent="00000090" w15:done="0"/>
-  <w15:commentEx w15:paraId="0000009B" w15:done="0"/>
-  <w15:commentEx w15:paraId="0000009C" w15:paraIdParent="0000009B" w15:done="0"/>
-  <w15:commentEx w15:paraId="0000009D" w15:done="0"/>
-  <w15:commentEx w15:paraId="0000009E" w15:paraIdParent="0000009D" w15:done="0"/>
-  <w15:commentEx w15:paraId="0000009F" w15:paraIdParent="0000009D" w15:done="0"/>
-  <w15:commentEx w15:paraId="000000A0" w15:done="0"/>
-  <w15:commentEx w15:paraId="000000A1" w15:paraIdParent="000000A0" w15:done="0"/>
-  <w15:commentEx w15:paraId="000000A2" w15:done="0"/>
-  <w15:commentEx w15:paraId="000000A3" w15:paraIdParent="000000A2" w15:done="0"/>
-  <w15:commentEx w15:paraId="000000A4" w15:paraIdParent="000000A2" w15:done="0"/>
-  <w15:commentEx w15:paraId="000000A7" w15:paraIdParent="000000A2" w15:done="0"/>
+  <w15:commentEx w15:paraId="00000110" w15:done="0"/>
+  <w15:commentEx w15:paraId="00000111" w15:paraIdParent="00000110" w15:done="0"/>
+  <w15:commentEx w15:paraId="00000114" w15:done="0"/>
+  <w15:commentEx w15:paraId="00000119" w15:paraIdParent="00000114" w15:done="0"/>
+  <w15:commentEx w15:paraId="0000011C" w15:done="0"/>
+  <w15:commentEx w15:paraId="00000120" w15:done="0"/>
+  <w15:commentEx w15:paraId="00000121" w15:paraIdParent="00000120" w15:done="0"/>
+  <w15:commentEx w15:paraId="00000122" w15:done="0"/>
+  <w15:commentEx w15:paraId="00000123" w15:paraIdParent="00000122" w15:done="0"/>
+  <w15:commentEx w15:paraId="0000012A" w15:done="0"/>
+  <w15:commentEx w15:paraId="0000012B" w15:paraIdParent="0000012A" w15:done="0"/>
+  <w15:commentEx w15:paraId="0000012C" w15:paraIdParent="0000012A" w15:done="0"/>
+  <w15:commentEx w15:paraId="00000131" w15:paraIdParent="0000012A" w15:done="0"/>
+  <w15:commentEx w15:paraId="00000132" w15:done="0"/>
+  <w15:commentEx w15:paraId="00000133" w15:paraIdParent="00000132" w15:done="0"/>
+  <w15:commentEx w15:paraId="00000134" w15:paraIdParent="00000132" w15:done="0"/>
+  <w15:commentEx w15:paraId="00000135" w15:done="0"/>
+  <w15:commentEx w15:paraId="00000136" w15:paraIdParent="00000135" w15:done="0"/>
+  <w15:commentEx w15:paraId="00000137" w15:done="0"/>
+  <w15:commentEx w15:paraId="00000138" w15:paraIdParent="00000137" w15:done="0"/>
+  <w15:commentEx w15:paraId="00000139" w15:paraIdParent="00000137" w15:done="0"/>
+  <w15:commentEx w15:paraId="0000013C" w15:paraIdParent="00000137" w15:done="0"/>
 </w15:commentsEx>
 </file>
 
@@ -8299,119 +12547,110 @@
   <w:abstractNum w:abstractNumId="1">
     <w:lvl w:ilvl="0">
       <w:start w:val="1"/>
-      <w:numFmt w:val="decimal"/>
-      <w:lvlText w:val="%1"/>
-      <w:lvlJc w:val="left"/>
-      <w:pPr>
-        <w:ind w:left="780" w:hanging="780"/>
-      </w:pPr>
-      <w:rPr>
-        <w:sz w:val="52"/>
-        <w:szCs w:val="52"/>
+      <w:numFmt w:val="bullet"/>
+      <w:lvlText w:val="●"/>
+      <w:lvlJc w:val="left"/>
+      <w:pPr>
+        <w:ind w:left="720" w:hanging="360"/>
+      </w:pPr>
+      <w:rPr>
+        <w:u w:val="none"/>
       </w:rPr>
     </w:lvl>
     <w:lvl w:ilvl="1">
       <w:start w:val="1"/>
-      <w:numFmt w:val="decimal"/>
-      <w:lvlText w:val="%1.%2"/>
-      <w:lvlJc w:val="left"/>
-      <w:pPr>
-        <w:ind w:left="780" w:hanging="780"/>
-      </w:pPr>
-      <w:rPr>
-        <w:sz w:val="52"/>
-        <w:szCs w:val="52"/>
+      <w:numFmt w:val="bullet"/>
+      <w:lvlText w:val="○"/>
+      <w:lvlJc w:val="left"/>
+      <w:pPr>
+        <w:ind w:left="1440" w:hanging="360"/>
+      </w:pPr>
+      <w:rPr>
+        <w:u w:val="none"/>
       </w:rPr>
     </w:lvl>
     <w:lvl w:ilvl="2">
       <w:start w:val="1"/>
-      <w:numFmt w:val="decimal"/>
-      <w:lvlText w:val="%1.%2.%3"/>
-      <w:lvlJc w:val="left"/>
-      <w:pPr>
-        <w:ind w:left="780" w:hanging="780"/>
-      </w:pPr>
-      <w:rPr>
-        <w:sz w:val="52"/>
-        <w:szCs w:val="52"/>
+      <w:numFmt w:val="bullet"/>
+      <w:lvlText w:val="■"/>
+      <w:lvlJc w:val="left"/>
+      <w:pPr>
+        <w:ind w:left="2160" w:hanging="360"/>
+      </w:pPr>
+      <w:rPr>
+        <w:u w:val="none"/>
       </w:rPr>
     </w:lvl>
     <w:lvl w:ilvl="3">
       <w:start w:val="1"/>
-      <w:numFmt w:val="decimal"/>
-      <w:lvlText w:val="%1.%2.%3.%4"/>
-      <w:lvlJc w:val="left"/>
-      <w:pPr>
-        <w:ind w:left="780" w:hanging="780"/>
-      </w:pPr>
-      <w:rPr>
-        <w:sz w:val="52"/>
-        <w:szCs w:val="52"/>
+      <w:numFmt w:val="bullet"/>
+      <w:lvlText w:val="●"/>
+      <w:lvlJc w:val="left"/>
+      <w:pPr>
+        <w:ind w:left="2880" w:hanging="360"/>
+      </w:pPr>
+      <w:rPr>
+        <w:u w:val="none"/>
       </w:rPr>
     </w:lvl>
     <w:lvl w:ilvl="4">
       <w:start w:val="1"/>
-      <w:numFmt w:val="decimal"/>
-      <w:lvlText w:val="%1.%2.%3.%4.%5"/>
-      <w:lvlJc w:val="left"/>
-      <w:pPr>
-        <w:ind w:left="1080" w:hanging="1080"/>
-      </w:pPr>
-      <w:rPr>
-        <w:sz w:val="52"/>
-        <w:szCs w:val="52"/>
+      <w:numFmt w:val="bullet"/>
+      <w:lvlText w:val="○"/>
+      <w:lvlJc w:val="left"/>
+      <w:pPr>
+        <w:ind w:left="3600" w:hanging="360"/>
+      </w:pPr>
+      <w:rPr>
+        <w:u w:val="none"/>
       </w:rPr>
     </w:lvl>
     <w:lvl w:ilvl="5">
       <w:start w:val="1"/>
-      <w:numFmt w:val="decimal"/>
-      <w:lvlText w:val="%1.%2.%3.%4.%5.%6"/>
-      <w:lvlJc w:val="left"/>
-      <w:pPr>
-        <w:ind w:left="1080" w:hanging="1080"/>
-      </w:pPr>
-      <w:rPr>
-        <w:sz w:val="52"/>
-        <w:szCs w:val="52"/>
+      <w:numFmt w:val="bullet"/>
+      <w:lvlText w:val="■"/>
+      <w:lvlJc w:val="left"/>
+      <w:pPr>
+        <w:ind w:left="4320" w:hanging="360"/>
+      </w:pPr>
+      <w:rPr>
+        <w:u w:val="none"/>
       </w:rPr>
     </w:lvl>
     <w:lvl w:ilvl="6">
       <w:start w:val="1"/>
-      <w:numFmt w:val="decimal"/>
-      <w:lvlText w:val="%1.%2.%3.%4.%5.%6.%7"/>
-      <w:lvlJc w:val="left"/>
-      <w:pPr>
-        <w:ind w:left="1440" w:hanging="1440"/>
-      </w:pPr>
-      <w:rPr>
-        <w:sz w:val="52"/>
-        <w:szCs w:val="52"/>
+      <w:numFmt w:val="bullet"/>
+      <w:lvlText w:val="●"/>
+      <w:lvlJc w:val="left"/>
+      <w:pPr>
+        <w:ind w:left="5040" w:hanging="360"/>
+      </w:pPr>
+      <w:rPr>
+        <w:u w:val="none"/>
       </w:rPr>
     </w:lvl>
     <w:lvl w:ilvl="7">
       <w:start w:val="1"/>
-      <w:numFmt w:val="decimal"/>
-      <w:lvlText w:val="%1.%2.%3.%4.%5.%6.%7.%8"/>
-      <w:lvlJc w:val="left"/>
-      <w:pPr>
-        <w:ind w:left="1440" w:hanging="1440"/>
-      </w:pPr>
-      <w:rPr>
-        <w:sz w:val="52"/>
-        <w:szCs w:val="52"/>
+      <w:numFmt w:val="bullet"/>
+      <w:lvlText w:val="○"/>
+      <w:lvlJc w:val="left"/>
+      <w:pPr>
+        <w:ind w:left="5760" w:hanging="360"/>
+      </w:pPr>
+      <w:rPr>
+        <w:u w:val="none"/>
       </w:rPr>
     </w:lvl>
     <w:lvl w:ilvl="8">
       <w:start w:val="1"/>
-      <w:numFmt w:val="decimal"/>
-      <w:lvlText w:val="%1.%2.%3.%4.%5.%6.%7.%8.%9"/>
-      <w:lvlJc w:val="left"/>
-      <w:pPr>
-        <w:ind w:left="1800" w:hanging="1800"/>
-      </w:pPr>
-      <w:rPr>
-        <w:sz w:val="52"/>
-        <w:szCs w:val="52"/>
+      <w:numFmt w:val="bullet"/>
+      <w:lvlText w:val="■"/>
+      <w:lvlJc w:val="left"/>
+      <w:pPr>
+        <w:ind w:left="6480" w:hanging="360"/>
+      </w:pPr>
+      <w:rPr>
+        <w:u w:val="none"/>
       </w:rPr>
     </w:lvl>
   </w:abstractNum>
@@ -8425,6 +12664,895 @@
         <w:ind w:left="720" w:hanging="360"/>
       </w:pPr>
       <w:rPr>
+        <w:u w:val="none"/>
+      </w:rPr>
+    </w:lvl>
+    <w:lvl w:ilvl="1">
+      <w:start w:val="1"/>
+      <w:numFmt w:val="bullet"/>
+      <w:lvlText w:val="○"/>
+      <w:lvlJc w:val="left"/>
+      <w:pPr>
+        <w:ind w:left="1440" w:hanging="360"/>
+      </w:pPr>
+      <w:rPr>
+        <w:u w:val="none"/>
+      </w:rPr>
+    </w:lvl>
+    <w:lvl w:ilvl="2">
+      <w:start w:val="1"/>
+      <w:numFmt w:val="bullet"/>
+      <w:lvlText w:val="■"/>
+      <w:lvlJc w:val="left"/>
+      <w:pPr>
+        <w:ind w:left="2160" w:hanging="360"/>
+      </w:pPr>
+      <w:rPr>
+        <w:u w:val="none"/>
+      </w:rPr>
+    </w:lvl>
+    <w:lvl w:ilvl="3">
+      <w:start w:val="1"/>
+      <w:numFmt w:val="bullet"/>
+      <w:lvlText w:val="●"/>
+      <w:lvlJc w:val="left"/>
+      <w:pPr>
+        <w:ind w:left="2880" w:hanging="360"/>
+      </w:pPr>
+      <w:rPr>
+        <w:u w:val="none"/>
+      </w:rPr>
+    </w:lvl>
+    <w:lvl w:ilvl="4">
+      <w:start w:val="1"/>
+      <w:numFmt w:val="bullet"/>
+      <w:lvlText w:val="○"/>
+      <w:lvlJc w:val="left"/>
+      <w:pPr>
+        <w:ind w:left="3600" w:hanging="360"/>
+      </w:pPr>
+      <w:rPr>
+        <w:u w:val="none"/>
+      </w:rPr>
+    </w:lvl>
+    <w:lvl w:ilvl="5">
+      <w:start w:val="1"/>
+      <w:numFmt w:val="bullet"/>
+      <w:lvlText w:val="■"/>
+      <w:lvlJc w:val="left"/>
+      <w:pPr>
+        <w:ind w:left="4320" w:hanging="360"/>
+      </w:pPr>
+      <w:rPr>
+        <w:u w:val="none"/>
+      </w:rPr>
+    </w:lvl>
+    <w:lvl w:ilvl="6">
+      <w:start w:val="1"/>
+      <w:numFmt w:val="bullet"/>
+      <w:lvlText w:val="●"/>
+      <w:lvlJc w:val="left"/>
+      <w:pPr>
+        <w:ind w:left="5040" w:hanging="360"/>
+      </w:pPr>
+      <w:rPr>
+        <w:u w:val="none"/>
+      </w:rPr>
+    </w:lvl>
+    <w:lvl w:ilvl="7">
+      <w:start w:val="1"/>
+      <w:numFmt w:val="bullet"/>
+      <w:lvlText w:val="○"/>
+      <w:lvlJc w:val="left"/>
+      <w:pPr>
+        <w:ind w:left="5760" w:hanging="360"/>
+      </w:pPr>
+      <w:rPr>
+        <w:u w:val="none"/>
+      </w:rPr>
+    </w:lvl>
+    <w:lvl w:ilvl="8">
+      <w:start w:val="1"/>
+      <w:numFmt w:val="bullet"/>
+      <w:lvlText w:val="■"/>
+      <w:lvlJc w:val="left"/>
+      <w:pPr>
+        <w:ind w:left="6480" w:hanging="360"/>
+      </w:pPr>
+      <w:rPr>
+        <w:u w:val="none"/>
+      </w:rPr>
+    </w:lvl>
+  </w:abstractNum>
+  <w:abstractNum w:abstractNumId="3">
+    <w:lvl w:ilvl="0">
+      <w:start w:val="1"/>
+      <w:numFmt w:val="bullet"/>
+      <w:lvlText w:val="●"/>
+      <w:lvlJc w:val="left"/>
+      <w:pPr>
+        <w:ind w:left="720" w:hanging="360"/>
+      </w:pPr>
+      <w:rPr>
+        <w:u w:val="none"/>
+      </w:rPr>
+    </w:lvl>
+    <w:lvl w:ilvl="1">
+      <w:start w:val="1"/>
+      <w:numFmt w:val="bullet"/>
+      <w:lvlText w:val="○"/>
+      <w:lvlJc w:val="left"/>
+      <w:pPr>
+        <w:ind w:left="1440" w:hanging="360"/>
+      </w:pPr>
+      <w:rPr>
+        <w:u w:val="none"/>
+      </w:rPr>
+    </w:lvl>
+    <w:lvl w:ilvl="2">
+      <w:start w:val="1"/>
+      <w:numFmt w:val="bullet"/>
+      <w:lvlText w:val="■"/>
+      <w:lvlJc w:val="left"/>
+      <w:pPr>
+        <w:ind w:left="2160" w:hanging="360"/>
+      </w:pPr>
+      <w:rPr>
+        <w:u w:val="none"/>
+      </w:rPr>
+    </w:lvl>
+    <w:lvl w:ilvl="3">
+      <w:start w:val="1"/>
+      <w:numFmt w:val="bullet"/>
+      <w:lvlText w:val="●"/>
+      <w:lvlJc w:val="left"/>
+      <w:pPr>
+        <w:ind w:left="2880" w:hanging="360"/>
+      </w:pPr>
+      <w:rPr>
+        <w:u w:val="none"/>
+      </w:rPr>
+    </w:lvl>
+    <w:lvl w:ilvl="4">
+      <w:start w:val="1"/>
+      <w:numFmt w:val="bullet"/>
+      <w:lvlText w:val="○"/>
+      <w:lvlJc w:val="left"/>
+      <w:pPr>
+        <w:ind w:left="3600" w:hanging="360"/>
+      </w:pPr>
+      <w:rPr>
+        <w:u w:val="none"/>
+      </w:rPr>
+    </w:lvl>
+    <w:lvl w:ilvl="5">
+      <w:start w:val="1"/>
+      <w:numFmt w:val="bullet"/>
+      <w:lvlText w:val="■"/>
+      <w:lvlJc w:val="left"/>
+      <w:pPr>
+        <w:ind w:left="4320" w:hanging="360"/>
+      </w:pPr>
+      <w:rPr>
+        <w:u w:val="none"/>
+      </w:rPr>
+    </w:lvl>
+    <w:lvl w:ilvl="6">
+      <w:start w:val="1"/>
+      <w:numFmt w:val="bullet"/>
+      <w:lvlText w:val="●"/>
+      <w:lvlJc w:val="left"/>
+      <w:pPr>
+        <w:ind w:left="5040" w:hanging="360"/>
+      </w:pPr>
+      <w:rPr>
+        <w:u w:val="none"/>
+      </w:rPr>
+    </w:lvl>
+    <w:lvl w:ilvl="7">
+      <w:start w:val="1"/>
+      <w:numFmt w:val="bullet"/>
+      <w:lvlText w:val="○"/>
+      <w:lvlJc w:val="left"/>
+      <w:pPr>
+        <w:ind w:left="5760" w:hanging="360"/>
+      </w:pPr>
+      <w:rPr>
+        <w:u w:val="none"/>
+      </w:rPr>
+    </w:lvl>
+    <w:lvl w:ilvl="8">
+      <w:start w:val="1"/>
+      <w:numFmt w:val="bullet"/>
+      <w:lvlText w:val="■"/>
+      <w:lvlJc w:val="left"/>
+      <w:pPr>
+        <w:ind w:left="6480" w:hanging="360"/>
+      </w:pPr>
+      <w:rPr>
+        <w:u w:val="none"/>
+      </w:rPr>
+    </w:lvl>
+  </w:abstractNum>
+  <w:abstractNum w:abstractNumId="4">
+    <w:lvl w:ilvl="0">
+      <w:start w:val="1"/>
+      <w:numFmt w:val="bullet"/>
+      <w:lvlText w:val="●"/>
+      <w:lvlJc w:val="left"/>
+      <w:pPr>
+        <w:ind w:left="720" w:hanging="360"/>
+      </w:pPr>
+      <w:rPr>
+        <w:u w:val="none"/>
+      </w:rPr>
+    </w:lvl>
+    <w:lvl w:ilvl="1">
+      <w:start w:val="1"/>
+      <w:numFmt w:val="bullet"/>
+      <w:lvlText w:val="○"/>
+      <w:lvlJc w:val="left"/>
+      <w:pPr>
+        <w:ind w:left="1440" w:hanging="360"/>
+      </w:pPr>
+      <w:rPr>
+        <w:u w:val="none"/>
+      </w:rPr>
+    </w:lvl>
+    <w:lvl w:ilvl="2">
+      <w:start w:val="1"/>
+      <w:numFmt w:val="bullet"/>
+      <w:lvlText w:val="■"/>
+      <w:lvlJc w:val="left"/>
+      <w:pPr>
+        <w:ind w:left="2160" w:hanging="360"/>
+      </w:pPr>
+      <w:rPr>
+        <w:u w:val="none"/>
+      </w:rPr>
+    </w:lvl>
+    <w:lvl w:ilvl="3">
+      <w:start w:val="1"/>
+      <w:numFmt w:val="bullet"/>
+      <w:lvlText w:val="●"/>
+      <w:lvlJc w:val="left"/>
+      <w:pPr>
+        <w:ind w:left="2880" w:hanging="360"/>
+      </w:pPr>
+      <w:rPr>
+        <w:u w:val="none"/>
+      </w:rPr>
+    </w:lvl>
+    <w:lvl w:ilvl="4">
+      <w:start w:val="1"/>
+      <w:numFmt w:val="bullet"/>
+      <w:lvlText w:val="○"/>
+      <w:lvlJc w:val="left"/>
+      <w:pPr>
+        <w:ind w:left="3600" w:hanging="360"/>
+      </w:pPr>
+      <w:rPr>
+        <w:u w:val="none"/>
+      </w:rPr>
+    </w:lvl>
+    <w:lvl w:ilvl="5">
+      <w:start w:val="1"/>
+      <w:numFmt w:val="bullet"/>
+      <w:lvlText w:val="■"/>
+      <w:lvlJc w:val="left"/>
+      <w:pPr>
+        <w:ind w:left="4320" w:hanging="360"/>
+      </w:pPr>
+      <w:rPr>
+        <w:u w:val="none"/>
+      </w:rPr>
+    </w:lvl>
+    <w:lvl w:ilvl="6">
+      <w:start w:val="1"/>
+      <w:numFmt w:val="bullet"/>
+      <w:lvlText w:val="●"/>
+      <w:lvlJc w:val="left"/>
+      <w:pPr>
+        <w:ind w:left="5040" w:hanging="360"/>
+      </w:pPr>
+      <w:rPr>
+        <w:u w:val="none"/>
+      </w:rPr>
+    </w:lvl>
+    <w:lvl w:ilvl="7">
+      <w:start w:val="1"/>
+      <w:numFmt w:val="bullet"/>
+      <w:lvlText w:val="○"/>
+      <w:lvlJc w:val="left"/>
+      <w:pPr>
+        <w:ind w:left="5760" w:hanging="360"/>
+      </w:pPr>
+      <w:rPr>
+        <w:u w:val="none"/>
+      </w:rPr>
+    </w:lvl>
+    <w:lvl w:ilvl="8">
+      <w:start w:val="1"/>
+      <w:numFmt w:val="bullet"/>
+      <w:lvlText w:val="■"/>
+      <w:lvlJc w:val="left"/>
+      <w:pPr>
+        <w:ind w:left="6480" w:hanging="360"/>
+      </w:pPr>
+      <w:rPr>
+        <w:u w:val="none"/>
+      </w:rPr>
+    </w:lvl>
+  </w:abstractNum>
+  <w:abstractNum w:abstractNumId="5">
+    <w:lvl w:ilvl="0">
+      <w:start w:val="1"/>
+      <w:numFmt w:val="bullet"/>
+      <w:lvlText w:val="●"/>
+      <w:lvlJc w:val="left"/>
+      <w:pPr>
+        <w:ind w:left="720" w:hanging="360"/>
+      </w:pPr>
+      <w:rPr>
+        <w:u w:val="none"/>
+      </w:rPr>
+    </w:lvl>
+    <w:lvl w:ilvl="1">
+      <w:start w:val="1"/>
+      <w:numFmt w:val="bullet"/>
+      <w:lvlText w:val="○"/>
+      <w:lvlJc w:val="left"/>
+      <w:pPr>
+        <w:ind w:left="1440" w:hanging="360"/>
+      </w:pPr>
+      <w:rPr>
+        <w:u w:val="none"/>
+      </w:rPr>
+    </w:lvl>
+    <w:lvl w:ilvl="2">
+      <w:start w:val="1"/>
+      <w:numFmt w:val="bullet"/>
+      <w:lvlText w:val="■"/>
+      <w:lvlJc w:val="left"/>
+      <w:pPr>
+        <w:ind w:left="2160" w:hanging="360"/>
+      </w:pPr>
+      <w:rPr>
+        <w:u w:val="none"/>
+      </w:rPr>
+    </w:lvl>
+    <w:lvl w:ilvl="3">
+      <w:start w:val="1"/>
+      <w:numFmt w:val="bullet"/>
+      <w:lvlText w:val="●"/>
+      <w:lvlJc w:val="left"/>
+      <w:pPr>
+        <w:ind w:left="2880" w:hanging="360"/>
+      </w:pPr>
+      <w:rPr>
+        <w:u w:val="none"/>
+      </w:rPr>
+    </w:lvl>
+    <w:lvl w:ilvl="4">
+      <w:start w:val="1"/>
+      <w:numFmt w:val="bullet"/>
+      <w:lvlText w:val="○"/>
+      <w:lvlJc w:val="left"/>
+      <w:pPr>
+        <w:ind w:left="3600" w:hanging="360"/>
+      </w:pPr>
+      <w:rPr>
+        <w:u w:val="none"/>
+      </w:rPr>
+    </w:lvl>
+    <w:lvl w:ilvl="5">
+      <w:start w:val="1"/>
+      <w:numFmt w:val="bullet"/>
+      <w:lvlText w:val="■"/>
+      <w:lvlJc w:val="left"/>
+      <w:pPr>
+        <w:ind w:left="4320" w:hanging="360"/>
+      </w:pPr>
+      <w:rPr>
+        <w:u w:val="none"/>
+      </w:rPr>
+    </w:lvl>
+    <w:lvl w:ilvl="6">
+      <w:start w:val="1"/>
+      <w:numFmt w:val="bullet"/>
+      <w:lvlText w:val="●"/>
+      <w:lvlJc w:val="left"/>
+      <w:pPr>
+        <w:ind w:left="5040" w:hanging="360"/>
+      </w:pPr>
+      <w:rPr>
+        <w:u w:val="none"/>
+      </w:rPr>
+    </w:lvl>
+    <w:lvl w:ilvl="7">
+      <w:start w:val="1"/>
+      <w:numFmt w:val="bullet"/>
+      <w:lvlText w:val="○"/>
+      <w:lvlJc w:val="left"/>
+      <w:pPr>
+        <w:ind w:left="5760" w:hanging="360"/>
+      </w:pPr>
+      <w:rPr>
+        <w:u w:val="none"/>
+      </w:rPr>
+    </w:lvl>
+    <w:lvl w:ilvl="8">
+      <w:start w:val="1"/>
+      <w:numFmt w:val="bullet"/>
+      <w:lvlText w:val="■"/>
+      <w:lvlJc w:val="left"/>
+      <w:pPr>
+        <w:ind w:left="6480" w:hanging="360"/>
+      </w:pPr>
+      <w:rPr>
+        <w:u w:val="none"/>
+      </w:rPr>
+    </w:lvl>
+  </w:abstractNum>
+  <w:abstractNum w:abstractNumId="6">
+    <w:lvl w:ilvl="0">
+      <w:start w:val="1"/>
+      <w:numFmt w:val="bullet"/>
+      <w:lvlText w:val="●"/>
+      <w:lvlJc w:val="left"/>
+      <w:pPr>
+        <w:ind w:left="720" w:hanging="360"/>
+      </w:pPr>
+      <w:rPr>
+        <w:u w:val="none"/>
+      </w:rPr>
+    </w:lvl>
+    <w:lvl w:ilvl="1">
+      <w:start w:val="1"/>
+      <w:numFmt w:val="bullet"/>
+      <w:lvlText w:val="○"/>
+      <w:lvlJc w:val="left"/>
+      <w:pPr>
+        <w:ind w:left="1440" w:hanging="360"/>
+      </w:pPr>
+      <w:rPr>
+        <w:u w:val="none"/>
+      </w:rPr>
+    </w:lvl>
+    <w:lvl w:ilvl="2">
+      <w:start w:val="1"/>
+      <w:numFmt w:val="bullet"/>
+      <w:lvlText w:val="■"/>
+      <w:lvlJc w:val="left"/>
+      <w:pPr>
+        <w:ind w:left="2160" w:hanging="360"/>
+      </w:pPr>
+      <w:rPr>
+        <w:u w:val="none"/>
+      </w:rPr>
+    </w:lvl>
+    <w:lvl w:ilvl="3">
+      <w:start w:val="1"/>
+      <w:numFmt w:val="bullet"/>
+      <w:lvlText w:val="●"/>
+      <w:lvlJc w:val="left"/>
+      <w:pPr>
+        <w:ind w:left="2880" w:hanging="360"/>
+      </w:pPr>
+      <w:rPr>
+        <w:u w:val="none"/>
+      </w:rPr>
+    </w:lvl>
+    <w:lvl w:ilvl="4">
+      <w:start w:val="1"/>
+      <w:numFmt w:val="bullet"/>
+      <w:lvlText w:val="○"/>
+      <w:lvlJc w:val="left"/>
+      <w:pPr>
+        <w:ind w:left="3600" w:hanging="360"/>
+      </w:pPr>
+      <w:rPr>
+        <w:u w:val="none"/>
+      </w:rPr>
+    </w:lvl>
+    <w:lvl w:ilvl="5">
+      <w:start w:val="1"/>
+      <w:numFmt w:val="bullet"/>
+      <w:lvlText w:val="■"/>
+      <w:lvlJc w:val="left"/>
+      <w:pPr>
+        <w:ind w:left="4320" w:hanging="360"/>
+      </w:pPr>
+      <w:rPr>
+        <w:u w:val="none"/>
+      </w:rPr>
+    </w:lvl>
+    <w:lvl w:ilvl="6">
+      <w:start w:val="1"/>
+      <w:numFmt w:val="bullet"/>
+      <w:lvlText w:val="●"/>
+      <w:lvlJc w:val="left"/>
+      <w:pPr>
+        <w:ind w:left="5040" w:hanging="360"/>
+      </w:pPr>
+      <w:rPr>
+        <w:u w:val="none"/>
+      </w:rPr>
+    </w:lvl>
+    <w:lvl w:ilvl="7">
+      <w:start w:val="1"/>
+      <w:numFmt w:val="bullet"/>
+      <w:lvlText w:val="○"/>
+      <w:lvlJc w:val="left"/>
+      <w:pPr>
+        <w:ind w:left="5760" w:hanging="360"/>
+      </w:pPr>
+      <w:rPr>
+        <w:u w:val="none"/>
+      </w:rPr>
+    </w:lvl>
+    <w:lvl w:ilvl="8">
+      <w:start w:val="1"/>
+      <w:numFmt w:val="bullet"/>
+      <w:lvlText w:val="■"/>
+      <w:lvlJc w:val="left"/>
+      <w:pPr>
+        <w:ind w:left="6480" w:hanging="360"/>
+      </w:pPr>
+      <w:rPr>
+        <w:u w:val="none"/>
+      </w:rPr>
+    </w:lvl>
+  </w:abstractNum>
+  <w:abstractNum w:abstractNumId="7">
+    <w:lvl w:ilvl="0">
+      <w:start w:val="1"/>
+      <w:numFmt w:val="bullet"/>
+      <w:lvlText w:val="●"/>
+      <w:lvlJc w:val="left"/>
+      <w:pPr>
+        <w:ind w:left="720" w:hanging="360"/>
+      </w:pPr>
+      <w:rPr>
+        <w:u w:val="none"/>
+      </w:rPr>
+    </w:lvl>
+    <w:lvl w:ilvl="1">
+      <w:start w:val="1"/>
+      <w:numFmt w:val="bullet"/>
+      <w:lvlText w:val="○"/>
+      <w:lvlJc w:val="left"/>
+      <w:pPr>
+        <w:ind w:left="1440" w:hanging="360"/>
+      </w:pPr>
+      <w:rPr>
+        <w:u w:val="none"/>
+      </w:rPr>
+    </w:lvl>
+    <w:lvl w:ilvl="2">
+      <w:start w:val="1"/>
+      <w:numFmt w:val="bullet"/>
+      <w:lvlText w:val="■"/>
+      <w:lvlJc w:val="left"/>
+      <w:pPr>
+        <w:ind w:left="2160" w:hanging="360"/>
+      </w:pPr>
+      <w:rPr>
+        <w:u w:val="none"/>
+      </w:rPr>
+    </w:lvl>
+    <w:lvl w:ilvl="3">
+      <w:start w:val="1"/>
+      <w:numFmt w:val="bullet"/>
+      <w:lvlText w:val="●"/>
+      <w:lvlJc w:val="left"/>
+      <w:pPr>
+        <w:ind w:left="2880" w:hanging="360"/>
+      </w:pPr>
+      <w:rPr>
+        <w:u w:val="none"/>
+      </w:rPr>
+    </w:lvl>
+    <w:lvl w:ilvl="4">
+      <w:start w:val="1"/>
+      <w:numFmt w:val="bullet"/>
+      <w:lvlText w:val="○"/>
+      <w:lvlJc w:val="left"/>
+      <w:pPr>
+        <w:ind w:left="3600" w:hanging="360"/>
+      </w:pPr>
+      <w:rPr>
+        <w:u w:val="none"/>
+      </w:rPr>
+    </w:lvl>
+    <w:lvl w:ilvl="5">
+      <w:start w:val="1"/>
+      <w:numFmt w:val="bullet"/>
+      <w:lvlText w:val="■"/>
+      <w:lvlJc w:val="left"/>
+      <w:pPr>
+        <w:ind w:left="4320" w:hanging="360"/>
+      </w:pPr>
+      <w:rPr>
+        <w:u w:val="none"/>
+      </w:rPr>
+    </w:lvl>
+    <w:lvl w:ilvl="6">
+      <w:start w:val="1"/>
+      <w:numFmt w:val="bullet"/>
+      <w:lvlText w:val="●"/>
+      <w:lvlJc w:val="left"/>
+      <w:pPr>
+        <w:ind w:left="5040" w:hanging="360"/>
+      </w:pPr>
+      <w:rPr>
+        <w:u w:val="none"/>
+      </w:rPr>
+    </w:lvl>
+    <w:lvl w:ilvl="7">
+      <w:start w:val="1"/>
+      <w:numFmt w:val="bullet"/>
+      <w:lvlText w:val="○"/>
+      <w:lvlJc w:val="left"/>
+      <w:pPr>
+        <w:ind w:left="5760" w:hanging="360"/>
+      </w:pPr>
+      <w:rPr>
+        <w:u w:val="none"/>
+      </w:rPr>
+    </w:lvl>
+    <w:lvl w:ilvl="8">
+      <w:start w:val="1"/>
+      <w:numFmt w:val="bullet"/>
+      <w:lvlText w:val="■"/>
+      <w:lvlJc w:val="left"/>
+      <w:pPr>
+        <w:ind w:left="6480" w:hanging="360"/>
+      </w:pPr>
+      <w:rPr>
+        <w:u w:val="none"/>
+      </w:rPr>
+    </w:lvl>
+  </w:abstractNum>
+  <w:abstractNum w:abstractNumId="8">
+    <w:lvl w:ilvl="0">
+      <w:start w:val="1"/>
+      <w:numFmt w:val="bullet"/>
+      <w:lvlText w:val="●"/>
+      <w:lvlJc w:val="left"/>
+      <w:pPr>
+        <w:ind w:left="720" w:hanging="360"/>
+      </w:pPr>
+      <w:rPr>
+        <w:u w:val="none"/>
+      </w:rPr>
+    </w:lvl>
+    <w:lvl w:ilvl="1">
+      <w:start w:val="1"/>
+      <w:numFmt w:val="bullet"/>
+      <w:lvlText w:val="○"/>
+      <w:lvlJc w:val="left"/>
+      <w:pPr>
+        <w:ind w:left="1440" w:hanging="360"/>
+      </w:pPr>
+      <w:rPr>
+        <w:u w:val="none"/>
+      </w:rPr>
+    </w:lvl>
+    <w:lvl w:ilvl="2">
+      <w:start w:val="1"/>
+      <w:numFmt w:val="bullet"/>
+      <w:lvlText w:val="■"/>
+      <w:lvlJc w:val="left"/>
+      <w:pPr>
+        <w:ind w:left="2160" w:hanging="360"/>
+      </w:pPr>
+      <w:rPr>
+        <w:u w:val="none"/>
+      </w:rPr>
+    </w:lvl>
+    <w:lvl w:ilvl="3">
+      <w:start w:val="1"/>
+      <w:numFmt w:val="bullet"/>
+      <w:lvlText w:val="●"/>
+      <w:lvlJc w:val="left"/>
+      <w:pPr>
+        <w:ind w:left="2880" w:hanging="360"/>
+      </w:pPr>
+      <w:rPr>
+        <w:u w:val="none"/>
+      </w:rPr>
+    </w:lvl>
+    <w:lvl w:ilvl="4">
+      <w:start w:val="1"/>
+      <w:numFmt w:val="bullet"/>
+      <w:lvlText w:val="○"/>
+      <w:lvlJc w:val="left"/>
+      <w:pPr>
+        <w:ind w:left="3600" w:hanging="360"/>
+      </w:pPr>
+      <w:rPr>
+        <w:u w:val="none"/>
+      </w:rPr>
+    </w:lvl>
+    <w:lvl w:ilvl="5">
+      <w:start w:val="1"/>
+      <w:numFmt w:val="bullet"/>
+      <w:lvlText w:val="■"/>
+      <w:lvlJc w:val="left"/>
+      <w:pPr>
+        <w:ind w:left="4320" w:hanging="360"/>
+      </w:pPr>
+      <w:rPr>
+        <w:u w:val="none"/>
+      </w:rPr>
+    </w:lvl>
+    <w:lvl w:ilvl="6">
+      <w:start w:val="1"/>
+      <w:numFmt w:val="bullet"/>
+      <w:lvlText w:val="●"/>
+      <w:lvlJc w:val="left"/>
+      <w:pPr>
+        <w:ind w:left="5040" w:hanging="360"/>
+      </w:pPr>
+      <w:rPr>
+        <w:u w:val="none"/>
+      </w:rPr>
+    </w:lvl>
+    <w:lvl w:ilvl="7">
+      <w:start w:val="1"/>
+      <w:numFmt w:val="bullet"/>
+      <w:lvlText w:val="○"/>
+      <w:lvlJc w:val="left"/>
+      <w:pPr>
+        <w:ind w:left="5760" w:hanging="360"/>
+      </w:pPr>
+      <w:rPr>
+        <w:u w:val="none"/>
+      </w:rPr>
+    </w:lvl>
+    <w:lvl w:ilvl="8">
+      <w:start w:val="1"/>
+      <w:numFmt w:val="bullet"/>
+      <w:lvlText w:val="■"/>
+      <w:lvlJc w:val="left"/>
+      <w:pPr>
+        <w:ind w:left="6480" w:hanging="360"/>
+      </w:pPr>
+      <w:rPr>
+        <w:u w:val="none"/>
+      </w:rPr>
+    </w:lvl>
+  </w:abstractNum>
+  <w:abstractNum w:abstractNumId="9">
+    <w:lvl w:ilvl="0">
+      <w:start w:val="1"/>
+      <w:numFmt w:val="decimal"/>
+      <w:lvlText w:val="%1"/>
+      <w:lvlJc w:val="left"/>
+      <w:pPr>
+        <w:ind w:left="780" w:hanging="780"/>
+      </w:pPr>
+      <w:rPr>
+        <w:sz w:val="52"/>
+        <w:szCs w:val="52"/>
+      </w:rPr>
+    </w:lvl>
+    <w:lvl w:ilvl="1">
+      <w:start w:val="1"/>
+      <w:numFmt w:val="decimal"/>
+      <w:lvlText w:val="%1.%2"/>
+      <w:lvlJc w:val="left"/>
+      <w:pPr>
+        <w:ind w:left="780" w:hanging="780"/>
+      </w:pPr>
+      <w:rPr>
+        <w:sz w:val="52"/>
+        <w:szCs w:val="52"/>
+      </w:rPr>
+    </w:lvl>
+    <w:lvl w:ilvl="2">
+      <w:start w:val="1"/>
+      <w:numFmt w:val="decimal"/>
+      <w:lvlText w:val="%1.%2.%3"/>
+      <w:lvlJc w:val="left"/>
+      <w:pPr>
+        <w:ind w:left="780" w:hanging="780"/>
+      </w:pPr>
+      <w:rPr>
+        <w:sz w:val="52"/>
+        <w:szCs w:val="52"/>
+      </w:rPr>
+    </w:lvl>
+    <w:lvl w:ilvl="3">
+      <w:start w:val="1"/>
+      <w:numFmt w:val="decimal"/>
+      <w:lvlText w:val="%1.%2.%3.%4"/>
+      <w:lvlJc w:val="left"/>
+      <w:pPr>
+        <w:ind w:left="780" w:hanging="780"/>
+      </w:pPr>
+      <w:rPr>
+        <w:sz w:val="52"/>
+        <w:szCs w:val="52"/>
+      </w:rPr>
+    </w:lvl>
+    <w:lvl w:ilvl="4">
+      <w:start w:val="1"/>
+      <w:numFmt w:val="decimal"/>
+      <w:lvlText w:val="%1.%2.%3.%4.%5"/>
+      <w:lvlJc w:val="left"/>
+      <w:pPr>
+        <w:ind w:left="1080" w:hanging="1080"/>
+      </w:pPr>
+      <w:rPr>
+        <w:sz w:val="52"/>
+        <w:szCs w:val="52"/>
+      </w:rPr>
+    </w:lvl>
+    <w:lvl w:ilvl="5">
+      <w:start w:val="1"/>
+      <w:numFmt w:val="decimal"/>
+      <w:lvlText w:val="%1.%2.%3.%4.%5.%6"/>
+      <w:lvlJc w:val="left"/>
+      <w:pPr>
+        <w:ind w:left="1080" w:hanging="1080"/>
+      </w:pPr>
+      <w:rPr>
+        <w:sz w:val="52"/>
+        <w:szCs w:val="52"/>
+      </w:rPr>
+    </w:lvl>
+    <w:lvl w:ilvl="6">
+      <w:start w:val="1"/>
+      <w:numFmt w:val="decimal"/>
+      <w:lvlText w:val="%1.%2.%3.%4.%5.%6.%7"/>
+      <w:lvlJc w:val="left"/>
+      <w:pPr>
+        <w:ind w:left="1440" w:hanging="1440"/>
+      </w:pPr>
+      <w:rPr>
+        <w:sz w:val="52"/>
+        <w:szCs w:val="52"/>
+      </w:rPr>
+    </w:lvl>
+    <w:lvl w:ilvl="7">
+      <w:start w:val="1"/>
+      <w:numFmt w:val="decimal"/>
+      <w:lvlText w:val="%1.%2.%3.%4.%5.%6.%7.%8"/>
+      <w:lvlJc w:val="left"/>
+      <w:pPr>
+        <w:ind w:left="1440" w:hanging="1440"/>
+      </w:pPr>
+      <w:rPr>
+        <w:sz w:val="52"/>
+        <w:szCs w:val="52"/>
+      </w:rPr>
+    </w:lvl>
+    <w:lvl w:ilvl="8">
+      <w:start w:val="1"/>
+      <w:numFmt w:val="decimal"/>
+      <w:lvlText w:val="%1.%2.%3.%4.%5.%6.%7.%8.%9"/>
+      <w:lvlJc w:val="left"/>
+      <w:pPr>
+        <w:ind w:left="1800" w:hanging="1800"/>
+      </w:pPr>
+      <w:rPr>
+        <w:sz w:val="52"/>
+        <w:szCs w:val="52"/>
+      </w:rPr>
+    </w:lvl>
+  </w:abstractNum>
+  <w:abstractNum w:abstractNumId="10">
+    <w:lvl w:ilvl="0">
+      <w:start w:val="1"/>
+      <w:numFmt w:val="bullet"/>
+      <w:lvlText w:val="●"/>
+      <w:lvlJc w:val="left"/>
+      <w:pPr>
+        <w:ind w:left="720" w:hanging="360"/>
+      </w:pPr>
+      <w:rPr>
         <w:rFonts w:ascii="Noto Sans Symbols" w:cs="Noto Sans Symbols" w:eastAsia="Noto Sans Symbols" w:hAnsi="Noto Sans Symbols"/>
         <w:sz w:val="24"/>
         <w:szCs w:val="24"/>
@@ -8527,7 +13655,7 @@
       </w:rPr>
     </w:lvl>
   </w:abstractNum>
-  <w:abstractNum w:abstractNumId="3">
+  <w:abstractNum w:abstractNumId="11">
     <w:lvl w:ilvl="0">
       <w:start w:val="1"/>
       <w:numFmt w:val="decimal"/>
@@ -8619,7 +13747,7 @@
       <w:rPr/>
     </w:lvl>
   </w:abstractNum>
-  <w:abstractNum w:abstractNumId="4">
+  <w:abstractNum w:abstractNumId="12">
     <w:lvl w:ilvl="0">
       <w:start w:val="2"/>
       <w:numFmt w:val="decimal"/>
@@ -8711,7 +13839,7 @@
       <w:rPr/>
     </w:lvl>
   </w:abstractNum>
-  <w:abstractNum w:abstractNumId="5">
+  <w:abstractNum w:abstractNumId="13">
     <w:lvl w:ilvl="0">
       <w:start w:val="1"/>
       <w:numFmt w:val="bullet"/>
@@ -8823,7 +13951,7 @@
       </w:rPr>
     </w:lvl>
   </w:abstractNum>
-  <w:abstractNum w:abstractNumId="6">
+  <w:abstractNum w:abstractNumId="14">
     <w:lvl w:ilvl="0">
       <w:start w:val="1"/>
       <w:numFmt w:val="decimal"/>
@@ -8915,7 +14043,7 @@
       <w:rPr/>
     </w:lvl>
   </w:abstractNum>
-  <w:abstractNum w:abstractNumId="7">
+  <w:abstractNum w:abstractNumId="15">
     <w:lvl w:ilvl="0">
       <w:start w:val="2"/>
       <w:numFmt w:val="decimal"/>
@@ -9005,6 +14133,886 @@
         <w:ind w:left="3600" w:hanging="3600"/>
       </w:pPr>
       <w:rPr/>
+    </w:lvl>
+  </w:abstractNum>
+  <w:abstractNum w:abstractNumId="16">
+    <w:lvl w:ilvl="0">
+      <w:start w:val="1"/>
+      <w:numFmt w:val="bullet"/>
+      <w:lvlText w:val="●"/>
+      <w:lvlJc w:val="left"/>
+      <w:pPr>
+        <w:ind w:left="720" w:hanging="360"/>
+      </w:pPr>
+      <w:rPr>
+        <w:u w:val="none"/>
+      </w:rPr>
+    </w:lvl>
+    <w:lvl w:ilvl="1">
+      <w:start w:val="1"/>
+      <w:numFmt w:val="bullet"/>
+      <w:lvlText w:val="○"/>
+      <w:lvlJc w:val="left"/>
+      <w:pPr>
+        <w:ind w:left="1440" w:hanging="360"/>
+      </w:pPr>
+      <w:rPr>
+        <w:u w:val="none"/>
+      </w:rPr>
+    </w:lvl>
+    <w:lvl w:ilvl="2">
+      <w:start w:val="1"/>
+      <w:numFmt w:val="bullet"/>
+      <w:lvlText w:val="■"/>
+      <w:lvlJc w:val="left"/>
+      <w:pPr>
+        <w:ind w:left="2160" w:hanging="360"/>
+      </w:pPr>
+      <w:rPr>
+        <w:u w:val="none"/>
+      </w:rPr>
+    </w:lvl>
+    <w:lvl w:ilvl="3">
+      <w:start w:val="1"/>
+      <w:numFmt w:val="bullet"/>
+      <w:lvlText w:val="●"/>
+      <w:lvlJc w:val="left"/>
+      <w:pPr>
+        <w:ind w:left="2880" w:hanging="360"/>
+      </w:pPr>
+      <w:rPr>
+        <w:u w:val="none"/>
+      </w:rPr>
+    </w:lvl>
+    <w:lvl w:ilvl="4">
+      <w:start w:val="1"/>
+      <w:numFmt w:val="bullet"/>
+      <w:lvlText w:val="○"/>
+      <w:lvlJc w:val="left"/>
+      <w:pPr>
+        <w:ind w:left="3600" w:hanging="360"/>
+      </w:pPr>
+      <w:rPr>
+        <w:u w:val="none"/>
+      </w:rPr>
+    </w:lvl>
+    <w:lvl w:ilvl="5">
+      <w:start w:val="1"/>
+      <w:numFmt w:val="bullet"/>
+      <w:lvlText w:val="■"/>
+      <w:lvlJc w:val="left"/>
+      <w:pPr>
+        <w:ind w:left="4320" w:hanging="360"/>
+      </w:pPr>
+      <w:rPr>
+        <w:u w:val="none"/>
+      </w:rPr>
+    </w:lvl>
+    <w:lvl w:ilvl="6">
+      <w:start w:val="1"/>
+      <w:numFmt w:val="bullet"/>
+      <w:lvlText w:val="●"/>
+      <w:lvlJc w:val="left"/>
+      <w:pPr>
+        <w:ind w:left="5040" w:hanging="360"/>
+      </w:pPr>
+      <w:rPr>
+        <w:u w:val="none"/>
+      </w:rPr>
+    </w:lvl>
+    <w:lvl w:ilvl="7">
+      <w:start w:val="1"/>
+      <w:numFmt w:val="bullet"/>
+      <w:lvlText w:val="○"/>
+      <w:lvlJc w:val="left"/>
+      <w:pPr>
+        <w:ind w:left="5760" w:hanging="360"/>
+      </w:pPr>
+      <w:rPr>
+        <w:u w:val="none"/>
+      </w:rPr>
+    </w:lvl>
+    <w:lvl w:ilvl="8">
+      <w:start w:val="1"/>
+      <w:numFmt w:val="bullet"/>
+      <w:lvlText w:val="■"/>
+      <w:lvlJc w:val="left"/>
+      <w:pPr>
+        <w:ind w:left="6480" w:hanging="360"/>
+      </w:pPr>
+      <w:rPr>
+        <w:u w:val="none"/>
+      </w:rPr>
+    </w:lvl>
+  </w:abstractNum>
+  <w:abstractNum w:abstractNumId="17">
+    <w:lvl w:ilvl="0">
+      <w:start w:val="1"/>
+      <w:numFmt w:val="bullet"/>
+      <w:lvlText w:val="●"/>
+      <w:lvlJc w:val="left"/>
+      <w:pPr>
+        <w:ind w:left="720" w:hanging="360"/>
+      </w:pPr>
+      <w:rPr>
+        <w:u w:val="none"/>
+      </w:rPr>
+    </w:lvl>
+    <w:lvl w:ilvl="1">
+      <w:start w:val="1"/>
+      <w:numFmt w:val="bullet"/>
+      <w:lvlText w:val="○"/>
+      <w:lvlJc w:val="left"/>
+      <w:pPr>
+        <w:ind w:left="1440" w:hanging="360"/>
+      </w:pPr>
+      <w:rPr>
+        <w:u w:val="none"/>
+      </w:rPr>
+    </w:lvl>
+    <w:lvl w:ilvl="2">
+      <w:start w:val="1"/>
+      <w:numFmt w:val="bullet"/>
+      <w:lvlText w:val="■"/>
+      <w:lvlJc w:val="left"/>
+      <w:pPr>
+        <w:ind w:left="2160" w:hanging="360"/>
+      </w:pPr>
+      <w:rPr>
+        <w:u w:val="none"/>
+      </w:rPr>
+    </w:lvl>
+    <w:lvl w:ilvl="3">
+      <w:start w:val="1"/>
+      <w:numFmt w:val="bullet"/>
+      <w:lvlText w:val="●"/>
+      <w:lvlJc w:val="left"/>
+      <w:pPr>
+        <w:ind w:left="2880" w:hanging="360"/>
+      </w:pPr>
+      <w:rPr>
+        <w:u w:val="none"/>
+      </w:rPr>
+    </w:lvl>
+    <w:lvl w:ilvl="4">
+      <w:start w:val="1"/>
+      <w:numFmt w:val="bullet"/>
+      <w:lvlText w:val="○"/>
+      <w:lvlJc w:val="left"/>
+      <w:pPr>
+        <w:ind w:left="3600" w:hanging="360"/>
+      </w:pPr>
+      <w:rPr>
+        <w:u w:val="none"/>
+      </w:rPr>
+    </w:lvl>
+    <w:lvl w:ilvl="5">
+      <w:start w:val="1"/>
+      <w:numFmt w:val="bullet"/>
+      <w:lvlText w:val="■"/>
+      <w:lvlJc w:val="left"/>
+      <w:pPr>
+        <w:ind w:left="4320" w:hanging="360"/>
+      </w:pPr>
+      <w:rPr>
+        <w:u w:val="none"/>
+      </w:rPr>
+    </w:lvl>
+    <w:lvl w:ilvl="6">
+      <w:start w:val="1"/>
+      <w:numFmt w:val="bullet"/>
+      <w:lvlText w:val="●"/>
+      <w:lvlJc w:val="left"/>
+      <w:pPr>
+        <w:ind w:left="5040" w:hanging="360"/>
+      </w:pPr>
+      <w:rPr>
+        <w:u w:val="none"/>
+      </w:rPr>
+    </w:lvl>
+    <w:lvl w:ilvl="7">
+      <w:start w:val="1"/>
+      <w:numFmt w:val="bullet"/>
+      <w:lvlText w:val="○"/>
+      <w:lvlJc w:val="left"/>
+      <w:pPr>
+        <w:ind w:left="5760" w:hanging="360"/>
+      </w:pPr>
+      <w:rPr>
+        <w:u w:val="none"/>
+      </w:rPr>
+    </w:lvl>
+    <w:lvl w:ilvl="8">
+      <w:start w:val="1"/>
+      <w:numFmt w:val="bullet"/>
+      <w:lvlText w:val="■"/>
+      <w:lvlJc w:val="left"/>
+      <w:pPr>
+        <w:ind w:left="6480" w:hanging="360"/>
+      </w:pPr>
+      <w:rPr>
+        <w:u w:val="none"/>
+      </w:rPr>
+    </w:lvl>
+  </w:abstractNum>
+  <w:abstractNum w:abstractNumId="18">
+    <w:lvl w:ilvl="0">
+      <w:start w:val="1"/>
+      <w:numFmt w:val="bullet"/>
+      <w:lvlText w:val="●"/>
+      <w:lvlJc w:val="left"/>
+      <w:pPr>
+        <w:ind w:left="720" w:hanging="360"/>
+      </w:pPr>
+      <w:rPr>
+        <w:u w:val="none"/>
+      </w:rPr>
+    </w:lvl>
+    <w:lvl w:ilvl="1">
+      <w:start w:val="1"/>
+      <w:numFmt w:val="bullet"/>
+      <w:lvlText w:val="○"/>
+      <w:lvlJc w:val="left"/>
+      <w:pPr>
+        <w:ind w:left="1440" w:hanging="360"/>
+      </w:pPr>
+      <w:rPr>
+        <w:u w:val="none"/>
+      </w:rPr>
+    </w:lvl>
+    <w:lvl w:ilvl="2">
+      <w:start w:val="1"/>
+      <w:numFmt w:val="bullet"/>
+      <w:lvlText w:val="■"/>
+      <w:lvlJc w:val="left"/>
+      <w:pPr>
+        <w:ind w:left="2160" w:hanging="360"/>
+      </w:pPr>
+      <w:rPr>
+        <w:u w:val="none"/>
+      </w:rPr>
+    </w:lvl>
+    <w:lvl w:ilvl="3">
+      <w:start w:val="1"/>
+      <w:numFmt w:val="bullet"/>
+      <w:lvlText w:val="●"/>
+      <w:lvlJc w:val="left"/>
+      <w:pPr>
+        <w:ind w:left="2880" w:hanging="360"/>
+      </w:pPr>
+      <w:rPr>
+        <w:u w:val="none"/>
+      </w:rPr>
+    </w:lvl>
+    <w:lvl w:ilvl="4">
+      <w:start w:val="1"/>
+      <w:numFmt w:val="bullet"/>
+      <w:lvlText w:val="○"/>
+      <w:lvlJc w:val="left"/>
+      <w:pPr>
+        <w:ind w:left="3600" w:hanging="360"/>
+      </w:pPr>
+      <w:rPr>
+        <w:u w:val="none"/>
+      </w:rPr>
+    </w:lvl>
+    <w:lvl w:ilvl="5">
+      <w:start w:val="1"/>
+      <w:numFmt w:val="bullet"/>
+      <w:lvlText w:val="■"/>
+      <w:lvlJc w:val="left"/>
+      <w:pPr>
+        <w:ind w:left="4320" w:hanging="360"/>
+      </w:pPr>
+      <w:rPr>
+        <w:u w:val="none"/>
+      </w:rPr>
+    </w:lvl>
+    <w:lvl w:ilvl="6">
+      <w:start w:val="1"/>
+      <w:numFmt w:val="bullet"/>
+      <w:lvlText w:val="●"/>
+      <w:lvlJc w:val="left"/>
+      <w:pPr>
+        <w:ind w:left="5040" w:hanging="360"/>
+      </w:pPr>
+      <w:rPr>
+        <w:u w:val="none"/>
+      </w:rPr>
+    </w:lvl>
+    <w:lvl w:ilvl="7">
+      <w:start w:val="1"/>
+      <w:numFmt w:val="bullet"/>
+      <w:lvlText w:val="○"/>
+      <w:lvlJc w:val="left"/>
+      <w:pPr>
+        <w:ind w:left="5760" w:hanging="360"/>
+      </w:pPr>
+      <w:rPr>
+        <w:u w:val="none"/>
+      </w:rPr>
+    </w:lvl>
+    <w:lvl w:ilvl="8">
+      <w:start w:val="1"/>
+      <w:numFmt w:val="bullet"/>
+      <w:lvlText w:val="■"/>
+      <w:lvlJc w:val="left"/>
+      <w:pPr>
+        <w:ind w:left="6480" w:hanging="360"/>
+      </w:pPr>
+      <w:rPr>
+        <w:u w:val="none"/>
+      </w:rPr>
+    </w:lvl>
+  </w:abstractNum>
+  <w:abstractNum w:abstractNumId="19">
+    <w:lvl w:ilvl="0">
+      <w:start w:val="1"/>
+      <w:numFmt w:val="bullet"/>
+      <w:lvlText w:val="●"/>
+      <w:lvlJc w:val="left"/>
+      <w:pPr>
+        <w:ind w:left="720" w:hanging="360"/>
+      </w:pPr>
+      <w:rPr>
+        <w:u w:val="none"/>
+      </w:rPr>
+    </w:lvl>
+    <w:lvl w:ilvl="1">
+      <w:start w:val="1"/>
+      <w:numFmt w:val="bullet"/>
+      <w:lvlText w:val="○"/>
+      <w:lvlJc w:val="left"/>
+      <w:pPr>
+        <w:ind w:left="1440" w:hanging="360"/>
+      </w:pPr>
+      <w:rPr>
+        <w:u w:val="none"/>
+      </w:rPr>
+    </w:lvl>
+    <w:lvl w:ilvl="2">
+      <w:start w:val="1"/>
+      <w:numFmt w:val="bullet"/>
+      <w:lvlText w:val="■"/>
+      <w:lvlJc w:val="left"/>
+      <w:pPr>
+        <w:ind w:left="2160" w:hanging="360"/>
+      </w:pPr>
+      <w:rPr>
+        <w:u w:val="none"/>
+      </w:rPr>
+    </w:lvl>
+    <w:lvl w:ilvl="3">
+      <w:start w:val="1"/>
+      <w:numFmt w:val="bullet"/>
+      <w:lvlText w:val="●"/>
+      <w:lvlJc w:val="left"/>
+      <w:pPr>
+        <w:ind w:left="2880" w:hanging="360"/>
+      </w:pPr>
+      <w:rPr>
+        <w:u w:val="none"/>
+      </w:rPr>
+    </w:lvl>
+    <w:lvl w:ilvl="4">
+      <w:start w:val="1"/>
+      <w:numFmt w:val="bullet"/>
+      <w:lvlText w:val="○"/>
+      <w:lvlJc w:val="left"/>
+      <w:pPr>
+        <w:ind w:left="3600" w:hanging="360"/>
+      </w:pPr>
+      <w:rPr>
+        <w:u w:val="none"/>
+      </w:rPr>
+    </w:lvl>
+    <w:lvl w:ilvl="5">
+      <w:start w:val="1"/>
+      <w:numFmt w:val="bullet"/>
+      <w:lvlText w:val="■"/>
+      <w:lvlJc w:val="left"/>
+      <w:pPr>
+        <w:ind w:left="4320" w:hanging="360"/>
+      </w:pPr>
+      <w:rPr>
+        <w:u w:val="none"/>
+      </w:rPr>
+    </w:lvl>
+    <w:lvl w:ilvl="6">
+      <w:start w:val="1"/>
+      <w:numFmt w:val="bullet"/>
+      <w:lvlText w:val="●"/>
+      <w:lvlJc w:val="left"/>
+      <w:pPr>
+        <w:ind w:left="5040" w:hanging="360"/>
+      </w:pPr>
+      <w:rPr>
+        <w:u w:val="none"/>
+      </w:rPr>
+    </w:lvl>
+    <w:lvl w:ilvl="7">
+      <w:start w:val="1"/>
+      <w:numFmt w:val="bullet"/>
+      <w:lvlText w:val="○"/>
+      <w:lvlJc w:val="left"/>
+      <w:pPr>
+        <w:ind w:left="5760" w:hanging="360"/>
+      </w:pPr>
+      <w:rPr>
+        <w:u w:val="none"/>
+      </w:rPr>
+    </w:lvl>
+    <w:lvl w:ilvl="8">
+      <w:start w:val="1"/>
+      <w:numFmt w:val="bullet"/>
+      <w:lvlText w:val="■"/>
+      <w:lvlJc w:val="left"/>
+      <w:pPr>
+        <w:ind w:left="6480" w:hanging="360"/>
+      </w:pPr>
+      <w:rPr>
+        <w:u w:val="none"/>
+      </w:rPr>
+    </w:lvl>
+  </w:abstractNum>
+  <w:abstractNum w:abstractNumId="20">
+    <w:lvl w:ilvl="0">
+      <w:start w:val="1"/>
+      <w:numFmt w:val="bullet"/>
+      <w:lvlText w:val="●"/>
+      <w:lvlJc w:val="left"/>
+      <w:pPr>
+        <w:ind w:left="720" w:hanging="360"/>
+      </w:pPr>
+      <w:rPr>
+        <w:u w:val="none"/>
+      </w:rPr>
+    </w:lvl>
+    <w:lvl w:ilvl="1">
+      <w:start w:val="1"/>
+      <w:numFmt w:val="bullet"/>
+      <w:lvlText w:val="○"/>
+      <w:lvlJc w:val="left"/>
+      <w:pPr>
+        <w:ind w:left="1440" w:hanging="360"/>
+      </w:pPr>
+      <w:rPr>
+        <w:u w:val="none"/>
+      </w:rPr>
+    </w:lvl>
+    <w:lvl w:ilvl="2">
+      <w:start w:val="1"/>
+      <w:numFmt w:val="bullet"/>
+      <w:lvlText w:val="■"/>
+      <w:lvlJc w:val="left"/>
+      <w:pPr>
+        <w:ind w:left="2160" w:hanging="360"/>
+      </w:pPr>
+      <w:rPr>
+        <w:u w:val="none"/>
+      </w:rPr>
+    </w:lvl>
+    <w:lvl w:ilvl="3">
+      <w:start w:val="1"/>
+      <w:numFmt w:val="bullet"/>
+      <w:lvlText w:val="●"/>
+      <w:lvlJc w:val="left"/>
+      <w:pPr>
+        <w:ind w:left="2880" w:hanging="360"/>
+      </w:pPr>
+      <w:rPr>
+        <w:u w:val="none"/>
+      </w:rPr>
+    </w:lvl>
+    <w:lvl w:ilvl="4">
+      <w:start w:val="1"/>
+      <w:numFmt w:val="bullet"/>
+      <w:lvlText w:val="○"/>
+      <w:lvlJc w:val="left"/>
+      <w:pPr>
+        <w:ind w:left="3600" w:hanging="360"/>
+      </w:pPr>
+      <w:rPr>
+        <w:u w:val="none"/>
+      </w:rPr>
+    </w:lvl>
+    <w:lvl w:ilvl="5">
+      <w:start w:val="1"/>
+      <w:numFmt w:val="bullet"/>
+      <w:lvlText w:val="■"/>
+      <w:lvlJc w:val="left"/>
+      <w:pPr>
+        <w:ind w:left="4320" w:hanging="360"/>
+      </w:pPr>
+      <w:rPr>
+        <w:u w:val="none"/>
+      </w:rPr>
+    </w:lvl>
+    <w:lvl w:ilvl="6">
+      <w:start w:val="1"/>
+      <w:numFmt w:val="bullet"/>
+      <w:lvlText w:val="●"/>
+      <w:lvlJc w:val="left"/>
+      <w:pPr>
+        <w:ind w:left="5040" w:hanging="360"/>
+      </w:pPr>
+      <w:rPr>
+        <w:u w:val="none"/>
+      </w:rPr>
+    </w:lvl>
+    <w:lvl w:ilvl="7">
+      <w:start w:val="1"/>
+      <w:numFmt w:val="bullet"/>
+      <w:lvlText w:val="○"/>
+      <w:lvlJc w:val="left"/>
+      <w:pPr>
+        <w:ind w:left="5760" w:hanging="360"/>
+      </w:pPr>
+      <w:rPr>
+        <w:u w:val="none"/>
+      </w:rPr>
+    </w:lvl>
+    <w:lvl w:ilvl="8">
+      <w:start w:val="1"/>
+      <w:numFmt w:val="bullet"/>
+      <w:lvlText w:val="■"/>
+      <w:lvlJc w:val="left"/>
+      <w:pPr>
+        <w:ind w:left="6480" w:hanging="360"/>
+      </w:pPr>
+      <w:rPr>
+        <w:u w:val="none"/>
+      </w:rPr>
+    </w:lvl>
+  </w:abstractNum>
+  <w:abstractNum w:abstractNumId="21">
+    <w:lvl w:ilvl="0">
+      <w:start w:val="1"/>
+      <w:numFmt w:val="bullet"/>
+      <w:lvlText w:val="●"/>
+      <w:lvlJc w:val="left"/>
+      <w:pPr>
+        <w:ind w:left="720" w:hanging="360"/>
+      </w:pPr>
+      <w:rPr>
+        <w:u w:val="none"/>
+      </w:rPr>
+    </w:lvl>
+    <w:lvl w:ilvl="1">
+      <w:start w:val="1"/>
+      <w:numFmt w:val="bullet"/>
+      <w:lvlText w:val="○"/>
+      <w:lvlJc w:val="left"/>
+      <w:pPr>
+        <w:ind w:left="1440" w:hanging="360"/>
+      </w:pPr>
+      <w:rPr>
+        <w:u w:val="none"/>
+      </w:rPr>
+    </w:lvl>
+    <w:lvl w:ilvl="2">
+      <w:start w:val="1"/>
+      <w:numFmt w:val="bullet"/>
+      <w:lvlText w:val="■"/>
+      <w:lvlJc w:val="left"/>
+      <w:pPr>
+        <w:ind w:left="2160" w:hanging="360"/>
+      </w:pPr>
+      <w:rPr>
+        <w:u w:val="none"/>
+      </w:rPr>
+    </w:lvl>
+    <w:lvl w:ilvl="3">
+      <w:start w:val="1"/>
+      <w:numFmt w:val="bullet"/>
+      <w:lvlText w:val="●"/>
+      <w:lvlJc w:val="left"/>
+      <w:pPr>
+        <w:ind w:left="2880" w:hanging="360"/>
+      </w:pPr>
+      <w:rPr>
+        <w:u w:val="none"/>
+      </w:rPr>
+    </w:lvl>
+    <w:lvl w:ilvl="4">
+      <w:start w:val="1"/>
+      <w:numFmt w:val="bullet"/>
+      <w:lvlText w:val="○"/>
+      <w:lvlJc w:val="left"/>
+      <w:pPr>
+        <w:ind w:left="3600" w:hanging="360"/>
+      </w:pPr>
+      <w:rPr>
+        <w:u w:val="none"/>
+      </w:rPr>
+    </w:lvl>
+    <w:lvl w:ilvl="5">
+      <w:start w:val="1"/>
+      <w:numFmt w:val="bullet"/>
+      <w:lvlText w:val="■"/>
+      <w:lvlJc w:val="left"/>
+      <w:pPr>
+        <w:ind w:left="4320" w:hanging="360"/>
+      </w:pPr>
+      <w:rPr>
+        <w:u w:val="none"/>
+      </w:rPr>
+    </w:lvl>
+    <w:lvl w:ilvl="6">
+      <w:start w:val="1"/>
+      <w:numFmt w:val="bullet"/>
+      <w:lvlText w:val="●"/>
+      <w:lvlJc w:val="left"/>
+      <w:pPr>
+        <w:ind w:left="5040" w:hanging="360"/>
+      </w:pPr>
+      <w:rPr>
+        <w:u w:val="none"/>
+      </w:rPr>
+    </w:lvl>
+    <w:lvl w:ilvl="7">
+      <w:start w:val="1"/>
+      <w:numFmt w:val="bullet"/>
+      <w:lvlText w:val="○"/>
+      <w:lvlJc w:val="left"/>
+      <w:pPr>
+        <w:ind w:left="5760" w:hanging="360"/>
+      </w:pPr>
+      <w:rPr>
+        <w:u w:val="none"/>
+      </w:rPr>
+    </w:lvl>
+    <w:lvl w:ilvl="8">
+      <w:start w:val="1"/>
+      <w:numFmt w:val="bullet"/>
+      <w:lvlText w:val="■"/>
+      <w:lvlJc w:val="left"/>
+      <w:pPr>
+        <w:ind w:left="6480" w:hanging="360"/>
+      </w:pPr>
+      <w:rPr>
+        <w:u w:val="none"/>
+      </w:rPr>
+    </w:lvl>
+  </w:abstractNum>
+  <w:abstractNum w:abstractNumId="22">
+    <w:lvl w:ilvl="0">
+      <w:start w:val="1"/>
+      <w:numFmt w:val="bullet"/>
+      <w:lvlText w:val="●"/>
+      <w:lvlJc w:val="left"/>
+      <w:pPr>
+        <w:ind w:left="720" w:hanging="360"/>
+      </w:pPr>
+      <w:rPr>
+        <w:u w:val="none"/>
+      </w:rPr>
+    </w:lvl>
+    <w:lvl w:ilvl="1">
+      <w:start w:val="1"/>
+      <w:numFmt w:val="bullet"/>
+      <w:lvlText w:val="○"/>
+      <w:lvlJc w:val="left"/>
+      <w:pPr>
+        <w:ind w:left="1440" w:hanging="360"/>
+      </w:pPr>
+      <w:rPr>
+        <w:u w:val="none"/>
+      </w:rPr>
+    </w:lvl>
+    <w:lvl w:ilvl="2">
+      <w:start w:val="1"/>
+      <w:numFmt w:val="bullet"/>
+      <w:lvlText w:val="■"/>
+      <w:lvlJc w:val="left"/>
+      <w:pPr>
+        <w:ind w:left="2160" w:hanging="360"/>
+      </w:pPr>
+      <w:rPr>
+        <w:u w:val="none"/>
+      </w:rPr>
+    </w:lvl>
+    <w:lvl w:ilvl="3">
+      <w:start w:val="1"/>
+      <w:numFmt w:val="bullet"/>
+      <w:lvlText w:val="●"/>
+      <w:lvlJc w:val="left"/>
+      <w:pPr>
+        <w:ind w:left="2880" w:hanging="360"/>
+      </w:pPr>
+      <w:rPr>
+        <w:u w:val="none"/>
+      </w:rPr>
+    </w:lvl>
+    <w:lvl w:ilvl="4">
+      <w:start w:val="1"/>
+      <w:numFmt w:val="bullet"/>
+      <w:lvlText w:val="○"/>
+      <w:lvlJc w:val="left"/>
+      <w:pPr>
+        <w:ind w:left="3600" w:hanging="360"/>
+      </w:pPr>
+      <w:rPr>
+        <w:u w:val="none"/>
+      </w:rPr>
+    </w:lvl>
+    <w:lvl w:ilvl="5">
+      <w:start w:val="1"/>
+      <w:numFmt w:val="bullet"/>
+      <w:lvlText w:val="■"/>
+      <w:lvlJc w:val="left"/>
+      <w:pPr>
+        <w:ind w:left="4320" w:hanging="360"/>
+      </w:pPr>
+      <w:rPr>
+        <w:u w:val="none"/>
+      </w:rPr>
+    </w:lvl>
+    <w:lvl w:ilvl="6">
+      <w:start w:val="1"/>
+      <w:numFmt w:val="bullet"/>
+      <w:lvlText w:val="●"/>
+      <w:lvlJc w:val="left"/>
+      <w:pPr>
+        <w:ind w:left="5040" w:hanging="360"/>
+      </w:pPr>
+      <w:rPr>
+        <w:u w:val="none"/>
+      </w:rPr>
+    </w:lvl>
+    <w:lvl w:ilvl="7">
+      <w:start w:val="1"/>
+      <w:numFmt w:val="bullet"/>
+      <w:lvlText w:val="○"/>
+      <w:lvlJc w:val="left"/>
+      <w:pPr>
+        <w:ind w:left="5760" w:hanging="360"/>
+      </w:pPr>
+      <w:rPr>
+        <w:u w:val="none"/>
+      </w:rPr>
+    </w:lvl>
+    <w:lvl w:ilvl="8">
+      <w:start w:val="1"/>
+      <w:numFmt w:val="bullet"/>
+      <w:lvlText w:val="■"/>
+      <w:lvlJc w:val="left"/>
+      <w:pPr>
+        <w:ind w:left="6480" w:hanging="360"/>
+      </w:pPr>
+      <w:rPr>
+        <w:u w:val="none"/>
+      </w:rPr>
+    </w:lvl>
+  </w:abstractNum>
+  <w:abstractNum w:abstractNumId="23">
+    <w:lvl w:ilvl="0">
+      <w:start w:val="1"/>
+      <w:numFmt w:val="bullet"/>
+      <w:lvlText w:val="●"/>
+      <w:lvlJc w:val="left"/>
+      <w:pPr>
+        <w:ind w:left="720" w:hanging="360"/>
+      </w:pPr>
+      <w:rPr>
+        <w:u w:val="none"/>
+      </w:rPr>
+    </w:lvl>
+    <w:lvl w:ilvl="1">
+      <w:start w:val="1"/>
+      <w:numFmt w:val="bullet"/>
+      <w:lvlText w:val="○"/>
+      <w:lvlJc w:val="left"/>
+      <w:pPr>
+        <w:ind w:left="1440" w:hanging="360"/>
+      </w:pPr>
+      <w:rPr>
+        <w:u w:val="none"/>
+      </w:rPr>
+    </w:lvl>
+    <w:lvl w:ilvl="2">
+      <w:start w:val="1"/>
+      <w:numFmt w:val="bullet"/>
+      <w:lvlText w:val="■"/>
+      <w:lvlJc w:val="left"/>
+      <w:pPr>
+        <w:ind w:left="2160" w:hanging="360"/>
+      </w:pPr>
+      <w:rPr>
+        <w:u w:val="none"/>
+      </w:rPr>
+    </w:lvl>
+    <w:lvl w:ilvl="3">
+      <w:start w:val="1"/>
+      <w:numFmt w:val="bullet"/>
+      <w:lvlText w:val="●"/>
+      <w:lvlJc w:val="left"/>
+      <w:pPr>
+        <w:ind w:left="2880" w:hanging="360"/>
+      </w:pPr>
+      <w:rPr>
+        <w:u w:val="none"/>
+      </w:rPr>
+    </w:lvl>
+    <w:lvl w:ilvl="4">
+      <w:start w:val="1"/>
+      <w:numFmt w:val="bullet"/>
+      <w:lvlText w:val="○"/>
+      <w:lvlJc w:val="left"/>
+      <w:pPr>
+        <w:ind w:left="3600" w:hanging="360"/>
+      </w:pPr>
+      <w:rPr>
+        <w:u w:val="none"/>
+      </w:rPr>
+    </w:lvl>
+    <w:lvl w:ilvl="5">
+      <w:start w:val="1"/>
+      <w:numFmt w:val="bullet"/>
+      <w:lvlText w:val="■"/>
+      <w:lvlJc w:val="left"/>
+      <w:pPr>
+        <w:ind w:left="4320" w:hanging="360"/>
+      </w:pPr>
+      <w:rPr>
+        <w:u w:val="none"/>
+      </w:rPr>
+    </w:lvl>
+    <w:lvl w:ilvl="6">
+      <w:start w:val="1"/>
+      <w:numFmt w:val="bullet"/>
+      <w:lvlText w:val="●"/>
+      <w:lvlJc w:val="left"/>
+      <w:pPr>
+        <w:ind w:left="5040" w:hanging="360"/>
+      </w:pPr>
+      <w:rPr>
+        <w:u w:val="none"/>
+      </w:rPr>
+    </w:lvl>
+    <w:lvl w:ilvl="7">
+      <w:start w:val="1"/>
+      <w:numFmt w:val="bullet"/>
+      <w:lvlText w:val="○"/>
+      <w:lvlJc w:val="left"/>
+      <w:pPr>
+        <w:ind w:left="5760" w:hanging="360"/>
+      </w:pPr>
+      <w:rPr>
+        <w:u w:val="none"/>
+      </w:rPr>
+    </w:lvl>
+    <w:lvl w:ilvl="8">
+      <w:start w:val="1"/>
+      <w:numFmt w:val="bullet"/>
+      <w:lvlText w:val="■"/>
+      <w:lvlJc w:val="left"/>
+      <w:pPr>
+        <w:ind w:left="6480" w:hanging="360"/>
+      </w:pPr>
+      <w:rPr>
+        <w:u w:val="none"/>
+      </w:rPr>
     </w:lvl>
   </w:abstractNum>
   <w:num w:numId="1">
@@ -9027,6 +15035,54 @@
   </w:num>
   <w:num w:numId="7">
     <w:abstractNumId w:val="7"/>
+  </w:num>
+  <w:num w:numId="8">
+    <w:abstractNumId w:val="8"/>
+  </w:num>
+  <w:num w:numId="9">
+    <w:abstractNumId w:val="9"/>
+  </w:num>
+  <w:num w:numId="10">
+    <w:abstractNumId w:val="10"/>
+  </w:num>
+  <w:num w:numId="11">
+    <w:abstractNumId w:val="11"/>
+  </w:num>
+  <w:num w:numId="12">
+    <w:abstractNumId w:val="12"/>
+  </w:num>
+  <w:num w:numId="13">
+    <w:abstractNumId w:val="13"/>
+  </w:num>
+  <w:num w:numId="14">
+    <w:abstractNumId w:val="14"/>
+  </w:num>
+  <w:num w:numId="15">
+    <w:abstractNumId w:val="15"/>
+  </w:num>
+  <w:num w:numId="16">
+    <w:abstractNumId w:val="16"/>
+  </w:num>
+  <w:num w:numId="17">
+    <w:abstractNumId w:val="17"/>
+  </w:num>
+  <w:num w:numId="18">
+    <w:abstractNumId w:val="18"/>
+  </w:num>
+  <w:num w:numId="19">
+    <w:abstractNumId w:val="19"/>
+  </w:num>
+  <w:num w:numId="20">
+    <w:abstractNumId w:val="20"/>
+  </w:num>
+  <w:num w:numId="21">
+    <w:abstractNumId w:val="21"/>
+  </w:num>
+  <w:num w:numId="22">
+    <w:abstractNumId w:val="22"/>
+  </w:num>
+  <w:num w:numId="23">
+    <w:abstractNumId w:val="23"/>
   </w:num>
 </w:numbering>
 </file>
@@ -9195,6 +15251,20 @@
   <w:style w:type="paragraph" w:styleId="Normal" w:default="1">
     <w:name w:val="normal"/>
   </w:style>
+  <w:style w:type="table" w:styleId="TableNormal" w:default="1">
+    <w:name w:val="TableNormal"/>
+    <w:tblPr>
+      <w:tblCellMar>
+        <w:top w:w="100.0" w:type="dxa"/>
+        <w:left w:w="100.0" w:type="dxa"/>
+        <w:bottom w:w="100.0" w:type="dxa"/>
+        <w:right w:w="100.0" w:type="dxa"/>
+      </w:tblCellMar>
+    </w:tblPr>
+  </w:style>
+  <w:style w:type="paragraph" w:styleId="Normal" w:default="1">
+    <w:name w:val="normal"/>
+  </w:style>
   <w:style w:type="character" w:styleId="DefaultParagraphFont" w:default="1">
     <w:name w:val="Default Paragraph Font"/>
     <w:uiPriority w:val="1"/>
@@ -9280,6 +15350,14 @@
       <w:sz w:val="48"/>
       <w:szCs w:val="48"/>
     </w:rPr>
+  </w:style>
+  <w:style w:type="table" w:styleId="Table1">
+    <w:basedOn w:val="TableNormal"/>
+    <w:tblPr>
+      <w:tblStyleRowBandSize w:val="1"/>
+      <w:tblStyleColBandSize w:val="1"/>
+      <w:tblCellMar/>
+    </w:tblPr>
   </w:style>
 </w:styles>
 </file>
@@ -9571,7 +15649,7 @@
 
 <file path=customXML/item1.xml><?xml version="1.0" encoding="utf-8"?>
 <go:gDocsCustomXmlDataStorage xmlns:go="http://customooxmlschemas.google.com/" xmlns:r="http://schemas.openxmlformats.org/officeDocument/2006/relationships" uri="GoogleDocsCustomDataVersion2">
-  <go:docsCustomData xmlns:go="http://customooxmlschemas.google.com/" roundtripDataSignature="AMtx7mhCRPjvMcwAkXBT/1bYGL8Bi7QA8g==">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</go:docsCustomData>
+  <go:docsCustomData xmlns:go="http://customooxmlschemas.google.com/" roundtripDataSignature="AMtx7mhNecOEhexqXHR00xx7oTZSxxLKIQ==">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</go:docsCustomData>
 </go:gDocsCustomXmlDataStorage>
 </file>
 
